--- a/examples/distribution-station-newsystem4/Distribution_Station_newsystem4_Technical_Documentation.docx
+++ b/examples/distribution-station-newsystem4/Distribution_Station_newsystem4_Technical_Documentation.docx
@@ -331,7 +331,21 @@
           <w:sz w:val="22"/>
           <w:szCs w:val="22"/>
         </w:rPr>
-        <w:t xml:space="preserve">9.  Example Package Manifest</w:t>
+        <w:t xml:space="preserve">9.  Relationship to the MAESTRO Core</w:t>
+      </w:r>
+    </w:p>
+    <w:p>
+      <w:pPr>
+        <w:spacing w:after="90" w:line="276"/>
+        <w:ind w:left="120"/>
+      </w:pPr>
+      <w:r>
+        <w:rPr>
+          <w:color w:val="333333"/>
+          <w:sz w:val="22"/>
+          <w:szCs w:val="22"/>
+        </w:rPr>
+        <w:t xml:space="preserve">10. Example Package Manifest</w:t>
       </w:r>
     </w:p>
     <w:p>
@@ -10186,7 +10200,4726 @@
         <w:pStyle w:val="Heading1"/>
       </w:pPr>
       <w:r>
-        <w:t xml:space="preserve">9. Example Package Manifest</w:t>
+        <w:t xml:space="preserve">9. Relationship to the MAESTRO Core</w:t>
+      </w:r>
+    </w:p>
+    <w:p>
+      <w:pPr>
+        <w:spacing w:after="140" w:line="276"/>
+      </w:pPr>
+      <w:r>
+        <w:rPr>
+          <w:b/>
+          <w:bCs/>
+        </w:rPr>
+        <w:t xml:space="preserve">Purpose. </w:t>
+      </w:r>
+      <w:r>
+        <w:t xml:space="preserve">This section shows, in detail, how the newsystem4 station relates to the universal MAESTRO core ontology — material for both the technical documentation and the “MAESTRO-on-our-testbed” demonstration. Every statement is taken from the actual example files (</w:t>
+      </w:r>
+      <w:r>
+        <w:rPr>
+          <w:rFonts w:ascii="Consolas" w:cs="Consolas" w:eastAsia="Consolas" w:hAnsi="Consolas"/>
+          <w:sz w:val="18"/>
+          <w:szCs w:val="18"/>
+        </w:rPr>
+        <w:t xml:space="preserve">plant.ttl</w:t>
+      </w:r>
+      <w:r>
+        <w:t xml:space="preserve"> / </w:t>
+      </w:r>
+      <w:r>
+        <w:rPr>
+          <w:rFonts w:ascii="Consolas" w:cs="Consolas" w:eastAsia="Consolas" w:hAnsi="Consolas"/>
+          <w:sz w:val="18"/>
+          <w:szCs w:val="18"/>
+        </w:rPr>
+        <w:t xml:space="preserve">product.ttl</w:t>
+      </w:r>
+      <w:r>
+        <w:t xml:space="preserve"> / </w:t>
+      </w:r>
+      <w:r>
+        <w:rPr>
+          <w:rFonts w:ascii="Consolas" w:cs="Consolas" w:eastAsia="Consolas" w:hAnsi="Consolas"/>
+          <w:sz w:val="18"/>
+          <w:szCs w:val="18"/>
+        </w:rPr>
+        <w:t xml:space="preserve">runtime.ttl</w:t>
+      </w:r>
+      <w:r>
+        <w:t xml:space="preserve">) and the loaded MAESTRO ontology modules, and is reproducible with the scripts in Section 9.6.</w:t>
+      </w:r>
+    </w:p>
+    <w:p>
+      <w:pPr>
+        <w:pStyle w:val="Heading2"/>
+      </w:pPr>
+      <w:r>
+        <w:t xml:space="preserve">9.1 One frozen core, everything else extends it</w:t>
+      </w:r>
+    </w:p>
+    <w:p>
+      <w:pPr>
+        <w:spacing w:after="140" w:line="276"/>
+      </w:pPr>
+      <w:r>
+        <w:t xml:space="preserve">MAESTRO is a modular, universal manufacturing ontology, layered so that exactly one tier is invariant and everything domain-specific is an extension of it:</w:t>
+      </w:r>
+    </w:p>
+    <w:tbl>
+      <w:tblPr>
+        <w:tblW w:type="dxa" w:w="9360"/>
+        <w:tblBorders>
+          <w:top w:val="single" w:color="auto" w:sz="4"/>
+          <w:left w:val="single" w:color="auto" w:sz="4"/>
+          <w:bottom w:val="single" w:color="auto" w:sz="4"/>
+          <w:right w:val="single" w:color="auto" w:sz="4"/>
+          <w:insideH w:val="single" w:color="auto" w:sz="4"/>
+          <w:insideV w:val="single" w:color="auto" w:sz="4"/>
+        </w:tblBorders>
+      </w:tblPr>
+      <w:tblGrid>
+        <w:gridCol w:w="2700"/>
+        <w:gridCol w:w="5160"/>
+        <w:gridCol w:w="1500"/>
+      </w:tblGrid>
+      <w:tr>
+        <w:trPr>
+          <w:tblHeader/>
+        </w:trPr>
+        <w:tc>
+          <w:tcPr>
+            <w:tcW w:type="dxa" w:w="2700"/>
+            <w:tcBorders>
+              <w:top w:val="single" w:color="BBBBBB" w:sz="1"/>
+              <w:left w:val="single" w:color="BBBBBB" w:sz="1"/>
+              <w:bottom w:val="single" w:color="BBBBBB" w:sz="1"/>
+              <w:right w:val="single" w:color="BBBBBB" w:sz="1"/>
+            </w:tcBorders>
+            <w:shd w:fill="D6E0EC" w:val="clear"/>
+            <w:tcMar>
+              <w:top w:type="dxa" w:w="70"/>
+              <w:left w:type="dxa" w:w="110"/>
+              <w:bottom w:type="dxa" w:w="70"/>
+              <w:right w:type="dxa" w:w="110"/>
+            </w:tcMar>
+          </w:tcPr>
+          <w:p>
+            <w:pPr>
+              <w:spacing w:after="0"/>
+            </w:pPr>
+            <w:r>
+              <w:rPr>
+                <w:b/>
+                <w:bCs/>
+                <w:color w:val="1F3864"/>
+                <w:sz w:val="18"/>
+                <w:szCs w:val="18"/>
+              </w:rPr>
+              <w:t xml:space="preserve">Tier</w:t>
+            </w:r>
+          </w:p>
+        </w:tc>
+        <w:tc>
+          <w:tcPr>
+            <w:tcW w:type="dxa" w:w="5160"/>
+            <w:tcBorders>
+              <w:top w:val="single" w:color="BBBBBB" w:sz="1"/>
+              <w:left w:val="single" w:color="BBBBBB" w:sz="1"/>
+              <w:bottom w:val="single" w:color="BBBBBB" w:sz="1"/>
+              <w:right w:val="single" w:color="BBBBBB" w:sz="1"/>
+            </w:tcBorders>
+            <w:shd w:fill="D6E0EC" w:val="clear"/>
+            <w:tcMar>
+              <w:top w:type="dxa" w:w="70"/>
+              <w:left w:type="dxa" w:w="110"/>
+              <w:bottom w:type="dxa" w:w="70"/>
+              <w:right w:type="dxa" w:w="110"/>
+            </w:tcMar>
+          </w:tcPr>
+          <w:p>
+            <w:pPr>
+              <w:spacing w:after="0"/>
+            </w:pPr>
+            <w:r>
+              <w:rPr>
+                <w:b/>
+                <w:bCs/>
+                <w:color w:val="1F3864"/>
+                <w:sz w:val="18"/>
+                <w:szCs w:val="18"/>
+              </w:rPr>
+              <w:t xml:space="preserve">What it is</w:t>
+            </w:r>
+          </w:p>
+        </w:tc>
+        <w:tc>
+          <w:tcPr>
+            <w:tcW w:type="dxa" w:w="1500"/>
+            <w:tcBorders>
+              <w:top w:val="single" w:color="BBBBBB" w:sz="1"/>
+              <w:left w:val="single" w:color="BBBBBB" w:sz="1"/>
+              <w:bottom w:val="single" w:color="BBBBBB" w:sz="1"/>
+              <w:right w:val="single" w:color="BBBBBB" w:sz="1"/>
+            </w:tcBorders>
+            <w:shd w:fill="D6E0EC" w:val="clear"/>
+            <w:tcMar>
+              <w:top w:type="dxa" w:w="70"/>
+              <w:left w:type="dxa" w:w="110"/>
+              <w:bottom w:type="dxa" w:w="70"/>
+              <w:right w:type="dxa" w:w="110"/>
+            </w:tcMar>
+          </w:tcPr>
+          <w:p>
+            <w:pPr>
+              <w:spacing w:after="0"/>
+            </w:pPr>
+            <w:r>
+              <w:rPr>
+                <w:b/>
+                <w:bCs/>
+                <w:color w:val="1F3864"/>
+                <w:sz w:val="18"/>
+                <w:szCs w:val="18"/>
+              </w:rPr>
+              <w:t xml:space="preserve">Stability</w:t>
+            </w:r>
+          </w:p>
+        </w:tc>
+      </w:tr>
+      <w:tr>
+        <w:tc>
+          <w:tcPr>
+            <w:tcW w:type="dxa" w:w="2700"/>
+            <w:tcBorders>
+              <w:top w:val="single" w:color="BBBBBB" w:sz="1"/>
+              <w:left w:val="single" w:color="BBBBBB" w:sz="1"/>
+              <w:bottom w:val="single" w:color="BBBBBB" w:sz="1"/>
+              <w:right w:val="single" w:color="BBBBBB" w:sz="1"/>
+            </w:tcBorders>
+            <w:shd w:fill="FFFFFF" w:val="clear"/>
+            <w:tcMar>
+              <w:top w:type="dxa" w:w="60"/>
+              <w:left w:type="dxa" w:w="110"/>
+              <w:bottom w:type="dxa" w:w="60"/>
+              <w:right w:type="dxa" w:w="110"/>
+            </w:tcMar>
+          </w:tcPr>
+          <w:p>
+            <w:pPr>
+              <w:spacing w:after="0" w:line="248"/>
+            </w:pPr>
+            <w:r>
+              <w:rPr>
+                <w:sz w:val="18"/>
+                <w:szCs w:val="18"/>
+              </w:rPr>
+              <w:t xml:space="preserve">Frozen core — </w:t>
+            </w:r>
+            <w:r>
+              <w:rPr>
+                <w:rFonts w:ascii="Consolas" w:cs="Consolas" w:eastAsia="Consolas" w:hAnsi="Consolas"/>
+                <w:sz w:val="18"/>
+                <w:szCs w:val="18"/>
+              </w:rPr>
+              <w:t xml:space="preserve">core:</w:t>
+            </w:r>
+            <w:r>
+              <w:rPr>
+                <w:sz w:val="18"/>
+                <w:szCs w:val="18"/>
+              </w:rPr>
+              <w:t xml:space="preserve"> (manufacturing-core.ttl)</w:t>
+            </w:r>
+          </w:p>
+        </w:tc>
+        <w:tc>
+          <w:tcPr>
+            <w:tcW w:type="dxa" w:w="5160"/>
+            <w:tcBorders>
+              <w:top w:val="single" w:color="BBBBBB" w:sz="1"/>
+              <w:left w:val="single" w:color="BBBBBB" w:sz="1"/>
+              <w:bottom w:val="single" w:color="BBBBBB" w:sz="1"/>
+              <w:right w:val="single" w:color="BBBBBB" w:sz="1"/>
+            </w:tcBorders>
+            <w:shd w:fill="FFFFFF" w:val="clear"/>
+            <w:tcMar>
+              <w:top w:type="dxa" w:w="60"/>
+              <w:left w:type="dxa" w:w="110"/>
+              <w:bottom w:type="dxa" w:w="60"/>
+              <w:right w:type="dxa" w:w="110"/>
+            </w:tcMar>
+          </w:tcPr>
+          <w:p>
+            <w:pPr>
+              <w:spacing w:after="0" w:line="248"/>
+            </w:pPr>
+            <w:r>
+              <w:rPr>
+                <w:sz w:val="18"/>
+                <w:szCs w:val="18"/>
+              </w:rPr>
+              <w:t xml:space="preserve">The universal abstractions (the </w:t>
+            </w:r>
+            <w:r>
+              <w:rPr>
+                <w:rFonts w:ascii="Consolas" w:cs="Consolas" w:eastAsia="Consolas" w:hAnsi="Consolas"/>
+                <w:sz w:val="18"/>
+                <w:szCs w:val="18"/>
+              </w:rPr>
+              <w:t xml:space="preserve">core:Entity</w:t>
+            </w:r>
+            <w:r>
+              <w:rPr>
+                <w:sz w:val="18"/>
+                <w:szCs w:val="18"/>
+              </w:rPr>
+              <w:t xml:space="preserve"> taxonomy) and the spine relations (</w:t>
+            </w:r>
+            <w:r>
+              <w:rPr>
+                <w:rFonts w:ascii="Consolas" w:cs="Consolas" w:eastAsia="Consolas" w:hAnsi="Consolas"/>
+                <w:sz w:val="17"/>
+                <w:szCs w:val="17"/>
+              </w:rPr>
+              <w:t xml:space="preserve">hasPart, provides, implements, controls, realizedBySkill, requiresCapability, composedOfSkill, hasState, canPerform, canManufacture</w:t>
+            </w:r>
+            <w:r>
+              <w:rPr>
+                <w:sz w:val="18"/>
+                <w:szCs w:val="18"/>
+              </w:rPr>
+              <w:t xml:space="preserve">, …). Imports nothing.</w:t>
+            </w:r>
+          </w:p>
+        </w:tc>
+        <w:tc>
+          <w:tcPr>
+            <w:tcW w:type="dxa" w:w="1500"/>
+            <w:tcBorders>
+              <w:top w:val="single" w:color="BBBBBB" w:sz="1"/>
+              <w:left w:val="single" w:color="BBBBBB" w:sz="1"/>
+              <w:bottom w:val="single" w:color="BBBBBB" w:sz="1"/>
+              <w:right w:val="single" w:color="BBBBBB" w:sz="1"/>
+            </w:tcBorders>
+            <w:shd w:fill="FFFFFF" w:val="clear"/>
+            <w:tcMar>
+              <w:top w:type="dxa" w:w="60"/>
+              <w:left w:type="dxa" w:w="110"/>
+              <w:bottom w:type="dxa" w:w="60"/>
+              <w:right w:type="dxa" w:w="110"/>
+            </w:tcMar>
+          </w:tcPr>
+          <w:p>
+            <w:pPr>
+              <w:spacing w:after="0" w:line="248"/>
+            </w:pPr>
+            <w:r>
+              <w:rPr>
+                <w:sz w:val="18"/>
+                <w:szCs w:val="18"/>
+              </w:rPr>
+              <w:t xml:space="preserve">Invariant — changes only at a major version</w:t>
+            </w:r>
+          </w:p>
+        </w:tc>
+      </w:tr>
+      <w:tr>
+        <w:tc>
+          <w:tcPr>
+            <w:tcW w:type="dxa" w:w="2700"/>
+            <w:tcBorders>
+              <w:top w:val="single" w:color="BBBBBB" w:sz="1"/>
+              <w:left w:val="single" w:color="BBBBBB" w:sz="1"/>
+              <w:bottom w:val="single" w:color="BBBBBB" w:sz="1"/>
+              <w:right w:val="single" w:color="BBBBBB" w:sz="1"/>
+            </w:tcBorders>
+            <w:shd w:fill="F4F7FB" w:val="clear"/>
+            <w:tcMar>
+              <w:top w:type="dxa" w:w="60"/>
+              <w:left w:type="dxa" w:w="110"/>
+              <w:bottom w:type="dxa" w:w="60"/>
+              <w:right w:type="dxa" w:w="110"/>
+            </w:tcMar>
+          </w:tcPr>
+          <w:p>
+            <w:pPr>
+              <w:spacing w:after="0" w:line="248"/>
+            </w:pPr>
+            <w:r>
+              <w:rPr>
+                <w:sz w:val="18"/>
+                <w:szCs w:val="18"/>
+              </w:rPr>
+              <w:t xml:space="preserve">MAESTRO modules — </w:t>
+            </w:r>
+            <w:r>
+              <w:rPr>
+                <w:rFonts w:ascii="Consolas" w:cs="Consolas" w:eastAsia="Consolas" w:hAnsi="Consolas"/>
+                <w:sz w:val="16"/>
+                <w:szCs w:val="16"/>
+              </w:rPr>
+              <w:t xml:space="preserve">res:, skill:, cap:, proc:, prod:, iec61499:, opcua:, motion:, sensor:, runtime:</w:t>
+            </w:r>
+          </w:p>
+        </w:tc>
+        <w:tc>
+          <w:tcPr>
+            <w:tcW w:type="dxa" w:w="5160"/>
+            <w:tcBorders>
+              <w:top w:val="single" w:color="BBBBBB" w:sz="1"/>
+              <w:left w:val="single" w:color="BBBBBB" w:sz="1"/>
+              <w:bottom w:val="single" w:color="BBBBBB" w:sz="1"/>
+              <w:right w:val="single" w:color="BBBBBB" w:sz="1"/>
+            </w:tcBorders>
+            <w:shd w:fill="F4F7FB" w:val="clear"/>
+            <w:tcMar>
+              <w:top w:type="dxa" w:w="60"/>
+              <w:left w:type="dxa" w:w="110"/>
+              <w:bottom w:type="dxa" w:w="60"/>
+              <w:right w:type="dxa" w:w="110"/>
+            </w:tcMar>
+          </w:tcPr>
+          <w:p>
+            <w:pPr>
+              <w:spacing w:after="0" w:line="248"/>
+            </w:pPr>
+            <w:r>
+              <w:rPr>
+                <w:sz w:val="18"/>
+                <w:szCs w:val="18"/>
+              </w:rPr>
+              <w:t xml:space="preserve">Domain / adapter vocabularies that couple to core only via </w:t>
+            </w:r>
+            <w:r>
+              <w:rPr>
+                <w:rFonts w:ascii="Consolas" w:cs="Consolas" w:eastAsia="Consolas" w:hAnsi="Consolas"/>
+                <w:sz w:val="18"/>
+                <w:szCs w:val="18"/>
+              </w:rPr>
+              <w:t xml:space="preserve">owl:imports</w:t>
+            </w:r>
+            <w:r>
+              <w:rPr>
+                <w:sz w:val="18"/>
+                <w:szCs w:val="18"/>
+              </w:rPr>
+              <w:t xml:space="preserve"> + </w:t>
+            </w:r>
+            <w:r>
+              <w:rPr>
+                <w:rFonts w:ascii="Consolas" w:cs="Consolas" w:eastAsia="Consolas" w:hAnsi="Consolas"/>
+                <w:sz w:val="17"/>
+                <w:szCs w:val="17"/>
+              </w:rPr>
+              <w:t xml:space="preserve">rdfs:subClassOf / rdfs:subPropertyOf core:*</w:t>
+            </w:r>
+            <w:r>
+              <w:rPr>
+                <w:sz w:val="18"/>
+                <w:szCs w:val="18"/>
+              </w:rPr>
+              <w:t xml:space="preserve">.</w:t>
+            </w:r>
+          </w:p>
+        </w:tc>
+        <w:tc>
+          <w:tcPr>
+            <w:tcW w:type="dxa" w:w="1500"/>
+            <w:tcBorders>
+              <w:top w:val="single" w:color="BBBBBB" w:sz="1"/>
+              <w:left w:val="single" w:color="BBBBBB" w:sz="1"/>
+              <w:bottom w:val="single" w:color="BBBBBB" w:sz="1"/>
+              <w:right w:val="single" w:color="BBBBBB" w:sz="1"/>
+            </w:tcBorders>
+            <w:shd w:fill="F4F7FB" w:val="clear"/>
+            <w:tcMar>
+              <w:top w:type="dxa" w:w="60"/>
+              <w:left w:type="dxa" w:w="110"/>
+              <w:bottom w:type="dxa" w:w="60"/>
+              <w:right w:type="dxa" w:w="110"/>
+            </w:tcMar>
+          </w:tcPr>
+          <w:p>
+            <w:pPr>
+              <w:spacing w:after="0" w:line="248"/>
+            </w:pPr>
+            <w:r>
+              <w:rPr>
+                <w:sz w:val="18"/>
+                <w:szCs w:val="18"/>
+              </w:rPr>
+              <w:t xml:space="preserve">Stable, versioned extensions</w:t>
+            </w:r>
+          </w:p>
+        </w:tc>
+      </w:tr>
+      <w:tr>
+        <w:tc>
+          <w:tcPr>
+            <w:tcW w:type="dxa" w:w="2700"/>
+            <w:tcBorders>
+              <w:top w:val="single" w:color="BBBBBB" w:sz="1"/>
+              <w:left w:val="single" w:color="BBBBBB" w:sz="1"/>
+              <w:bottom w:val="single" w:color="BBBBBB" w:sz="1"/>
+              <w:right w:val="single" w:color="BBBBBB" w:sz="1"/>
+            </w:tcBorders>
+            <w:shd w:fill="FFFFFF" w:val="clear"/>
+            <w:tcMar>
+              <w:top w:type="dxa" w:w="60"/>
+              <w:left w:type="dxa" w:w="110"/>
+              <w:bottom w:type="dxa" w:w="60"/>
+              <w:right w:type="dxa" w:w="110"/>
+            </w:tcMar>
+          </w:tcPr>
+          <w:p>
+            <w:pPr>
+              <w:spacing w:after="0" w:line="248"/>
+            </w:pPr>
+            <w:r>
+              <w:rPr>
+                <w:sz w:val="18"/>
+                <w:szCs w:val="18"/>
+              </w:rPr>
+              <w:t xml:space="preserve">Example / testbed — </w:t>
+            </w:r>
+            <w:r>
+              <w:rPr>
+                <w:rFonts w:ascii="Consolas" w:cs="Consolas" w:eastAsia="Consolas" w:hAnsi="Consolas"/>
+                <w:sz w:val="18"/>
+                <w:szCs w:val="18"/>
+              </w:rPr>
+              <w:t xml:space="preserve">ex:</w:t>
+            </w:r>
+            <w:r>
+              <w:rPr>
+                <w:sz w:val="18"/>
+                <w:szCs w:val="18"/>
+              </w:rPr>
+              <w:t xml:space="preserve"> (this station)</w:t>
+            </w:r>
+          </w:p>
+        </w:tc>
+        <w:tc>
+          <w:tcPr>
+            <w:tcW w:type="dxa" w:w="5160"/>
+            <w:tcBorders>
+              <w:top w:val="single" w:color="BBBBBB" w:sz="1"/>
+              <w:left w:val="single" w:color="BBBBBB" w:sz="1"/>
+              <w:bottom w:val="single" w:color="BBBBBB" w:sz="1"/>
+              <w:right w:val="single" w:color="BBBBBB" w:sz="1"/>
+            </w:tcBorders>
+            <w:shd w:fill="FFFFFF" w:val="clear"/>
+            <w:tcMar>
+              <w:top w:type="dxa" w:w="60"/>
+              <w:left w:type="dxa" w:w="110"/>
+              <w:bottom w:type="dxa" w:w="60"/>
+              <w:right w:type="dxa" w:w="110"/>
+            </w:tcMar>
+          </w:tcPr>
+          <w:p>
+            <w:pPr>
+              <w:spacing w:after="0" w:line="248"/>
+            </w:pPr>
+            <w:r>
+              <w:rPr>
+                <w:sz w:val="18"/>
+                <w:szCs w:val="18"/>
+              </w:rPr>
+              <w:t xml:space="preserve">The Festo-specific classes (</w:t>
+            </w:r>
+            <w:r>
+              <w:rPr>
+                <w:rFonts w:ascii="Consolas" w:cs="Consolas" w:eastAsia="Consolas" w:hAnsi="Consolas"/>
+                <w:sz w:val="17"/>
+                <w:szCs w:val="17"/>
+              </w:rPr>
+              <w:t xml:space="preserve">ex:FeederUnit, ex:IOSignal</w:t>
+            </w:r>
+            <w:r>
+              <w:rPr>
+                <w:sz w:val="18"/>
+                <w:szCs w:val="18"/>
+              </w:rPr>
+              <w:t xml:space="preserve">, …) and all the A-Box individuals (</w:t>
+            </w:r>
+            <w:r>
+              <w:rPr>
+                <w:rFonts w:ascii="Consolas" w:cs="Consolas" w:eastAsia="Consolas" w:hAnsi="Consolas"/>
+                <w:sz w:val="17"/>
+                <w:szCs w:val="17"/>
+              </w:rPr>
+              <w:t xml:space="preserve">FeederUnit1, IO_push</w:t>
+            </w:r>
+            <w:r>
+              <w:rPr>
+                <w:sz w:val="18"/>
+                <w:szCs w:val="18"/>
+              </w:rPr>
+              <w:t xml:space="preserve">, …).</w:t>
+            </w:r>
+          </w:p>
+        </w:tc>
+        <w:tc>
+          <w:tcPr>
+            <w:tcW w:type="dxa" w:w="1500"/>
+            <w:tcBorders>
+              <w:top w:val="single" w:color="BBBBBB" w:sz="1"/>
+              <w:left w:val="single" w:color="BBBBBB" w:sz="1"/>
+              <w:bottom w:val="single" w:color="BBBBBB" w:sz="1"/>
+              <w:right w:val="single" w:color="BBBBBB" w:sz="1"/>
+            </w:tcBorders>
+            <w:shd w:fill="FFFFFF" w:val="clear"/>
+            <w:tcMar>
+              <w:top w:type="dxa" w:w="60"/>
+              <w:left w:type="dxa" w:w="110"/>
+              <w:bottom w:type="dxa" w:w="60"/>
+              <w:right w:type="dxa" w:w="110"/>
+            </w:tcMar>
+          </w:tcPr>
+          <w:p>
+            <w:pPr>
+              <w:spacing w:after="0" w:line="248"/>
+            </w:pPr>
+            <w:r>
+              <w:rPr>
+                <w:sz w:val="18"/>
+                <w:szCs w:val="18"/>
+              </w:rPr>
+              <w:t xml:space="preserve">A concrete instantiation</w:t>
+            </w:r>
+          </w:p>
+        </w:tc>
+      </w:tr>
+    </w:tbl>
+    <w:tbl>
+      <w:tblPr>
+        <w:tblW w:type="dxa" w:w="9360"/>
+        <w:tblBorders>
+          <w:top w:val="single" w:color="auto" w:sz="4"/>
+          <w:left w:val="single" w:color="auto" w:sz="4"/>
+          <w:bottom w:val="single" w:color="auto" w:sz="4"/>
+          <w:right w:val="single" w:color="auto" w:sz="4"/>
+          <w:insideH w:val="single" w:color="auto" w:sz="4"/>
+          <w:insideV w:val="single" w:color="auto" w:sz="4"/>
+        </w:tblBorders>
+      </w:tblPr>
+      <w:tblGrid>
+        <w:gridCol w:w="9360"/>
+      </w:tblGrid>
+      <w:tr>
+        <w:tc>
+          <w:tcPr>
+            <w:tcBorders>
+              <w:top w:val="single" w:color="E0C16A" w:sz="1"/>
+              <w:left w:val="single" w:color="C55A11" w:sz="24"/>
+              <w:bottom w:val="single" w:color="E0C16A" w:sz="1"/>
+              <w:right w:val="single" w:color="E0C16A" w:sz="1"/>
+            </w:tcBorders>
+            <w:shd w:fill="FFF2CC" w:val="clear"/>
+            <w:tcMar>
+              <w:top w:type="dxa" w:w="100"/>
+              <w:left w:type="dxa" w:w="160"/>
+              <w:bottom w:type="dxa" w:w="100"/>
+              <w:right w:type="dxa" w:w="160"/>
+            </w:tcMar>
+          </w:tcPr>
+          <w:p>
+            <w:pPr>
+              <w:spacing w:after="0" w:line="264"/>
+            </w:pPr>
+            <w:r>
+              <w:rPr>
+                <w:b/>
+                <w:bCs/>
+                <w:color w:val="7F4F01"/>
+                <w:sz w:val="19"/>
+                <w:szCs w:val="19"/>
+              </w:rPr>
+              <w:t xml:space="preserve">The key idea.  </w:t>
+            </w:r>
+            <w:r>
+              <w:t xml:space="preserve">The newsystem4 example is </w:t>
+            </w:r>
+            <w:r>
+              <w:rPr>
+                <w:i/>
+                <w:iCs/>
+              </w:rPr>
+              <w:t xml:space="preserve">not</w:t>
+            </w:r>
+            <w:r>
+              <w:t xml:space="preserve"> a separate model — it is the universal core, specialised down to the Festo testbed. No element introduces a new top-level concept; each one specialises a core class or sub-properties a core relation.</w:t>
+            </w:r>
+          </w:p>
+        </w:tc>
+      </w:tr>
+    </w:tbl>
+    <w:p>
+      <w:pPr>
+        <w:pStyle w:val="Heading2"/>
+      </w:pPr>
+      <w:r>
+        <w:t xml:space="preserve">9.2 Class alignment — every example class is a kind of a core class</w:t>
+      </w:r>
+    </w:p>
+    <w:p>
+      <w:pPr>
+        <w:spacing w:after="140" w:line="276"/>
+      </w:pPr>
+      <w:r>
+        <w:t xml:space="preserve">Running the </w:t>
+      </w:r>
+      <w:r>
+        <w:rPr>
+          <w:rFonts w:ascii="Consolas" w:cs="Consolas" w:eastAsia="Consolas" w:hAnsi="Consolas"/>
+          <w:sz w:val="18"/>
+          <w:szCs w:val="18"/>
+        </w:rPr>
+        <w:t xml:space="preserve">rdfs:subClassOf</w:t>
+      </w:r>
+      <w:r>
+        <w:t xml:space="preserve"> closure over the example plus the ontology shows that every domain class used in the station resolves to a frozen </w:t>
+      </w:r>
+      <w:r>
+        <w:rPr>
+          <w:rFonts w:ascii="Consolas" w:cs="Consolas" w:eastAsia="Consolas" w:hAnsi="Consolas"/>
+          <w:sz w:val="18"/>
+          <w:szCs w:val="18"/>
+        </w:rPr>
+        <w:t xml:space="preserve">core:</w:t>
+      </w:r>
+      <w:r>
+        <w:t xml:space="preserve"> class (zero classes without a core ancestor). Figure 7 shows the bridge directly; each Festo individual (left) is — through </w:t>
+      </w:r>
+      <w:r>
+        <w:rPr>
+          <w:rFonts w:ascii="Consolas" w:cs="Consolas" w:eastAsia="Consolas" w:hAnsi="Consolas"/>
+          <w:sz w:val="18"/>
+          <w:szCs w:val="18"/>
+        </w:rPr>
+        <w:t xml:space="preserve">rdf:type / rdfs:subClassOf</w:t>
+      </w:r>
+      <w:r>
+        <w:t xml:space="preserve"> — an instance of a frozen core class (right).</w:t>
+      </w:r>
+    </w:p>
+    <w:p>
+      <w:pPr>
+        <w:spacing w:after="60" w:before="120"/>
+        <w:jc w:val="center"/>
+      </w:pPr>
+      <w:r>
+        <w:drawing>
+          <wp:inline distT="0" distB="0" distL="0" distR="0">
+            <wp:extent cx="5334000" cy="3705225"/>
+            <wp:effectExtent t="0" r="0" b="0" l="0"/>
+            <wp:docPr id="1" name="16-core-to-festo-bridge.png" descr="Figure 7 — MAESTRO universal core ↔ Festo testbed bridge. Green = Festo testbed individual; grey = MAESTRO/example class that specialises core; gold = the frozen core spine class it ultimately resolves to." title="Figure 7 — MAESTRO universal core ↔ Festo testbed bridge. Green = Festo testbed individual; grey = MAESTRO/example class that specialises core; gold = the frozen core spine class it ultimately resolves to."/>
+            <wp:cNvGraphicFramePr>
+              <a:graphicFrameLocks xmlns:a="http://schemas.openxmlformats.org/drawingml/2006/main" noChangeAspect="1"/>
+            </wp:cNvGraphicFramePr>
+            <a:graphic xmlns:a="http://schemas.openxmlformats.org/drawingml/2006/main">
+              <a:graphicData uri="http://schemas.openxmlformats.org/drawingml/2006/picture">
+                <pic:pic xmlns:pic="http://schemas.openxmlformats.org/drawingml/2006/picture">
+                  <pic:nvPicPr>
+                    <pic:cNvPr id="0" name="" descr=""/>
+                    <pic:cNvPicPr>
+                      <a:picLocks noChangeAspect="1" noChangeArrowheads="1"/>
+                    </pic:cNvPicPr>
+                  </pic:nvPicPr>
+                  <pic:blipFill>
+                    <a:blip r:embed="rId12" cstate="none"/>
+                    <a:srcRect/>
+                    <a:stretch>
+                      <a:fillRect/>
+                    </a:stretch>
+                  </pic:blipFill>
+                  <pic:spPr bwMode="auto">
+                    <a:xfrm>
+                      <a:off x="0" y="0"/>
+                      <a:ext cx="5334000" cy="3705225"/>
+                    </a:xfrm>
+                    <a:prstGeom prst="rect">
+                      <a:avLst/>
+                    </a:prstGeom>
+                  </pic:spPr>
+                </pic:pic>
+              </a:graphicData>
+            </a:graphic>
+          </wp:inline>
+        </w:drawing>
+      </w:r>
+    </w:p>
+    <w:p>
+      <w:pPr>
+        <w:spacing w:after="200"/>
+        <w:jc w:val="center"/>
+      </w:pPr>
+      <w:r>
+        <w:rPr>
+          <w:i/>
+          <w:iCs/>
+          <w:color w:val="595959"/>
+          <w:sz w:val="18"/>
+          <w:szCs w:val="18"/>
+        </w:rPr>
+        <w:t xml:space="preserve">Figure 7 — MAESTRO universal core ↔ Festo testbed bridge. Green = Festo testbed individual; grey = MAESTRO/example class that specialises core; gold = the frozen core spine class it ultimately resolves to.</w:t>
+      </w:r>
+    </w:p>
+    <w:p>
+      <w:pPr>
+        <w:spacing w:after="140" w:line="276"/>
+      </w:pPr>
+      <w:r>
+        <w:t xml:space="preserve">Grouped by the core class they specialise:</w:t>
+      </w:r>
+    </w:p>
+    <w:p>
+      <w:pPr>
+        <w:pBdr>
+          <w:left w:val="single" w:color="C55A11" w:sz="18" w:space="6"/>
+        </w:pBdr>
+        <w:shd w:fill="F4F4F4" w:val="clear"/>
+        <w:spacing w:after="0" w:line="240"/>
+        <w:ind w:left="120"/>
+      </w:pPr>
+      <w:r>
+        <w:rPr>
+          <w:rFonts w:ascii="Consolas" w:cs="Consolas" w:eastAsia="Consolas" w:hAnsi="Consolas"/>
+          <w:color w:val="1A1A1A"/>
+          <w:sz w:val="17"/>
+          <w:szCs w:val="17"/>
+        </w:rPr>
+        <w:t xml:space="preserve">core:Resource  (physical manufacturing assets)</w:t>
+      </w:r>
+    </w:p>
+    <w:p>
+      <w:pPr>
+        <w:pBdr>
+          <w:left w:val="single" w:color="C55A11" w:sz="18" w:space="6"/>
+        </w:pBdr>
+        <w:shd w:fill="F4F4F4" w:val="clear"/>
+        <w:spacing w:after="0" w:line="240"/>
+        <w:ind w:left="120"/>
+      </w:pPr>
+      <w:r>
+        <w:rPr>
+          <w:rFonts w:ascii="Consolas" w:cs="Consolas" w:eastAsia="Consolas" w:hAnsi="Consolas"/>
+          <w:color w:val="1A1A1A"/>
+          <w:sz w:val="17"/>
+          <w:szCs w:val="17"/>
+        </w:rPr>
+        <w:t xml:space="preserve">  ├── res:Machine          ← FeederUnit1, TransferUnit1, Magazine1, ControlConsole1</w:t>
+      </w:r>
+    </w:p>
+    <w:p>
+      <w:pPr>
+        <w:pBdr>
+          <w:left w:val="single" w:color="C55A11" w:sz="18" w:space="6"/>
+        </w:pBdr>
+        <w:shd w:fill="F4F4F4" w:val="clear"/>
+        <w:spacing w:after="0" w:line="240"/>
+        <w:ind w:left="120"/>
+      </w:pPr>
+      <w:r>
+        <w:rPr>
+          <w:rFonts w:ascii="Consolas" w:cs="Consolas" w:eastAsia="Consolas" w:hAnsi="Consolas"/>
+          <w:color w:val="1A1A1A"/>
+          <w:sz w:val="17"/>
+          <w:szCs w:val="17"/>
+        </w:rPr>
+        <w:t xml:space="preserve">  │     └── res:Robot ← res:TransferArm  ← TransferArm1</w:t>
+      </w:r>
+    </w:p>
+    <w:p>
+      <w:pPr>
+        <w:pBdr>
+          <w:left w:val="single" w:color="C55A11" w:sz="18" w:space="6"/>
+        </w:pBdr>
+        <w:shd w:fill="F4F4F4" w:val="clear"/>
+        <w:spacing w:after="0" w:line="240"/>
+        <w:ind w:left="120"/>
+      </w:pPr>
+      <w:r>
+        <w:rPr>
+          <w:rFonts w:ascii="Consolas" w:cs="Consolas" w:eastAsia="Consolas" w:hAnsi="Consolas"/>
+          <w:color w:val="1A1A1A"/>
+          <w:sz w:val="17"/>
+          <w:szCs w:val="17"/>
+        </w:rPr>
+        <w:t xml:space="preserve">  ├── res:Actuator         ← FeederCylinder1 (DSNU-8-80), TransferMotor1 (DSR-16-180),</w:t>
+      </w:r>
+    </w:p>
+    <w:p>
+      <w:pPr>
+        <w:pBdr>
+          <w:left w:val="single" w:color="C55A11" w:sz="18" w:space="6"/>
+        </w:pBdr>
+        <w:shd w:fill="F4F4F4" w:val="clear"/>
+        <w:spacing w:after="0" w:line="240"/>
+        <w:ind w:left="120"/>
+      </w:pPr>
+      <w:r>
+        <w:rPr>
+          <w:rFonts w:ascii="Consolas" w:cs="Consolas" w:eastAsia="Consolas" w:hAnsi="Consolas"/>
+          <w:color w:val="1A1A1A"/>
+          <w:sz w:val="17"/>
+          <w:szCs w:val="17"/>
+        </w:rPr>
+        <w:t xml:space="preserve">  │                          VacuumValve1, VacuumGenerator1</w:t>
+      </w:r>
+    </w:p>
+    <w:p>
+      <w:pPr>
+        <w:pBdr>
+          <w:left w:val="single" w:color="C55A11" w:sz="18" w:space="6"/>
+        </w:pBdr>
+        <w:shd w:fill="F4F4F4" w:val="clear"/>
+        <w:spacing w:after="0" w:line="240"/>
+        <w:ind w:left="120"/>
+      </w:pPr>
+      <w:r>
+        <w:rPr>
+          <w:rFonts w:ascii="Consolas" w:cs="Consolas" w:eastAsia="Consolas" w:hAnsi="Consolas"/>
+          <w:color w:val="1A1A1A"/>
+          <w:sz w:val="17"/>
+          <w:szCs w:val="17"/>
+        </w:rPr>
+        <w:t xml:space="preserve">  ├── res:Tool             ← FeederPusher1, VacuumFilter1 (VAF-8), SuctionCup1 (VAS-8),</w:t>
+      </w:r>
+    </w:p>
+    <w:p>
+      <w:pPr>
+        <w:pBdr>
+          <w:left w:val="single" w:color="C55A11" w:sz="18" w:space="6"/>
+        </w:pBdr>
+        <w:shd w:fill="F4F4F4" w:val="clear"/>
+        <w:spacing w:after="0" w:line="240"/>
+        <w:ind w:left="120"/>
+      </w:pPr>
+      <w:r>
+        <w:rPr>
+          <w:rFonts w:ascii="Consolas" w:cs="Consolas" w:eastAsia="Consolas" w:hAnsi="Consolas"/>
+          <w:color w:val="1A1A1A"/>
+          <w:sz w:val="17"/>
+          <w:szCs w:val="17"/>
+        </w:rPr>
+        <w:t xml:space="preserve">  │                          VacuumUnit1</w:t>
+      </w:r>
+    </w:p>
+    <w:p>
+      <w:pPr>
+        <w:pBdr>
+          <w:left w:val="single" w:color="C55A11" w:sz="18" w:space="6"/>
+        </w:pBdr>
+        <w:shd w:fill="F4F4F4" w:val="clear"/>
+        <w:spacing w:after="0" w:line="240"/>
+        <w:ind w:left="120"/>
+      </w:pPr>
+      <w:r>
+        <w:rPr>
+          <w:rFonts w:ascii="Consolas" w:cs="Consolas" w:eastAsia="Consolas" w:hAnsi="Consolas"/>
+          <w:color w:val="1A1A1A"/>
+          <w:sz w:val="17"/>
+          <w:szCs w:val="17"/>
+        </w:rPr>
+        <w:t xml:space="preserve">  ├── sensor:Sensor        ← SME-8 ×2, SOEG-L, S-3-E ×2, VPEV   (⊑ core:Resource + sosa:Sensor)</w:t>
+      </w:r>
+    </w:p>
+    <w:p>
+      <w:pPr>
+        <w:pBdr>
+          <w:left w:val="single" w:color="C55A11" w:sz="18" w:space="6"/>
+        </w:pBdr>
+        <w:shd w:fill="F4F4F4" w:val="clear"/>
+        <w:spacing w:after="0" w:line="240"/>
+        <w:ind w:left="120"/>
+      </w:pPr>
+      <w:r>
+        <w:rPr>
+          <w:rFonts w:ascii="Consolas" w:cs="Consolas" w:eastAsia="Consolas" w:hAnsi="Consolas"/>
+          <w:color w:val="1A1A1A"/>
+          <w:sz w:val="17"/>
+          <w:szCs w:val="17"/>
+        </w:rPr>
+        <w:t xml:space="preserve">  └── res:ControllerDevice ← res:PLC  ← Device_EcoRT_0 (Soft_dPAC)</w:t>
+      </w:r>
+    </w:p>
+    <w:p>
+      <w:pPr>
+        <w:pBdr>
+          <w:left w:val="single" w:color="C55A11" w:sz="18" w:space="6"/>
+        </w:pBdr>
+        <w:shd w:fill="F4F4F4" w:val="clear"/>
+        <w:spacing w:after="0" w:line="240"/>
+        <w:ind w:left="120"/>
+      </w:pPr>
+      <w:r>
+        <w:rPr>
+          <w:rFonts w:ascii="Consolas" w:cs="Consolas" w:eastAsia="Consolas" w:hAnsi="Consolas"/>
+          <w:color w:val="1A1A1A"/>
+          <w:sz w:val="17"/>
+          <w:szCs w:val="17"/>
+        </w:rPr>
+        <w:t xml:space="preserve"> </w:t>
+      </w:r>
+    </w:p>
+    <w:p>
+      <w:pPr>
+        <w:pBdr>
+          <w:left w:val="single" w:color="C55A11" w:sz="18" w:space="6"/>
+        </w:pBdr>
+        <w:shd w:fill="F4F4F4" w:val="clear"/>
+        <w:spacing w:after="0" w:line="240"/>
+        <w:ind w:left="120"/>
+      </w:pPr>
+      <w:r>
+        <w:rPr>
+          <w:rFonts w:ascii="Consolas" w:cs="Consolas" w:eastAsia="Consolas" w:hAnsi="Consolas"/>
+          <w:color w:val="1A1A1A"/>
+          <w:sz w:val="17"/>
+          <w:szCs w:val="17"/>
+        </w:rPr>
+        <w:t xml:space="preserve">core:Plant      ← DistributingStation1   (the whole station)</w:t>
+      </w:r>
+    </w:p>
+    <w:p>
+      <w:pPr>
+        <w:pBdr>
+          <w:left w:val="single" w:color="C55A11" w:sz="18" w:space="6"/>
+        </w:pBdr>
+        <w:shd w:fill="F4F4F4" w:val="clear"/>
+        <w:spacing w:after="0" w:line="240"/>
+        <w:ind w:left="120"/>
+      </w:pPr>
+      <w:r>
+        <w:rPr>
+          <w:rFonts w:ascii="Consolas" w:cs="Consolas" w:eastAsia="Consolas" w:hAnsi="Consolas"/>
+          <w:color w:val="1A1A1A"/>
+          <w:sz w:val="17"/>
+          <w:szCs w:val="17"/>
+        </w:rPr>
+        <w:t xml:space="preserve"> </w:t>
+      </w:r>
+    </w:p>
+    <w:p>
+      <w:pPr>
+        <w:pBdr>
+          <w:left w:val="single" w:color="C55A11" w:sz="18" w:space="6"/>
+        </w:pBdr>
+        <w:shd w:fill="F4F4F4" w:val="clear"/>
+        <w:spacing w:after="0" w:line="240"/>
+        <w:ind w:left="120"/>
+      </w:pPr>
+      <w:r>
+        <w:rPr>
+          <w:rFonts w:ascii="Consolas" w:cs="Consolas" w:eastAsia="Consolas" w:hAnsi="Consolas"/>
+          <w:color w:val="1A1A1A"/>
+          <w:sz w:val="17"/>
+          <w:szCs w:val="17"/>
+        </w:rPr>
+        <w:t xml:space="preserve">core:Skill</w:t>
+      </w:r>
+    </w:p>
+    <w:p>
+      <w:pPr>
+        <w:pBdr>
+          <w:left w:val="single" w:color="C55A11" w:sz="18" w:space="6"/>
+        </w:pBdr>
+        <w:shd w:fill="F4F4F4" w:val="clear"/>
+        <w:spacing w:after="0" w:line="240"/>
+        <w:ind w:left="120"/>
+      </w:pPr>
+      <w:r>
+        <w:rPr>
+          <w:rFonts w:ascii="Consolas" w:cs="Consolas" w:eastAsia="Consolas" w:hAnsi="Consolas"/>
+          <w:color w:val="1A1A1A"/>
+          <w:sz w:val="17"/>
+          <w:szCs w:val="17"/>
+        </w:rPr>
+        <w:t xml:space="preserve">  ├── skill:AtomicSkill</w:t>
+      </w:r>
+    </w:p>
+    <w:p>
+      <w:pPr>
+        <w:pBdr>
+          <w:left w:val="single" w:color="C55A11" w:sz="18" w:space="6"/>
+        </w:pBdr>
+        <w:shd w:fill="F4F4F4" w:val="clear"/>
+        <w:spacing w:after="0" w:line="240"/>
+        <w:ind w:left="120"/>
+      </w:pPr>
+      <w:r>
+        <w:rPr>
+          <w:rFonts w:ascii="Consolas" w:cs="Consolas" w:eastAsia="Consolas" w:hAnsi="Consolas"/>
+          <w:color w:val="1A1A1A"/>
+          <w:sz w:val="17"/>
+          <w:szCs w:val="17"/>
+        </w:rPr>
+        <w:t xml:space="preserve">  │     ├── skill:HandlingSkill     ← Type_skMagazineEject</w:t>
+      </w:r>
+    </w:p>
+    <w:p>
+      <w:pPr>
+        <w:pBdr>
+          <w:left w:val="single" w:color="C55A11" w:sz="18" w:space="6"/>
+        </w:pBdr>
+        <w:shd w:fill="F4F4F4" w:val="clear"/>
+        <w:spacing w:after="0" w:line="240"/>
+        <w:ind w:left="120"/>
+      </w:pPr>
+      <w:r>
+        <w:rPr>
+          <w:rFonts w:ascii="Consolas" w:cs="Consolas" w:eastAsia="Consolas" w:hAnsi="Consolas"/>
+          <w:color w:val="1A1A1A"/>
+          <w:sz w:val="17"/>
+          <w:szCs w:val="17"/>
+        </w:rPr>
+        <w:t xml:space="preserve">  │     ├── skill:MotionSkill       ← Type_skMoveToMagazine, Type_skMoveToDownstream</w:t>
+      </w:r>
+    </w:p>
+    <w:p>
+      <w:pPr>
+        <w:pBdr>
+          <w:left w:val="single" w:color="C55A11" w:sz="18" w:space="6"/>
+        </w:pBdr>
+        <w:shd w:fill="F4F4F4" w:val="clear"/>
+        <w:spacing w:after="0" w:line="240"/>
+        <w:ind w:left="120"/>
+      </w:pPr>
+      <w:r>
+        <w:rPr>
+          <w:rFonts w:ascii="Consolas" w:cs="Consolas" w:eastAsia="Consolas" w:hAnsi="Consolas"/>
+          <w:color w:val="1A1A1A"/>
+          <w:sz w:val="17"/>
+          <w:szCs w:val="17"/>
+        </w:rPr>
+        <w:t xml:space="preserve">  │     └── skill:ManipulationSkill ← Type_skGripWorkpiece, Type_skReleaseWorkpiece</w:t>
+      </w:r>
+    </w:p>
+    <w:p>
+      <w:pPr>
+        <w:pBdr>
+          <w:left w:val="single" w:color="C55A11" w:sz="18" w:space="6"/>
+        </w:pBdr>
+        <w:shd w:fill="F4F4F4" w:val="clear"/>
+        <w:spacing w:after="0" w:line="240"/>
+        <w:ind w:left="120"/>
+      </w:pPr>
+      <w:r>
+        <w:rPr>
+          <w:rFonts w:ascii="Consolas" w:cs="Consolas" w:eastAsia="Consolas" w:hAnsi="Consolas"/>
+          <w:color w:val="1A1A1A"/>
+          <w:sz w:val="17"/>
+          <w:szCs w:val="17"/>
+        </w:rPr>
+        <w:t xml:space="preserve">  ├── skill:CompositeSkill</w:t>
+      </w:r>
+    </w:p>
+    <w:p>
+      <w:pPr>
+        <w:pBdr>
+          <w:left w:val="single" w:color="C55A11" w:sz="18" w:space="6"/>
+        </w:pBdr>
+        <w:shd w:fill="F4F4F4" w:val="clear"/>
+        <w:spacing w:after="0" w:line="240"/>
+        <w:ind w:left="120"/>
+      </w:pPr>
+      <w:r>
+        <w:rPr>
+          <w:rFonts w:ascii="Consolas" w:cs="Consolas" w:eastAsia="Consolas" w:hAnsi="Consolas"/>
+          <w:color w:val="1A1A1A"/>
+          <w:sz w:val="17"/>
+          <w:szCs w:val="17"/>
+        </w:rPr>
+        <w:t xml:space="preserve">  │     └── skill:TransferSkill     ← Type_skSwivelArmTransfer</w:t>
+      </w:r>
+    </w:p>
+    <w:p>
+      <w:pPr>
+        <w:pBdr>
+          <w:left w:val="single" w:color="C55A11" w:sz="18" w:space="6"/>
+        </w:pBdr>
+        <w:shd w:fill="F4F4F4" w:val="clear"/>
+        <w:spacing w:after="0" w:line="240"/>
+        <w:ind w:left="120"/>
+      </w:pPr>
+      <w:r>
+        <w:rPr>
+          <w:rFonts w:ascii="Consolas" w:cs="Consolas" w:eastAsia="Consolas" w:hAnsi="Consolas"/>
+          <w:color w:val="1A1A1A"/>
+          <w:sz w:val="17"/>
+          <w:szCs w:val="17"/>
+        </w:rPr>
+        <w:t xml:space="preserve">  └── (registered runtime skills)  ← Reg_Magazine, Reg_SwivelArm (+4 sub), Reg_ButtonsLights</w:t>
+      </w:r>
+    </w:p>
+    <w:p>
+      <w:pPr>
+        <w:pBdr>
+          <w:left w:val="single" w:color="C55A11" w:sz="18" w:space="6"/>
+        </w:pBdr>
+        <w:shd w:fill="F4F4F4" w:val="clear"/>
+        <w:spacing w:after="0" w:line="240"/>
+        <w:ind w:left="120"/>
+      </w:pPr>
+      <w:r>
+        <w:rPr>
+          <w:rFonts w:ascii="Consolas" w:cs="Consolas" w:eastAsia="Consolas" w:hAnsi="Consolas"/>
+          <w:color w:val="1A1A1A"/>
+          <w:sz w:val="17"/>
+          <w:szCs w:val="17"/>
+        </w:rPr>
+        <w:t xml:space="preserve"> </w:t>
+      </w:r>
+    </w:p>
+    <w:p>
+      <w:pPr>
+        <w:pBdr>
+          <w:left w:val="single" w:color="C55A11" w:sz="18" w:space="6"/>
+        </w:pBdr>
+        <w:shd w:fill="F4F4F4" w:val="clear"/>
+        <w:spacing w:after="0" w:line="240"/>
+        <w:ind w:left="120"/>
+      </w:pPr>
+      <w:r>
+        <w:rPr>
+          <w:rFonts w:ascii="Consolas" w:cs="Consolas" w:eastAsia="Consolas" w:hAnsi="Consolas"/>
+          <w:color w:val="1A1A1A"/>
+          <w:sz w:val="17"/>
+          <w:szCs w:val="17"/>
+        </w:rPr>
+        <w:t xml:space="preserve">core:Capability ← cap:HandlingCapability, cap:PickPlaceCapability, cap:TransportCapability</w:t>
+      </w:r>
+    </w:p>
+    <w:p>
+      <w:pPr>
+        <w:pBdr>
+          <w:left w:val="single" w:color="C55A11" w:sz="18" w:space="6"/>
+        </w:pBdr>
+        <w:shd w:fill="F4F4F4" w:val="clear"/>
+        <w:spacing w:after="0" w:line="240"/>
+        <w:ind w:left="120"/>
+      </w:pPr>
+      <w:r>
+        <w:rPr>
+          <w:rFonts w:ascii="Consolas" w:cs="Consolas" w:eastAsia="Consolas" w:hAnsi="Consolas"/>
+          <w:color w:val="1A1A1A"/>
+          <w:sz w:val="17"/>
+          <w:szCs w:val="17"/>
+        </w:rPr>
+        <w:t xml:space="preserve"> </w:t>
+      </w:r>
+    </w:p>
+    <w:p>
+      <w:pPr>
+        <w:pBdr>
+          <w:left w:val="single" w:color="C55A11" w:sz="18" w:space="6"/>
+        </w:pBdr>
+        <w:shd w:fill="F4F4F4" w:val="clear"/>
+        <w:spacing w:after="0" w:line="240"/>
+        <w:ind w:left="120"/>
+      </w:pPr>
+      <w:r>
+        <w:rPr>
+          <w:rFonts w:ascii="Consolas" w:cs="Consolas" w:eastAsia="Consolas" w:hAnsi="Consolas"/>
+          <w:color w:val="1A1A1A"/>
+          <w:sz w:val="17"/>
+          <w:szCs w:val="17"/>
+        </w:rPr>
+        <w:t xml:space="preserve">core:Process    ← proc:ManufacturingProcess</w:t>
+      </w:r>
+    </w:p>
+    <w:p>
+      <w:pPr>
+        <w:pBdr>
+          <w:left w:val="single" w:color="C55A11" w:sz="18" w:space="6"/>
+        </w:pBdr>
+        <w:shd w:fill="F4F4F4" w:val="clear"/>
+        <w:spacing w:after="0" w:line="240"/>
+        <w:ind w:left="120"/>
+      </w:pPr>
+      <w:r>
+        <w:rPr>
+          <w:rFonts w:ascii="Consolas" w:cs="Consolas" w:eastAsia="Consolas" w:hAnsi="Consolas"/>
+          <w:color w:val="1A1A1A"/>
+          <w:sz w:val="17"/>
+          <w:szCs w:val="17"/>
+        </w:rPr>
+        <w:t xml:space="preserve">                    ├── proc:HandlingProcess  ← Push, Grip, Release</w:t>
+      </w:r>
+    </w:p>
+    <w:p>
+      <w:pPr>
+        <w:pBdr>
+          <w:left w:val="single" w:color="C55A11" w:sz="18" w:space="6"/>
+        </w:pBdr>
+        <w:shd w:fill="F4F4F4" w:val="clear"/>
+        <w:spacing w:after="0" w:line="240"/>
+        <w:ind w:left="120"/>
+      </w:pPr>
+      <w:r>
+        <w:rPr>
+          <w:rFonts w:ascii="Consolas" w:cs="Consolas" w:eastAsia="Consolas" w:hAnsi="Consolas"/>
+          <w:color w:val="1A1A1A"/>
+          <w:sz w:val="17"/>
+          <w:szCs w:val="17"/>
+        </w:rPr>
+        <w:t xml:space="preserve">                    └── proc:TransportProcess ← DistributeWorkpiece, MoveToMagazine, MoveToDownstream</w:t>
+      </w:r>
+    </w:p>
+    <w:p>
+      <w:pPr>
+        <w:pBdr>
+          <w:left w:val="single" w:color="C55A11" w:sz="18" w:space="6"/>
+        </w:pBdr>
+        <w:shd w:fill="F4F4F4" w:val="clear"/>
+        <w:spacing w:after="0" w:line="240"/>
+        <w:ind w:left="120"/>
+      </w:pPr>
+      <w:r>
+        <w:rPr>
+          <w:rFonts w:ascii="Consolas" w:cs="Consolas" w:eastAsia="Consolas" w:hAnsi="Consolas"/>
+          <w:color w:val="1A1A1A"/>
+          <w:sz w:val="17"/>
+          <w:szCs w:val="17"/>
+        </w:rPr>
+        <w:t xml:space="preserve"> </w:t>
+      </w:r>
+    </w:p>
+    <w:p>
+      <w:pPr>
+        <w:pBdr>
+          <w:left w:val="single" w:color="C55A11" w:sz="18" w:space="6"/>
+        </w:pBdr>
+        <w:shd w:fill="F4F4F4" w:val="clear"/>
+        <w:spacing w:after="0" w:line="240"/>
+        <w:ind w:left="120"/>
+      </w:pPr>
+      <w:r>
+        <w:rPr>
+          <w:rFonts w:ascii="Consolas" w:cs="Consolas" w:eastAsia="Consolas" w:hAnsi="Consolas"/>
+          <w:color w:val="1A1A1A"/>
+          <w:sz w:val="17"/>
+          <w:szCs w:val="17"/>
+        </w:rPr>
+        <w:t xml:space="preserve">core:Product    ← prod:Part ← WorkpieceWP</w:t>
+      </w:r>
+    </w:p>
+    <w:p>
+      <w:pPr>
+        <w:pBdr>
+          <w:left w:val="single" w:color="C55A11" w:sz="18" w:space="6"/>
+        </w:pBdr>
+        <w:shd w:fill="F4F4F4" w:val="clear"/>
+        <w:spacing w:after="0" w:line="240"/>
+        <w:ind w:left="120"/>
+      </w:pPr>
+      <w:r>
+        <w:rPr>
+          <w:rFonts w:ascii="Consolas" w:cs="Consolas" w:eastAsia="Consolas" w:hAnsi="Consolas"/>
+          <w:color w:val="1A1A1A"/>
+          <w:sz w:val="17"/>
+          <w:szCs w:val="17"/>
+        </w:rPr>
+        <w:t xml:space="preserve"> </w:t>
+      </w:r>
+    </w:p>
+    <w:p>
+      <w:pPr>
+        <w:pBdr>
+          <w:left w:val="single" w:color="C55A11" w:sz="18" w:space="6"/>
+        </w:pBdr>
+        <w:shd w:fill="F4F4F4" w:val="clear"/>
+        <w:spacing w:after="0" w:line="240"/>
+        <w:ind w:left="120"/>
+      </w:pPr>
+      <w:r>
+        <w:rPr>
+          <w:rFonts w:ascii="Consolas" w:cs="Consolas" w:eastAsia="Consolas" w:hAnsi="Consolas"/>
+          <w:color w:val="1A1A1A"/>
+          <w:sz w:val="17"/>
+          <w:szCs w:val="17"/>
+        </w:rPr>
+        <w:t xml:space="preserve">core:ControlComponent</w:t>
+      </w:r>
+    </w:p>
+    <w:p>
+      <w:pPr>
+        <w:pBdr>
+          <w:left w:val="single" w:color="C55A11" w:sz="18" w:space="6"/>
+        </w:pBdr>
+        <w:shd w:fill="F4F4F4" w:val="clear"/>
+        <w:spacing w:after="0" w:line="240"/>
+        <w:ind w:left="120"/>
+      </w:pPr>
+      <w:r>
+        <w:rPr>
+          <w:rFonts w:ascii="Consolas" w:cs="Consolas" w:eastAsia="Consolas" w:hAnsi="Consolas"/>
+          <w:color w:val="1A1A1A"/>
+          <w:sz w:val="17"/>
+          <w:szCs w:val="17"/>
+        </w:rPr>
+        <w:t xml:space="preserve">  └── iec61499:FunctionBlock</w:t>
+      </w:r>
+    </w:p>
+    <w:p>
+      <w:pPr>
+        <w:pBdr>
+          <w:left w:val="single" w:color="C55A11" w:sz="18" w:space="6"/>
+        </w:pBdr>
+        <w:shd w:fill="F4F4F4" w:val="clear"/>
+        <w:spacing w:after="0" w:line="240"/>
+        <w:ind w:left="120"/>
+      </w:pPr>
+      <w:r>
+        <w:rPr>
+          <w:rFonts w:ascii="Consolas" w:cs="Consolas" w:eastAsia="Consolas" w:hAnsi="Consolas"/>
+          <w:color w:val="1A1A1A"/>
+          <w:sz w:val="17"/>
+          <w:szCs w:val="17"/>
+        </w:rPr>
+        <w:t xml:space="preserve">        ├── iec61499:CompositeFB ← skMagazine_mo, skSwivelArm_mo_cmp1, 4 eo-FBTs,</w:t>
+      </w:r>
+    </w:p>
+    <w:p>
+      <w:pPr>
+        <w:pBdr>
+          <w:left w:val="single" w:color="C55A11" w:sz="18" w:space="6"/>
+        </w:pBdr>
+        <w:shd w:fill="F4F4F4" w:val="clear"/>
+        <w:spacing w:after="0" w:line="240"/>
+        <w:ind w:left="120"/>
+      </w:pPr>
+      <w:r>
+        <w:rPr>
+          <w:rFonts w:ascii="Consolas" w:cs="Consolas" w:eastAsia="Consolas" w:hAnsi="Consolas"/>
+          <w:color w:val="1A1A1A"/>
+          <w:sz w:val="17"/>
+          <w:szCs w:val="17"/>
+        </w:rPr>
+        <w:t xml:space="preserve">        │                          skButtonsLights, FB instances</w:t>
+      </w:r>
+    </w:p>
+    <w:p>
+      <w:pPr>
+        <w:pBdr>
+          <w:left w:val="single" w:color="C55A11" w:sz="18" w:space="6"/>
+        </w:pBdr>
+        <w:shd w:fill="F4F4F4" w:val="clear"/>
+        <w:spacing w:after="0" w:line="240"/>
+        <w:ind w:left="120"/>
+      </w:pPr>
+      <w:r>
+        <w:rPr>
+          <w:rFonts w:ascii="Consolas" w:cs="Consolas" w:eastAsia="Consolas" w:hAnsi="Consolas"/>
+          <w:color w:val="1A1A1A"/>
+          <w:sz w:val="17"/>
+          <w:szCs w:val="17"/>
+        </w:rPr>
+        <w:t xml:space="preserve">        ├── iec61499:BasicFB     ← SkillMagazineController_b_a, ...Orchestrator, B_MERGE4</w:t>
+      </w:r>
+    </w:p>
+    <w:p>
+      <w:pPr>
+        <w:pBdr>
+          <w:left w:val="single" w:color="C55A11" w:sz="18" w:space="6"/>
+        </w:pBdr>
+        <w:shd w:fill="F4F4F4" w:val="clear"/>
+        <w:spacing w:after="0" w:line="240"/>
+        <w:ind w:left="120"/>
+      </w:pPr>
+      <w:r>
+        <w:rPr>
+          <w:rFonts w:ascii="Consolas" w:cs="Consolas" w:eastAsia="Consolas" w:hAnsi="Consolas"/>
+          <w:color w:val="1A1A1A"/>
+          <w:sz w:val="17"/>
+          <w:szCs w:val="17"/>
+        </w:rPr>
+        <w:t xml:space="preserve">        ├── ex:ProtocolAdapterFB ← Magazine2Magasine, SwivelArm2Transfer (+ instances)</w:t>
+      </w:r>
+    </w:p>
+    <w:p>
+      <w:pPr>
+        <w:pBdr>
+          <w:left w:val="single" w:color="C55A11" w:sz="18" w:space="6"/>
+        </w:pBdr>
+        <w:shd w:fill="F4F4F4" w:val="clear"/>
+        <w:spacing w:after="0" w:line="240"/>
+        <w:ind w:left="120"/>
+      </w:pPr>
+      <w:r>
+        <w:rPr>
+          <w:rFonts w:ascii="Consolas" w:cs="Consolas" w:eastAsia="Consolas" w:hAnsi="Consolas"/>
+          <w:color w:val="1A1A1A"/>
+          <w:sz w:val="17"/>
+          <w:szCs w:val="17"/>
+        </w:rPr>
+        <w:t xml:space="preserve">        └── ex:PermitAdapterFB   ← True_Adp, True_Adp_rev (+ instances)</w:t>
+      </w:r>
+    </w:p>
+    <w:p>
+      <w:pPr>
+        <w:pBdr>
+          <w:left w:val="single" w:color="C55A11" w:sz="18" w:space="6"/>
+        </w:pBdr>
+        <w:shd w:fill="F4F4F4" w:val="clear"/>
+        <w:spacing w:after="0" w:line="240"/>
+        <w:ind w:left="120"/>
+      </w:pPr>
+      <w:r>
+        <w:rPr>
+          <w:rFonts w:ascii="Consolas" w:cs="Consolas" w:eastAsia="Consolas" w:hAnsi="Consolas"/>
+          <w:color w:val="1A1A1A"/>
+          <w:sz w:val="17"/>
+          <w:szCs w:val="17"/>
+        </w:rPr>
+        <w:t xml:space="preserve"> </w:t>
+      </w:r>
+    </w:p>
+    <w:p>
+      <w:pPr>
+        <w:pBdr>
+          <w:left w:val="single" w:color="C55A11" w:sz="18" w:space="6"/>
+        </w:pBdr>
+        <w:shd w:fill="F4F4F4" w:val="clear"/>
+        <w:spacing w:after="0" w:line="240"/>
+        <w:ind w:left="120"/>
+      </w:pPr>
+      <w:r>
+        <w:rPr>
+          <w:rFonts w:ascii="Consolas" w:cs="Consolas" w:eastAsia="Consolas" w:hAnsi="Consolas"/>
+          <w:color w:val="1A1A1A"/>
+          <w:sz w:val="17"/>
+          <w:szCs w:val="17"/>
+        </w:rPr>
+        <w:t xml:space="preserve">core:State        ← ex:IOSignal ← the 11 datapoints (pos_e, pos_r, empty, at_mgz,</w:t>
+      </w:r>
+    </w:p>
+    <w:p>
+      <w:pPr>
+        <w:pBdr>
+          <w:left w:val="single" w:color="C55A11" w:sz="18" w:space="6"/>
+        </w:pBdr>
+        <w:shd w:fill="F4F4F4" w:val="clear"/>
+        <w:spacing w:after="0" w:line="240"/>
+        <w:ind w:left="120"/>
+      </w:pPr>
+      <w:r>
+        <w:rPr>
+          <w:rFonts w:ascii="Consolas" w:cs="Consolas" w:eastAsia="Consolas" w:hAnsi="Consolas"/>
+          <w:color w:val="1A1A1A"/>
+          <w:sz w:val="17"/>
+          <w:szCs w:val="17"/>
+        </w:rPr>
+        <w:t xml:space="preserve">                                   at_next, vmon, push, to_mgz, to_next, vcm_on, vcm_off)</w:t>
+      </w:r>
+    </w:p>
+    <w:p>
+      <w:pPr>
+        <w:pBdr>
+          <w:left w:val="single" w:color="C55A11" w:sz="18" w:space="6"/>
+        </w:pBdr>
+        <w:shd w:fill="F4F4F4" w:val="clear"/>
+        <w:spacing w:after="0" w:line="240"/>
+        <w:ind w:left="120"/>
+      </w:pPr>
+      <w:r>
+        <w:rPr>
+          <w:rFonts w:ascii="Consolas" w:cs="Consolas" w:eastAsia="Consolas" w:hAnsi="Consolas"/>
+          <w:color w:val="1A1A1A"/>
+          <w:sz w:val="17"/>
+          <w:szCs w:val="17"/>
+        </w:rPr>
+        <w:t xml:space="preserve"> </w:t>
+      </w:r>
+    </w:p>
+    <w:p>
+      <w:pPr>
+        <w:pBdr>
+          <w:left w:val="single" w:color="C55A11" w:sz="18" w:space="6"/>
+        </w:pBdr>
+        <w:shd w:fill="F4F4F4" w:val="clear"/>
+        <w:spacing w:after="0" w:line="240"/>
+        <w:ind w:left="120"/>
+      </w:pPr>
+      <w:r>
+        <w:rPr>
+          <w:rFonts w:ascii="Consolas" w:cs="Consolas" w:eastAsia="Consolas" w:hAnsi="Consolas"/>
+          <w:color w:val="1A1A1A"/>
+          <w:sz w:val="17"/>
+          <w:szCs w:val="17"/>
+        </w:rPr>
+        <w:t xml:space="preserve">core:LogicalEntity ← motion (Cylinder/ArmMotion), iec61499:Application (App_APP1),</w:t>
+      </w:r>
+    </w:p>
+    <w:p>
+      <w:pPr>
+        <w:pBdr>
+          <w:left w:val="single" w:color="C55A11" w:sz="18" w:space="6"/>
+        </w:pBdr>
+        <w:shd w:fill="F4F4F4" w:val="clear"/>
+        <w:spacing w:after="0" w:line="240"/>
+        <w:ind w:left="120"/>
+      </w:pPr>
+      <w:r>
+        <w:rPr>
+          <w:rFonts w:ascii="Consolas" w:cs="Consolas" w:eastAsia="Consolas" w:hAnsi="Consolas"/>
+          <w:color w:val="1A1A1A"/>
+          <w:sz w:val="17"/>
+          <w:szCs w:val="17"/>
+        </w:rPr>
+        <w:t xml:space="preserve">                     iec61499:RuntimeResource (Runtime_RES0),</w:t>
+      </w:r>
+    </w:p>
+    <w:p>
+      <w:pPr>
+        <w:pBdr>
+          <w:left w:val="single" w:color="C55A11" w:sz="18" w:space="6"/>
+        </w:pBdr>
+        <w:shd w:fill="F4F4F4" w:val="clear"/>
+        <w:spacing w:after="0" w:line="240"/>
+        <w:ind w:left="120"/>
+      </w:pPr>
+      <w:r>
+        <w:rPr>
+          <w:rFonts w:ascii="Consolas" w:cs="Consolas" w:eastAsia="Consolas" w:hAnsi="Consolas"/>
+          <w:color w:val="1A1A1A"/>
+          <w:sz w:val="17"/>
+          <w:szCs w:val="17"/>
+        </w:rPr>
+        <w:t xml:space="preserve">                     opcua:OpcUaSkillInterface (OpcUaDistributionInterface),</w:t>
+      </w:r>
+    </w:p>
+    <w:p>
+      <w:pPr>
+        <w:pBdr>
+          <w:left w:val="single" w:color="C55A11" w:sz="18" w:space="6"/>
+        </w:pBdr>
+        <w:shd w:fill="F4F4F4" w:val="clear"/>
+        <w:spacing w:after="0" w:line="240"/>
+        <w:ind w:left="120"/>
+      </w:pPr>
+      <w:r>
+        <w:rPr>
+          <w:rFonts w:ascii="Consolas" w:cs="Consolas" w:eastAsia="Consolas" w:hAnsi="Consolas"/>
+          <w:color w:val="1A1A1A"/>
+          <w:sz w:val="17"/>
+          <w:szCs w:val="17"/>
+        </w:rPr>
+        <w:t xml:space="preserve">                     sensor:ObservableProperty (the 4 observed properties)</w:t>
+      </w:r>
+    </w:p>
+    <w:tbl>
+      <w:tblPr>
+        <w:tblW w:type="dxa" w:w="9360"/>
+        <w:tblBorders>
+          <w:top w:val="single" w:color="auto" w:sz="4"/>
+          <w:left w:val="single" w:color="auto" w:sz="4"/>
+          <w:bottom w:val="single" w:color="auto" w:sz="4"/>
+          <w:right w:val="single" w:color="auto" w:sz="4"/>
+          <w:insideH w:val="single" w:color="auto" w:sz="4"/>
+          <w:insideV w:val="single" w:color="auto" w:sz="4"/>
+        </w:tblBorders>
+      </w:tblPr>
+      <w:tblGrid>
+        <w:gridCol w:w="9360"/>
+      </w:tblGrid>
+      <w:tr>
+        <w:tc>
+          <w:tcPr>
+            <w:tcBorders>
+              <w:top w:val="single" w:color="E0C16A" w:sz="1"/>
+              <w:left w:val="single" w:color="C55A11" w:sz="24"/>
+              <w:bottom w:val="single" w:color="E0C16A" w:sz="1"/>
+              <w:right w:val="single" w:color="E0C16A" w:sz="1"/>
+            </w:tcBorders>
+            <w:shd w:fill="FFF2CC" w:val="clear"/>
+            <w:tcMar>
+              <w:top w:type="dxa" w:w="100"/>
+              <w:left w:type="dxa" w:w="160"/>
+              <w:bottom w:type="dxa" w:w="100"/>
+              <w:right w:type="dxa" w:w="160"/>
+            </w:tcMar>
+          </w:tcPr>
+          <w:p>
+            <w:pPr>
+              <w:spacing w:after="0" w:line="264"/>
+            </w:pPr>
+            <w:r>
+              <w:rPr>
+                <w:b/>
+                <w:bCs/>
+                <w:color w:val="7F4F01"/>
+                <w:sz w:val="19"/>
+                <w:szCs w:val="19"/>
+              </w:rPr>
+              <w:t xml:space="preserve">Result.  </w:t>
+            </w:r>
+            <w:r>
+              <w:t xml:space="preserve">The example exercises 8 of the ~12 core classes — </w:t>
+            </w:r>
+            <w:r>
+              <w:rPr>
+                <w:i/>
+                <w:iCs/>
+              </w:rPr>
+              <w:t xml:space="preserve">Plant, Resource, Skill, Capability, Process, Product, State, ControlComponent</w:t>
+            </w:r>
+            <w:r>
+              <w:t xml:space="preserve"> (plus LogicalEntity). A class-token audit of all 71 individuals returns </w:t>
+            </w:r>
+            <w:r>
+              <w:rPr>
+                <w:b/>
+                <w:bCs/>
+              </w:rPr>
+              <w:t xml:space="preserve">zero</w:t>
+            </w:r>
+            <w:r>
+              <w:t xml:space="preserve"> terms that are not an instance of a MAESTRO core / module class.</w:t>
+            </w:r>
+          </w:p>
+        </w:tc>
+      </w:tr>
+    </w:tbl>
+    <w:p>
+      <w:pPr>
+        <w:pStyle w:val="Heading2"/>
+      </w:pPr>
+      <w:r>
+        <w:t xml:space="preserve">9.3 Property alignment — every relation is (or specialises) a core spine relation</w:t>
+      </w:r>
+    </w:p>
+    <w:p>
+      <w:pPr>
+        <w:spacing w:after="140" w:line="276"/>
+      </w:pPr>
+      <w:r>
+        <w:t xml:space="preserve">The edges in the example are either core spine properties used directly, </w:t>
+      </w:r>
+      <w:r>
+        <w:rPr>
+          <w:rFonts w:ascii="Consolas" w:cs="Consolas" w:eastAsia="Consolas" w:hAnsi="Consolas"/>
+          <w:sz w:val="18"/>
+          <w:szCs w:val="18"/>
+        </w:rPr>
+        <w:t xml:space="preserve">rdfs:subPropertyOf</w:t>
+      </w:r>
+      <w:r>
+        <w:t xml:space="preserve"> a core spine property, or module / local object properties that range over core classes.</w:t>
+      </w:r>
+    </w:p>
+    <w:p>
+      <w:pPr>
+        <w:pStyle w:val="Heading3"/>
+      </w:pPr>
+      <w:r>
+        <w:t xml:space="preserve">9.3.1 Core spine properties used directly</w:t>
+      </w:r>
+    </w:p>
+    <w:p>
+      <w:pPr>
+        <w:spacing w:after="140" w:line="276"/>
+      </w:pPr>
+      <w:r>
+        <w:rPr>
+          <w:rFonts w:ascii="Consolas" w:cs="Consolas" w:eastAsia="Consolas" w:hAnsi="Consolas"/>
+          <w:sz w:val="18"/>
+          <w:szCs w:val="18"/>
+        </w:rPr>
+        <w:t xml:space="preserve">core:hasPart</w:t>
+      </w:r>
+      <w:r>
+        <w:t xml:space="preserve"> / </w:t>
+      </w:r>
+      <w:r>
+        <w:rPr>
+          <w:rFonts w:ascii="Consolas" w:cs="Consolas" w:eastAsia="Consolas" w:hAnsi="Consolas"/>
+          <w:sz w:val="18"/>
+          <w:szCs w:val="18"/>
+        </w:rPr>
+        <w:t xml:space="preserve">core:partOf</w:t>
+      </w:r>
+      <w:r>
+        <w:t xml:space="preserve">, </w:t>
+      </w:r>
+      <w:r>
+        <w:rPr>
+          <w:rFonts w:ascii="Consolas" w:cs="Consolas" w:eastAsia="Consolas" w:hAnsi="Consolas"/>
+          <w:sz w:val="18"/>
+          <w:szCs w:val="18"/>
+        </w:rPr>
+        <w:t xml:space="preserve">core:provides</w:t>
+      </w:r>
+      <w:r>
+        <w:t xml:space="preserve">, </w:t>
+      </w:r>
+      <w:r>
+        <w:rPr>
+          <w:rFonts w:ascii="Consolas" w:cs="Consolas" w:eastAsia="Consolas" w:hAnsi="Consolas"/>
+          <w:sz w:val="18"/>
+          <w:szCs w:val="18"/>
+        </w:rPr>
+        <w:t xml:space="preserve">core:hasState</w:t>
+      </w:r>
+      <w:r>
+        <w:t xml:space="preserve">, </w:t>
+      </w:r>
+      <w:r>
+        <w:rPr>
+          <w:rFonts w:ascii="Consolas" w:cs="Consolas" w:eastAsia="Consolas" w:hAnsi="Consolas"/>
+          <w:sz w:val="18"/>
+          <w:szCs w:val="18"/>
+        </w:rPr>
+        <w:t xml:space="preserve">core:identifier</w:t>
+      </w:r>
+      <w:r>
+        <w:t xml:space="preserve">, </w:t>
+      </w:r>
+      <w:r>
+        <w:rPr>
+          <w:rFonts w:ascii="Consolas" w:cs="Consolas" w:eastAsia="Consolas" w:hAnsi="Consolas"/>
+          <w:sz w:val="18"/>
+          <w:szCs w:val="18"/>
+        </w:rPr>
+        <w:t xml:space="preserve">core:description</w:t>
+      </w:r>
+      <w:r>
+        <w:t xml:space="preserve">.</w:t>
+      </w:r>
+    </w:p>
+    <w:p>
+      <w:pPr>
+        <w:pStyle w:val="Heading3"/>
+      </w:pPr>
+      <w:r>
+        <w:t xml:space="preserve">9.3.2 Module / example properties that sub-property a core property</w:t>
+      </w:r>
+    </w:p>
+    <w:tbl>
+      <w:tblPr>
+        <w:tblW w:type="dxa" w:w="9360"/>
+        <w:tblBorders>
+          <w:top w:val="single" w:color="auto" w:sz="4"/>
+          <w:left w:val="single" w:color="auto" w:sz="4"/>
+          <w:bottom w:val="single" w:color="auto" w:sz="4"/>
+          <w:right w:val="single" w:color="auto" w:sz="4"/>
+          <w:insideH w:val="single" w:color="auto" w:sz="4"/>
+          <w:insideV w:val="single" w:color="auto" w:sz="4"/>
+        </w:tblBorders>
+      </w:tblPr>
+      <w:tblGrid>
+        <w:gridCol w:w="4680"/>
+        <w:gridCol w:w="4680"/>
+      </w:tblGrid>
+      <w:tr>
+        <w:trPr>
+          <w:tblHeader/>
+        </w:trPr>
+        <w:tc>
+          <w:tcPr>
+            <w:tcW w:type="dxa" w:w="4680"/>
+            <w:tcBorders>
+              <w:top w:val="single" w:color="BBBBBB" w:sz="1"/>
+              <w:left w:val="single" w:color="BBBBBB" w:sz="1"/>
+              <w:bottom w:val="single" w:color="BBBBBB" w:sz="1"/>
+              <w:right w:val="single" w:color="BBBBBB" w:sz="1"/>
+            </w:tcBorders>
+            <w:shd w:fill="D6E0EC" w:val="clear"/>
+            <w:tcMar>
+              <w:top w:type="dxa" w:w="70"/>
+              <w:left w:type="dxa" w:w="110"/>
+              <w:bottom w:type="dxa" w:w="70"/>
+              <w:right w:type="dxa" w:w="110"/>
+            </w:tcMar>
+          </w:tcPr>
+          <w:p>
+            <w:pPr>
+              <w:spacing w:after="0"/>
+            </w:pPr>
+            <w:r>
+              <w:rPr>
+                <w:b/>
+                <w:bCs/>
+                <w:color w:val="1F3864"/>
+                <w:sz w:val="18"/>
+                <w:szCs w:val="18"/>
+              </w:rPr>
+              <w:t xml:space="preserve">Property (example / module)</w:t>
+            </w:r>
+          </w:p>
+        </w:tc>
+        <w:tc>
+          <w:tcPr>
+            <w:tcW w:type="dxa" w:w="4680"/>
+            <w:tcBorders>
+              <w:top w:val="single" w:color="BBBBBB" w:sz="1"/>
+              <w:left w:val="single" w:color="BBBBBB" w:sz="1"/>
+              <w:bottom w:val="single" w:color="BBBBBB" w:sz="1"/>
+              <w:right w:val="single" w:color="BBBBBB" w:sz="1"/>
+            </w:tcBorders>
+            <w:shd w:fill="D6E0EC" w:val="clear"/>
+            <w:tcMar>
+              <w:top w:type="dxa" w:w="70"/>
+              <w:left w:type="dxa" w:w="110"/>
+              <w:bottom w:type="dxa" w:w="70"/>
+              <w:right w:type="dxa" w:w="110"/>
+            </w:tcMar>
+          </w:tcPr>
+          <w:p>
+            <w:pPr>
+              <w:spacing w:after="0"/>
+            </w:pPr>
+            <w:r>
+              <w:rPr>
+                <w:b/>
+                <w:bCs/>
+                <w:color w:val="1F3864"/>
+                <w:sz w:val="18"/>
+                <w:szCs w:val="18"/>
+              </w:rPr>
+              <w:t xml:space="preserve">rdfs:subPropertyOf</w:t>
+            </w:r>
+          </w:p>
+        </w:tc>
+      </w:tr>
+      <w:tr>
+        <w:tc>
+          <w:tcPr>
+            <w:tcW w:type="dxa" w:w="4680"/>
+            <w:tcBorders>
+              <w:top w:val="single" w:color="BBBBBB" w:sz="1"/>
+              <w:left w:val="single" w:color="BBBBBB" w:sz="1"/>
+              <w:bottom w:val="single" w:color="BBBBBB" w:sz="1"/>
+              <w:right w:val="single" w:color="BBBBBB" w:sz="1"/>
+            </w:tcBorders>
+            <w:shd w:fill="FFFFFF" w:val="clear"/>
+            <w:tcMar>
+              <w:top w:type="dxa" w:w="60"/>
+              <w:left w:type="dxa" w:w="110"/>
+              <w:bottom w:type="dxa" w:w="60"/>
+              <w:right w:type="dxa" w:w="110"/>
+            </w:tcMar>
+          </w:tcPr>
+          <w:p>
+            <w:pPr>
+              <w:spacing w:after="0" w:line="248"/>
+            </w:pPr>
+            <w:r>
+              <w:rPr>
+                <w:sz w:val="18"/>
+                <w:szCs w:val="18"/>
+              </w:rPr>
+              <w:t xml:space="preserve">cap:realizedBySkill</w:t>
+            </w:r>
+          </w:p>
+        </w:tc>
+        <w:tc>
+          <w:tcPr>
+            <w:tcW w:type="dxa" w:w="4680"/>
+            <w:tcBorders>
+              <w:top w:val="single" w:color="BBBBBB" w:sz="1"/>
+              <w:left w:val="single" w:color="BBBBBB" w:sz="1"/>
+              <w:bottom w:val="single" w:color="BBBBBB" w:sz="1"/>
+              <w:right w:val="single" w:color="BBBBBB" w:sz="1"/>
+            </w:tcBorders>
+            <w:shd w:fill="FFFFFF" w:val="clear"/>
+            <w:tcMar>
+              <w:top w:type="dxa" w:w="60"/>
+              <w:left w:type="dxa" w:w="110"/>
+              <w:bottom w:type="dxa" w:w="60"/>
+              <w:right w:type="dxa" w:w="110"/>
+            </w:tcMar>
+          </w:tcPr>
+          <w:p>
+            <w:pPr>
+              <w:spacing w:after="0" w:line="248"/>
+            </w:pPr>
+            <w:r>
+              <w:rPr>
+                <w:sz w:val="18"/>
+                <w:szCs w:val="18"/>
+              </w:rPr>
+              <w:t xml:space="preserve">core:realizedBySkill</w:t>
+            </w:r>
+          </w:p>
+        </w:tc>
+      </w:tr>
+      <w:tr>
+        <w:tc>
+          <w:tcPr>
+            <w:tcW w:type="dxa" w:w="4680"/>
+            <w:tcBorders>
+              <w:top w:val="single" w:color="BBBBBB" w:sz="1"/>
+              <w:left w:val="single" w:color="BBBBBB" w:sz="1"/>
+              <w:bottom w:val="single" w:color="BBBBBB" w:sz="1"/>
+              <w:right w:val="single" w:color="BBBBBB" w:sz="1"/>
+            </w:tcBorders>
+            <w:shd w:fill="F4F7FB" w:val="clear"/>
+            <w:tcMar>
+              <w:top w:type="dxa" w:w="60"/>
+              <w:left w:type="dxa" w:w="110"/>
+              <w:bottom w:type="dxa" w:w="60"/>
+              <w:right w:type="dxa" w:w="110"/>
+            </w:tcMar>
+          </w:tcPr>
+          <w:p>
+            <w:pPr>
+              <w:spacing w:after="0" w:line="248"/>
+            </w:pPr>
+            <w:r>
+              <w:rPr>
+                <w:sz w:val="18"/>
+                <w:szCs w:val="18"/>
+              </w:rPr>
+              <w:t xml:space="preserve">proc:requiresCapability</w:t>
+            </w:r>
+          </w:p>
+        </w:tc>
+        <w:tc>
+          <w:tcPr>
+            <w:tcW w:type="dxa" w:w="4680"/>
+            <w:tcBorders>
+              <w:top w:val="single" w:color="BBBBBB" w:sz="1"/>
+              <w:left w:val="single" w:color="BBBBBB" w:sz="1"/>
+              <w:bottom w:val="single" w:color="BBBBBB" w:sz="1"/>
+              <w:right w:val="single" w:color="BBBBBB" w:sz="1"/>
+            </w:tcBorders>
+            <w:shd w:fill="F4F7FB" w:val="clear"/>
+            <w:tcMar>
+              <w:top w:type="dxa" w:w="60"/>
+              <w:left w:type="dxa" w:w="110"/>
+              <w:bottom w:type="dxa" w:w="60"/>
+              <w:right w:type="dxa" w:w="110"/>
+            </w:tcMar>
+          </w:tcPr>
+          <w:p>
+            <w:pPr>
+              <w:spacing w:after="0" w:line="248"/>
+            </w:pPr>
+            <w:r>
+              <w:rPr>
+                <w:sz w:val="18"/>
+                <w:szCs w:val="18"/>
+              </w:rPr>
+              <w:t xml:space="preserve">core:requiresCapability</w:t>
+            </w:r>
+          </w:p>
+        </w:tc>
+      </w:tr>
+      <w:tr>
+        <w:tc>
+          <w:tcPr>
+            <w:tcW w:type="dxa" w:w="4680"/>
+            <w:tcBorders>
+              <w:top w:val="single" w:color="BBBBBB" w:sz="1"/>
+              <w:left w:val="single" w:color="BBBBBB" w:sz="1"/>
+              <w:bottom w:val="single" w:color="BBBBBB" w:sz="1"/>
+              <w:right w:val="single" w:color="BBBBBB" w:sz="1"/>
+            </w:tcBorders>
+            <w:shd w:fill="FFFFFF" w:val="clear"/>
+            <w:tcMar>
+              <w:top w:type="dxa" w:w="60"/>
+              <w:left w:type="dxa" w:w="110"/>
+              <w:bottom w:type="dxa" w:w="60"/>
+              <w:right w:type="dxa" w:w="110"/>
+            </w:tcMar>
+          </w:tcPr>
+          <w:p>
+            <w:pPr>
+              <w:spacing w:after="0" w:line="248"/>
+            </w:pPr>
+            <w:r>
+              <w:rPr>
+                <w:sz w:val="18"/>
+                <w:szCs w:val="18"/>
+              </w:rPr>
+              <w:t xml:space="preserve">skill:composedOfSkill</w:t>
+            </w:r>
+          </w:p>
+        </w:tc>
+        <w:tc>
+          <w:tcPr>
+            <w:tcW w:type="dxa" w:w="4680"/>
+            <w:tcBorders>
+              <w:top w:val="single" w:color="BBBBBB" w:sz="1"/>
+              <w:left w:val="single" w:color="BBBBBB" w:sz="1"/>
+              <w:bottom w:val="single" w:color="BBBBBB" w:sz="1"/>
+              <w:right w:val="single" w:color="BBBBBB" w:sz="1"/>
+            </w:tcBorders>
+            <w:shd w:fill="FFFFFF" w:val="clear"/>
+            <w:tcMar>
+              <w:top w:type="dxa" w:w="60"/>
+              <w:left w:type="dxa" w:w="110"/>
+              <w:bottom w:type="dxa" w:w="60"/>
+              <w:right w:type="dxa" w:w="110"/>
+            </w:tcMar>
+          </w:tcPr>
+          <w:p>
+            <w:pPr>
+              <w:spacing w:after="0" w:line="248"/>
+            </w:pPr>
+            <w:r>
+              <w:rPr>
+                <w:sz w:val="18"/>
+                <w:szCs w:val="18"/>
+              </w:rPr>
+              <w:t xml:space="preserve">core:composedOfSkill</w:t>
+            </w:r>
+          </w:p>
+        </w:tc>
+      </w:tr>
+      <w:tr>
+        <w:tc>
+          <w:tcPr>
+            <w:tcW w:type="dxa" w:w="4680"/>
+            <w:tcBorders>
+              <w:top w:val="single" w:color="BBBBBB" w:sz="1"/>
+              <w:left w:val="single" w:color="BBBBBB" w:sz="1"/>
+              <w:bottom w:val="single" w:color="BBBBBB" w:sz="1"/>
+              <w:right w:val="single" w:color="BBBBBB" w:sz="1"/>
+            </w:tcBorders>
+            <w:shd w:fill="F4F7FB" w:val="clear"/>
+            <w:tcMar>
+              <w:top w:type="dxa" w:w="60"/>
+              <w:left w:type="dxa" w:w="110"/>
+              <w:bottom w:type="dxa" w:w="60"/>
+              <w:right w:type="dxa" w:w="110"/>
+            </w:tcMar>
+          </w:tcPr>
+          <w:p>
+            <w:pPr>
+              <w:spacing w:after="0" w:line="248"/>
+            </w:pPr>
+            <w:r>
+              <w:rPr>
+                <w:sz w:val="18"/>
+                <w:szCs w:val="18"/>
+              </w:rPr>
+              <w:t xml:space="preserve">skill:requiresMotion</w:t>
+            </w:r>
+          </w:p>
+        </w:tc>
+        <w:tc>
+          <w:tcPr>
+            <w:tcW w:type="dxa" w:w="4680"/>
+            <w:tcBorders>
+              <w:top w:val="single" w:color="BBBBBB" w:sz="1"/>
+              <w:left w:val="single" w:color="BBBBBB" w:sz="1"/>
+              <w:bottom w:val="single" w:color="BBBBBB" w:sz="1"/>
+              <w:right w:val="single" w:color="BBBBBB" w:sz="1"/>
+            </w:tcBorders>
+            <w:shd w:fill="F4F7FB" w:val="clear"/>
+            <w:tcMar>
+              <w:top w:type="dxa" w:w="60"/>
+              <w:left w:type="dxa" w:w="110"/>
+              <w:bottom w:type="dxa" w:w="60"/>
+              <w:right w:type="dxa" w:w="110"/>
+            </w:tcMar>
+          </w:tcPr>
+          <w:p>
+            <w:pPr>
+              <w:spacing w:after="0" w:line="248"/>
+            </w:pPr>
+            <w:r>
+              <w:rPr>
+                <w:sz w:val="18"/>
+                <w:szCs w:val="18"/>
+              </w:rPr>
+              <w:t xml:space="preserve">core:requiresMotion</w:t>
+            </w:r>
+          </w:p>
+        </w:tc>
+      </w:tr>
+      <w:tr>
+        <w:tc>
+          <w:tcPr>
+            <w:tcW w:type="dxa" w:w="4680"/>
+            <w:tcBorders>
+              <w:top w:val="single" w:color="BBBBBB" w:sz="1"/>
+              <w:left w:val="single" w:color="BBBBBB" w:sz="1"/>
+              <w:bottom w:val="single" w:color="BBBBBB" w:sz="1"/>
+              <w:right w:val="single" w:color="BBBBBB" w:sz="1"/>
+            </w:tcBorders>
+            <w:shd w:fill="FFFFFF" w:val="clear"/>
+            <w:tcMar>
+              <w:top w:type="dxa" w:w="60"/>
+              <w:left w:type="dxa" w:w="110"/>
+              <w:bottom w:type="dxa" w:w="60"/>
+              <w:right w:type="dxa" w:w="110"/>
+            </w:tcMar>
+          </w:tcPr>
+          <w:p>
+            <w:pPr>
+              <w:spacing w:after="0" w:line="248"/>
+            </w:pPr>
+            <w:r>
+              <w:rPr>
+                <w:sz w:val="18"/>
+                <w:szCs w:val="18"/>
+              </w:rPr>
+              <w:t xml:space="preserve">iec61499:implementsSkill</w:t>
+            </w:r>
+          </w:p>
+        </w:tc>
+        <w:tc>
+          <w:tcPr>
+            <w:tcW w:type="dxa" w:w="4680"/>
+            <w:tcBorders>
+              <w:top w:val="single" w:color="BBBBBB" w:sz="1"/>
+              <w:left w:val="single" w:color="BBBBBB" w:sz="1"/>
+              <w:bottom w:val="single" w:color="BBBBBB" w:sz="1"/>
+              <w:right w:val="single" w:color="BBBBBB" w:sz="1"/>
+            </w:tcBorders>
+            <w:shd w:fill="FFFFFF" w:val="clear"/>
+            <w:tcMar>
+              <w:top w:type="dxa" w:w="60"/>
+              <w:left w:type="dxa" w:w="110"/>
+              <w:bottom w:type="dxa" w:w="60"/>
+              <w:right w:type="dxa" w:w="110"/>
+            </w:tcMar>
+          </w:tcPr>
+          <w:p>
+            <w:pPr>
+              <w:spacing w:after="0" w:line="248"/>
+            </w:pPr>
+            <w:r>
+              <w:rPr>
+                <w:sz w:val="18"/>
+                <w:szCs w:val="18"/>
+              </w:rPr>
+              <w:t xml:space="preserve">core:implements</w:t>
+            </w:r>
+          </w:p>
+        </w:tc>
+      </w:tr>
+      <w:tr>
+        <w:tc>
+          <w:tcPr>
+            <w:tcW w:type="dxa" w:w="4680"/>
+            <w:tcBorders>
+              <w:top w:val="single" w:color="BBBBBB" w:sz="1"/>
+              <w:left w:val="single" w:color="BBBBBB" w:sz="1"/>
+              <w:bottom w:val="single" w:color="BBBBBB" w:sz="1"/>
+              <w:right w:val="single" w:color="BBBBBB" w:sz="1"/>
+            </w:tcBorders>
+            <w:shd w:fill="F4F7FB" w:val="clear"/>
+            <w:tcMar>
+              <w:top w:type="dxa" w:w="60"/>
+              <w:left w:type="dxa" w:w="110"/>
+              <w:bottom w:type="dxa" w:w="60"/>
+              <w:right w:type="dxa" w:w="110"/>
+            </w:tcMar>
+          </w:tcPr>
+          <w:p>
+            <w:pPr>
+              <w:spacing w:after="0" w:line="248"/>
+            </w:pPr>
+            <w:r>
+              <w:rPr>
+                <w:sz w:val="18"/>
+                <w:szCs w:val="18"/>
+              </w:rPr>
+              <w:t xml:space="preserve">iec61499:controlsResource</w:t>
+            </w:r>
+          </w:p>
+        </w:tc>
+        <w:tc>
+          <w:tcPr>
+            <w:tcW w:type="dxa" w:w="4680"/>
+            <w:tcBorders>
+              <w:top w:val="single" w:color="BBBBBB" w:sz="1"/>
+              <w:left w:val="single" w:color="BBBBBB" w:sz="1"/>
+              <w:bottom w:val="single" w:color="BBBBBB" w:sz="1"/>
+              <w:right w:val="single" w:color="BBBBBB" w:sz="1"/>
+            </w:tcBorders>
+            <w:shd w:fill="F4F7FB" w:val="clear"/>
+            <w:tcMar>
+              <w:top w:type="dxa" w:w="60"/>
+              <w:left w:type="dxa" w:w="110"/>
+              <w:bottom w:type="dxa" w:w="60"/>
+              <w:right w:type="dxa" w:w="110"/>
+            </w:tcMar>
+          </w:tcPr>
+          <w:p>
+            <w:pPr>
+              <w:spacing w:after="0" w:line="248"/>
+            </w:pPr>
+            <w:r>
+              <w:rPr>
+                <w:sz w:val="18"/>
+                <w:szCs w:val="18"/>
+              </w:rPr>
+              <w:t xml:space="preserve">core:controls</w:t>
+            </w:r>
+          </w:p>
+        </w:tc>
+      </w:tr>
+      <w:tr>
+        <w:tc>
+          <w:tcPr>
+            <w:tcW w:type="dxa" w:w="4680"/>
+            <w:tcBorders>
+              <w:top w:val="single" w:color="BBBBBB" w:sz="1"/>
+              <w:left w:val="single" w:color="BBBBBB" w:sz="1"/>
+              <w:bottom w:val="single" w:color="BBBBBB" w:sz="1"/>
+              <w:right w:val="single" w:color="BBBBBB" w:sz="1"/>
+            </w:tcBorders>
+            <w:shd w:fill="FFFFFF" w:val="clear"/>
+            <w:tcMar>
+              <w:top w:type="dxa" w:w="60"/>
+              <w:left w:type="dxa" w:w="110"/>
+              <w:bottom w:type="dxa" w:w="60"/>
+              <w:right w:type="dxa" w:w="110"/>
+            </w:tcMar>
+          </w:tcPr>
+          <w:p>
+            <w:pPr>
+              <w:spacing w:after="0" w:line="248"/>
+            </w:pPr>
+            <w:r>
+              <w:rPr>
+                <w:sz w:val="18"/>
+                <w:szCs w:val="18"/>
+              </w:rPr>
+              <w:t xml:space="preserve">iec61499:hostsRuntimeResource</w:t>
+            </w:r>
+          </w:p>
+        </w:tc>
+        <w:tc>
+          <w:tcPr>
+            <w:tcW w:type="dxa" w:w="4680"/>
+            <w:tcBorders>
+              <w:top w:val="single" w:color="BBBBBB" w:sz="1"/>
+              <w:left w:val="single" w:color="BBBBBB" w:sz="1"/>
+              <w:bottom w:val="single" w:color="BBBBBB" w:sz="1"/>
+              <w:right w:val="single" w:color="BBBBBB" w:sz="1"/>
+            </w:tcBorders>
+            <w:shd w:fill="FFFFFF" w:val="clear"/>
+            <w:tcMar>
+              <w:top w:type="dxa" w:w="60"/>
+              <w:left w:type="dxa" w:w="110"/>
+              <w:bottom w:type="dxa" w:w="60"/>
+              <w:right w:type="dxa" w:w="110"/>
+            </w:tcMar>
+          </w:tcPr>
+          <w:p>
+            <w:pPr>
+              <w:spacing w:after="0" w:line="248"/>
+            </w:pPr>
+            <w:r>
+              <w:rPr>
+                <w:sz w:val="18"/>
+                <w:szCs w:val="18"/>
+              </w:rPr>
+              <w:t xml:space="preserve">core:hosts</w:t>
+            </w:r>
+          </w:p>
+        </w:tc>
+      </w:tr>
+      <w:tr>
+        <w:tc>
+          <w:tcPr>
+            <w:tcW w:type="dxa" w:w="4680"/>
+            <w:tcBorders>
+              <w:top w:val="single" w:color="BBBBBB" w:sz="1"/>
+              <w:left w:val="single" w:color="BBBBBB" w:sz="1"/>
+              <w:bottom w:val="single" w:color="BBBBBB" w:sz="1"/>
+              <w:right w:val="single" w:color="BBBBBB" w:sz="1"/>
+            </w:tcBorders>
+            <w:shd w:fill="F4F7FB" w:val="clear"/>
+            <w:tcMar>
+              <w:top w:type="dxa" w:w="60"/>
+              <w:left w:type="dxa" w:w="110"/>
+              <w:bottom w:type="dxa" w:w="60"/>
+              <w:right w:type="dxa" w:w="110"/>
+            </w:tcMar>
+          </w:tcPr>
+          <w:p>
+            <w:pPr>
+              <w:spacing w:after="0" w:line="248"/>
+            </w:pPr>
+            <w:r>
+              <w:rPr>
+                <w:sz w:val="18"/>
+                <w:szCs w:val="18"/>
+              </w:rPr>
+              <w:t xml:space="preserve">ex:feeds</w:t>
+            </w:r>
+          </w:p>
+        </w:tc>
+        <w:tc>
+          <w:tcPr>
+            <w:tcW w:type="dxa" w:w="4680"/>
+            <w:tcBorders>
+              <w:top w:val="single" w:color="BBBBBB" w:sz="1"/>
+              <w:left w:val="single" w:color="BBBBBB" w:sz="1"/>
+              <w:bottom w:val="single" w:color="BBBBBB" w:sz="1"/>
+              <w:right w:val="single" w:color="BBBBBB" w:sz="1"/>
+            </w:tcBorders>
+            <w:shd w:fill="F4F7FB" w:val="clear"/>
+            <w:tcMar>
+              <w:top w:type="dxa" w:w="60"/>
+              <w:left w:type="dxa" w:w="110"/>
+              <w:bottom w:type="dxa" w:w="60"/>
+              <w:right w:type="dxa" w:w="110"/>
+            </w:tcMar>
+          </w:tcPr>
+          <w:p>
+            <w:pPr>
+              <w:spacing w:after="0" w:line="248"/>
+            </w:pPr>
+            <w:r>
+              <w:rPr>
+                <w:sz w:val="18"/>
+                <w:szCs w:val="18"/>
+              </w:rPr>
+              <w:t xml:space="preserve">core:connectedTo</w:t>
+            </w:r>
+          </w:p>
+        </w:tc>
+      </w:tr>
+      <w:tr>
+        <w:tc>
+          <w:tcPr>
+            <w:tcW w:type="dxa" w:w="4680"/>
+            <w:tcBorders>
+              <w:top w:val="single" w:color="BBBBBB" w:sz="1"/>
+              <w:left w:val="single" w:color="BBBBBB" w:sz="1"/>
+              <w:bottom w:val="single" w:color="BBBBBB" w:sz="1"/>
+              <w:right w:val="single" w:color="BBBBBB" w:sz="1"/>
+            </w:tcBorders>
+            <w:shd w:fill="FFFFFF" w:val="clear"/>
+            <w:tcMar>
+              <w:top w:type="dxa" w:w="60"/>
+              <w:left w:type="dxa" w:w="110"/>
+              <w:bottom w:type="dxa" w:w="60"/>
+              <w:right w:type="dxa" w:w="110"/>
+            </w:tcMar>
+          </w:tcPr>
+          <w:p>
+            <w:pPr>
+              <w:spacing w:after="0" w:line="248"/>
+            </w:pPr>
+            <w:r>
+              <w:rPr>
+                <w:sz w:val="18"/>
+                <w:szCs w:val="18"/>
+              </w:rPr>
+              <w:t xml:space="preserve">ex:permits</w:t>
+            </w:r>
+          </w:p>
+        </w:tc>
+        <w:tc>
+          <w:tcPr>
+            <w:tcW w:type="dxa" w:w="4680"/>
+            <w:tcBorders>
+              <w:top w:val="single" w:color="BBBBBB" w:sz="1"/>
+              <w:left w:val="single" w:color="BBBBBB" w:sz="1"/>
+              <w:bottom w:val="single" w:color="BBBBBB" w:sz="1"/>
+              <w:right w:val="single" w:color="BBBBBB" w:sz="1"/>
+            </w:tcBorders>
+            <w:shd w:fill="FFFFFF" w:val="clear"/>
+            <w:tcMar>
+              <w:top w:type="dxa" w:w="60"/>
+              <w:left w:type="dxa" w:w="110"/>
+              <w:bottom w:type="dxa" w:w="60"/>
+              <w:right w:type="dxa" w:w="110"/>
+            </w:tcMar>
+          </w:tcPr>
+          <w:p>
+            <w:pPr>
+              <w:spacing w:after="0" w:line="248"/>
+            </w:pPr>
+            <w:r>
+              <w:rPr>
+                <w:sz w:val="18"/>
+                <w:szCs w:val="18"/>
+              </w:rPr>
+              <w:t xml:space="preserve">core:connectedTo</w:t>
+            </w:r>
+          </w:p>
+        </w:tc>
+      </w:tr>
+      <w:tr>
+        <w:tc>
+          <w:tcPr>
+            <w:tcW w:type="dxa" w:w="4680"/>
+            <w:tcBorders>
+              <w:top w:val="single" w:color="BBBBBB" w:sz="1"/>
+              <w:left w:val="single" w:color="BBBBBB" w:sz="1"/>
+              <w:bottom w:val="single" w:color="BBBBBB" w:sz="1"/>
+              <w:right w:val="single" w:color="BBBBBB" w:sz="1"/>
+            </w:tcBorders>
+            <w:shd w:fill="F4F7FB" w:val="clear"/>
+            <w:tcMar>
+              <w:top w:type="dxa" w:w="60"/>
+              <w:left w:type="dxa" w:w="110"/>
+              <w:bottom w:type="dxa" w:w="60"/>
+              <w:right w:type="dxa" w:w="110"/>
+            </w:tcMar>
+          </w:tcPr>
+          <w:p>
+            <w:pPr>
+              <w:spacing w:after="0" w:line="248"/>
+            </w:pPr>
+            <w:r>
+              <w:rPr>
+                <w:sz w:val="18"/>
+                <w:szCs w:val="18"/>
+              </w:rPr>
+              <w:t xml:space="preserve">ex:bridges</w:t>
+            </w:r>
+          </w:p>
+        </w:tc>
+        <w:tc>
+          <w:tcPr>
+            <w:tcW w:type="dxa" w:w="4680"/>
+            <w:tcBorders>
+              <w:top w:val="single" w:color="BBBBBB" w:sz="1"/>
+              <w:left w:val="single" w:color="BBBBBB" w:sz="1"/>
+              <w:bottom w:val="single" w:color="BBBBBB" w:sz="1"/>
+              <w:right w:val="single" w:color="BBBBBB" w:sz="1"/>
+            </w:tcBorders>
+            <w:shd w:fill="F4F7FB" w:val="clear"/>
+            <w:tcMar>
+              <w:top w:type="dxa" w:w="60"/>
+              <w:left w:type="dxa" w:w="110"/>
+              <w:bottom w:type="dxa" w:w="60"/>
+              <w:right w:type="dxa" w:w="110"/>
+            </w:tcMar>
+          </w:tcPr>
+          <w:p>
+            <w:pPr>
+              <w:spacing w:after="0" w:line="248"/>
+            </w:pPr>
+            <w:r>
+              <w:rPr>
+                <w:sz w:val="18"/>
+                <w:szCs w:val="18"/>
+              </w:rPr>
+              <w:t xml:space="preserve">core:connectedTo</w:t>
+            </w:r>
+          </w:p>
+        </w:tc>
+      </w:tr>
+      <w:tr>
+        <w:tc>
+          <w:tcPr>
+            <w:tcW w:type="dxa" w:w="4680"/>
+            <w:tcBorders>
+              <w:top w:val="single" w:color="BBBBBB" w:sz="1"/>
+              <w:left w:val="single" w:color="BBBBBB" w:sz="1"/>
+              <w:bottom w:val="single" w:color="BBBBBB" w:sz="1"/>
+              <w:right w:val="single" w:color="BBBBBB" w:sz="1"/>
+            </w:tcBorders>
+            <w:shd w:fill="FFFFFF" w:val="clear"/>
+            <w:tcMar>
+              <w:top w:type="dxa" w:w="60"/>
+              <w:left w:type="dxa" w:w="110"/>
+              <w:bottom w:type="dxa" w:w="60"/>
+              <w:right w:type="dxa" w:w="110"/>
+            </w:tcMar>
+          </w:tcPr>
+          <w:p>
+            <w:pPr>
+              <w:spacing w:after="0" w:line="248"/>
+            </w:pPr>
+            <w:r>
+              <w:rPr>
+                <w:sz w:val="18"/>
+                <w:szCs w:val="18"/>
+              </w:rPr>
+              <w:t xml:space="preserve">ex:drivenBy</w:t>
+            </w:r>
+          </w:p>
+        </w:tc>
+        <w:tc>
+          <w:tcPr>
+            <w:tcW w:type="dxa" w:w="4680"/>
+            <w:tcBorders>
+              <w:top w:val="single" w:color="BBBBBB" w:sz="1"/>
+              <w:left w:val="single" w:color="BBBBBB" w:sz="1"/>
+              <w:bottom w:val="single" w:color="BBBBBB" w:sz="1"/>
+              <w:right w:val="single" w:color="BBBBBB" w:sz="1"/>
+            </w:tcBorders>
+            <w:shd w:fill="FFFFFF" w:val="clear"/>
+            <w:tcMar>
+              <w:top w:type="dxa" w:w="60"/>
+              <w:left w:type="dxa" w:w="110"/>
+              <w:bottom w:type="dxa" w:w="60"/>
+              <w:right w:type="dxa" w:w="110"/>
+            </w:tcMar>
+          </w:tcPr>
+          <w:p>
+            <w:pPr>
+              <w:spacing w:after="0" w:line="248"/>
+            </w:pPr>
+            <w:r>
+              <w:rPr>
+                <w:sz w:val="18"/>
+                <w:szCs w:val="18"/>
+              </w:rPr>
+              <w:t xml:space="preserve">core:dependsOn</w:t>
+            </w:r>
+          </w:p>
+        </w:tc>
+      </w:tr>
+      <w:tr>
+        <w:tc>
+          <w:tcPr>
+            <w:tcW w:type="dxa" w:w="4680"/>
+            <w:tcBorders>
+              <w:top w:val="single" w:color="BBBBBB" w:sz="1"/>
+              <w:left w:val="single" w:color="BBBBBB" w:sz="1"/>
+              <w:bottom w:val="single" w:color="BBBBBB" w:sz="1"/>
+              <w:right w:val="single" w:color="BBBBBB" w:sz="1"/>
+            </w:tcBorders>
+            <w:shd w:fill="F4F7FB" w:val="clear"/>
+            <w:tcMar>
+              <w:top w:type="dxa" w:w="60"/>
+              <w:left w:type="dxa" w:w="110"/>
+              <w:bottom w:type="dxa" w:w="60"/>
+              <w:right w:type="dxa" w:w="110"/>
+            </w:tcMar>
+          </w:tcPr>
+          <w:p>
+            <w:pPr>
+              <w:spacing w:after="0" w:line="248"/>
+            </w:pPr>
+            <w:r>
+              <w:rPr>
+                <w:sz w:val="18"/>
+                <w:szCs w:val="18"/>
+              </w:rPr>
+              <w:t xml:space="preserve">ex:hostedOn</w:t>
+            </w:r>
+          </w:p>
+        </w:tc>
+        <w:tc>
+          <w:tcPr>
+            <w:tcW w:type="dxa" w:w="4680"/>
+            <w:tcBorders>
+              <w:top w:val="single" w:color="BBBBBB" w:sz="1"/>
+              <w:left w:val="single" w:color="BBBBBB" w:sz="1"/>
+              <w:bottom w:val="single" w:color="BBBBBB" w:sz="1"/>
+              <w:right w:val="single" w:color="BBBBBB" w:sz="1"/>
+            </w:tcBorders>
+            <w:shd w:fill="F4F7FB" w:val="clear"/>
+            <w:tcMar>
+              <w:top w:type="dxa" w:w="60"/>
+              <w:left w:type="dxa" w:w="110"/>
+              <w:bottom w:type="dxa" w:w="60"/>
+              <w:right w:type="dxa" w:w="110"/>
+            </w:tcMar>
+          </w:tcPr>
+          <w:p>
+            <w:pPr>
+              <w:spacing w:after="0" w:line="248"/>
+            </w:pPr>
+            <w:r>
+              <w:rPr>
+                <w:sz w:val="18"/>
+                <w:szCs w:val="18"/>
+              </w:rPr>
+              <w:t xml:space="preserve">core:dependsOn</w:t>
+            </w:r>
+          </w:p>
+        </w:tc>
+      </w:tr>
+      <w:tr>
+        <w:tc>
+          <w:tcPr>
+            <w:tcW w:type="dxa" w:w="4680"/>
+            <w:tcBorders>
+              <w:top w:val="single" w:color="BBBBBB" w:sz="1"/>
+              <w:left w:val="single" w:color="BBBBBB" w:sz="1"/>
+              <w:bottom w:val="single" w:color="BBBBBB" w:sz="1"/>
+              <w:right w:val="single" w:color="BBBBBB" w:sz="1"/>
+            </w:tcBorders>
+            <w:shd w:fill="FFFFFF" w:val="clear"/>
+            <w:tcMar>
+              <w:top w:type="dxa" w:w="60"/>
+              <w:left w:type="dxa" w:w="110"/>
+              <w:bottom w:type="dxa" w:w="60"/>
+              <w:right w:type="dxa" w:w="110"/>
+            </w:tcMar>
+          </w:tcPr>
+          <w:p>
+            <w:pPr>
+              <w:spacing w:after="0" w:line="248"/>
+            </w:pPr>
+            <w:r>
+              <w:rPr>
+                <w:sz w:val="18"/>
+                <w:szCs w:val="18"/>
+              </w:rPr>
+              <w:t xml:space="preserve">ex:hasSubProcess</w:t>
+            </w:r>
+          </w:p>
+        </w:tc>
+        <w:tc>
+          <w:tcPr>
+            <w:tcW w:type="dxa" w:w="4680"/>
+            <w:tcBorders>
+              <w:top w:val="single" w:color="BBBBBB" w:sz="1"/>
+              <w:left w:val="single" w:color="BBBBBB" w:sz="1"/>
+              <w:bottom w:val="single" w:color="BBBBBB" w:sz="1"/>
+              <w:right w:val="single" w:color="BBBBBB" w:sz="1"/>
+            </w:tcBorders>
+            <w:shd w:fill="FFFFFF" w:val="clear"/>
+            <w:tcMar>
+              <w:top w:type="dxa" w:w="60"/>
+              <w:left w:type="dxa" w:w="110"/>
+              <w:bottom w:type="dxa" w:w="60"/>
+              <w:right w:type="dxa" w:w="110"/>
+            </w:tcMar>
+          </w:tcPr>
+          <w:p>
+            <w:pPr>
+              <w:spacing w:after="0" w:line="248"/>
+            </w:pPr>
+            <w:r>
+              <w:rPr>
+                <w:sz w:val="18"/>
+                <w:szCs w:val="18"/>
+              </w:rPr>
+              <w:t xml:space="preserve">core:hasPart</w:t>
+            </w:r>
+          </w:p>
+        </w:tc>
+      </w:tr>
+      <w:tr>
+        <w:tc>
+          <w:tcPr>
+            <w:tcW w:type="dxa" w:w="4680"/>
+            <w:tcBorders>
+              <w:top w:val="single" w:color="BBBBBB" w:sz="1"/>
+              <w:left w:val="single" w:color="BBBBBB" w:sz="1"/>
+              <w:bottom w:val="single" w:color="BBBBBB" w:sz="1"/>
+              <w:right w:val="single" w:color="BBBBBB" w:sz="1"/>
+            </w:tcBorders>
+            <w:shd w:fill="F4F7FB" w:val="clear"/>
+            <w:tcMar>
+              <w:top w:type="dxa" w:w="60"/>
+              <w:left w:type="dxa" w:w="110"/>
+              <w:bottom w:type="dxa" w:w="60"/>
+              <w:right w:type="dxa" w:w="110"/>
+            </w:tcMar>
+          </w:tcPr>
+          <w:p>
+            <w:pPr>
+              <w:spacing w:after="0" w:line="248"/>
+            </w:pPr>
+            <w:r>
+              <w:rPr>
+                <w:sz w:val="18"/>
+                <w:szCs w:val="18"/>
+              </w:rPr>
+              <w:t xml:space="preserve">ex:hasSubSkill</w:t>
+            </w:r>
+          </w:p>
+        </w:tc>
+        <w:tc>
+          <w:tcPr>
+            <w:tcW w:type="dxa" w:w="4680"/>
+            <w:tcBorders>
+              <w:top w:val="single" w:color="BBBBBB" w:sz="1"/>
+              <w:left w:val="single" w:color="BBBBBB" w:sz="1"/>
+              <w:bottom w:val="single" w:color="BBBBBB" w:sz="1"/>
+              <w:right w:val="single" w:color="BBBBBB" w:sz="1"/>
+            </w:tcBorders>
+            <w:shd w:fill="F4F7FB" w:val="clear"/>
+            <w:tcMar>
+              <w:top w:type="dxa" w:w="60"/>
+              <w:left w:type="dxa" w:w="110"/>
+              <w:bottom w:type="dxa" w:w="60"/>
+              <w:right w:type="dxa" w:w="110"/>
+            </w:tcMar>
+          </w:tcPr>
+          <w:p>
+            <w:pPr>
+              <w:spacing w:after="0" w:line="248"/>
+            </w:pPr>
+            <w:r>
+              <w:rPr>
+                <w:sz w:val="18"/>
+                <w:szCs w:val="18"/>
+              </w:rPr>
+              <w:t xml:space="preserve">core:composedOfSkill</w:t>
+            </w:r>
+          </w:p>
+        </w:tc>
+      </w:tr>
+    </w:tbl>
+    <w:p>
+      <w:pPr>
+        <w:pStyle w:val="Heading3"/>
+      </w:pPr>
+      <w:r>
+        <w:t xml:space="preserve">9.3.3 Example properties that specialise a skill-module relation</w:t>
+      </w:r>
+    </w:p>
+    <w:tbl>
+      <w:tblPr>
+        <w:tblW w:type="dxa" w:w="9360"/>
+        <w:tblBorders>
+          <w:top w:val="single" w:color="auto" w:sz="4"/>
+          <w:left w:val="single" w:color="auto" w:sz="4"/>
+          <w:bottom w:val="single" w:color="auto" w:sz="4"/>
+          <w:right w:val="single" w:color="auto" w:sz="4"/>
+          <w:insideH w:val="single" w:color="auto" w:sz="4"/>
+          <w:insideV w:val="single" w:color="auto" w:sz="4"/>
+        </w:tblBorders>
+      </w:tblPr>
+      <w:tblGrid>
+        <w:gridCol w:w="2200"/>
+        <w:gridCol w:w="3000"/>
+        <w:gridCol w:w="4160"/>
+      </w:tblGrid>
+      <w:tr>
+        <w:trPr>
+          <w:tblHeader/>
+        </w:trPr>
+        <w:tc>
+          <w:tcPr>
+            <w:tcW w:type="dxa" w:w="2200"/>
+            <w:tcBorders>
+              <w:top w:val="single" w:color="BBBBBB" w:sz="1"/>
+              <w:left w:val="single" w:color="BBBBBB" w:sz="1"/>
+              <w:bottom w:val="single" w:color="BBBBBB" w:sz="1"/>
+              <w:right w:val="single" w:color="BBBBBB" w:sz="1"/>
+            </w:tcBorders>
+            <w:shd w:fill="D6E0EC" w:val="clear"/>
+            <w:tcMar>
+              <w:top w:type="dxa" w:w="70"/>
+              <w:left w:type="dxa" w:w="110"/>
+              <w:bottom w:type="dxa" w:w="70"/>
+              <w:right w:type="dxa" w:w="110"/>
+            </w:tcMar>
+          </w:tcPr>
+          <w:p>
+            <w:pPr>
+              <w:spacing w:after="0"/>
+            </w:pPr>
+            <w:r>
+              <w:rPr>
+                <w:b/>
+                <w:bCs/>
+                <w:color w:val="1F3864"/>
+                <w:sz w:val="18"/>
+                <w:szCs w:val="18"/>
+              </w:rPr>
+              <w:t xml:space="preserve">Property</w:t>
+            </w:r>
+          </w:p>
+        </w:tc>
+        <w:tc>
+          <w:tcPr>
+            <w:tcW w:type="dxa" w:w="3000"/>
+            <w:tcBorders>
+              <w:top w:val="single" w:color="BBBBBB" w:sz="1"/>
+              <w:left w:val="single" w:color="BBBBBB" w:sz="1"/>
+              <w:bottom w:val="single" w:color="BBBBBB" w:sz="1"/>
+              <w:right w:val="single" w:color="BBBBBB" w:sz="1"/>
+            </w:tcBorders>
+            <w:shd w:fill="D6E0EC" w:val="clear"/>
+            <w:tcMar>
+              <w:top w:type="dxa" w:w="70"/>
+              <w:left w:type="dxa" w:w="110"/>
+              <w:bottom w:type="dxa" w:w="70"/>
+              <w:right w:type="dxa" w:w="110"/>
+            </w:tcMar>
+          </w:tcPr>
+          <w:p>
+            <w:pPr>
+              <w:spacing w:after="0"/>
+            </w:pPr>
+            <w:r>
+              <w:rPr>
+                <w:b/>
+                <w:bCs/>
+                <w:color w:val="1F3864"/>
+                <w:sz w:val="18"/>
+                <w:szCs w:val="18"/>
+              </w:rPr>
+              <w:t xml:space="preserve">rdfs:subPropertyOf</w:t>
+            </w:r>
+          </w:p>
+        </w:tc>
+        <w:tc>
+          <w:tcPr>
+            <w:tcW w:type="dxa" w:w="4160"/>
+            <w:tcBorders>
+              <w:top w:val="single" w:color="BBBBBB" w:sz="1"/>
+              <w:left w:val="single" w:color="BBBBBB" w:sz="1"/>
+              <w:bottom w:val="single" w:color="BBBBBB" w:sz="1"/>
+              <w:right w:val="single" w:color="BBBBBB" w:sz="1"/>
+            </w:tcBorders>
+            <w:shd w:fill="D6E0EC" w:val="clear"/>
+            <w:tcMar>
+              <w:top w:type="dxa" w:w="70"/>
+              <w:left w:type="dxa" w:w="110"/>
+              <w:bottom w:type="dxa" w:w="70"/>
+              <w:right w:type="dxa" w:w="110"/>
+            </w:tcMar>
+          </w:tcPr>
+          <w:p>
+            <w:pPr>
+              <w:spacing w:after="0"/>
+            </w:pPr>
+            <w:r>
+              <w:rPr>
+                <w:b/>
+                <w:bCs/>
+                <w:color w:val="1F3864"/>
+                <w:sz w:val="18"/>
+                <w:szCs w:val="18"/>
+              </w:rPr>
+              <w:t xml:space="preserve">Operates over</w:t>
+            </w:r>
+          </w:p>
+        </w:tc>
+      </w:tr>
+      <w:tr>
+        <w:tc>
+          <w:tcPr>
+            <w:tcW w:type="dxa" w:w="2200"/>
+            <w:tcBorders>
+              <w:top w:val="single" w:color="BBBBBB" w:sz="1"/>
+              <w:left w:val="single" w:color="BBBBBB" w:sz="1"/>
+              <w:bottom w:val="single" w:color="BBBBBB" w:sz="1"/>
+              <w:right w:val="single" w:color="BBBBBB" w:sz="1"/>
+            </w:tcBorders>
+            <w:shd w:fill="FFFFFF" w:val="clear"/>
+            <w:tcMar>
+              <w:top w:type="dxa" w:w="60"/>
+              <w:left w:type="dxa" w:w="110"/>
+              <w:bottom w:type="dxa" w:w="60"/>
+              <w:right w:type="dxa" w:w="110"/>
+            </w:tcMar>
+          </w:tcPr>
+          <w:p>
+            <w:pPr>
+              <w:spacing w:after="0" w:line="248"/>
+            </w:pPr>
+            <w:r>
+              <w:rPr>
+                <w:sz w:val="18"/>
+                <w:szCs w:val="18"/>
+              </w:rPr>
+              <w:t xml:space="preserve">ex:controlsIO</w:t>
+            </w:r>
+          </w:p>
+        </w:tc>
+        <w:tc>
+          <w:tcPr>
+            <w:tcW w:type="dxa" w:w="3000"/>
+            <w:tcBorders>
+              <w:top w:val="single" w:color="BBBBBB" w:sz="1"/>
+              <w:left w:val="single" w:color="BBBBBB" w:sz="1"/>
+              <w:bottom w:val="single" w:color="BBBBBB" w:sz="1"/>
+              <w:right w:val="single" w:color="BBBBBB" w:sz="1"/>
+            </w:tcBorders>
+            <w:shd w:fill="FFFFFF" w:val="clear"/>
+            <w:tcMar>
+              <w:top w:type="dxa" w:w="60"/>
+              <w:left w:type="dxa" w:w="110"/>
+              <w:bottom w:type="dxa" w:w="60"/>
+              <w:right w:type="dxa" w:w="110"/>
+            </w:tcMar>
+          </w:tcPr>
+          <w:p>
+            <w:pPr>
+              <w:spacing w:after="0" w:line="248"/>
+            </w:pPr>
+            <w:r>
+              <w:rPr>
+                <w:sz w:val="18"/>
+                <w:szCs w:val="18"/>
+              </w:rPr>
+              <w:t xml:space="preserve">skill:hasPostcondition</w:t>
+            </w:r>
+          </w:p>
+        </w:tc>
+        <w:tc>
+          <w:tcPr>
+            <w:tcW w:type="dxa" w:w="4160"/>
+            <w:tcBorders>
+              <w:top w:val="single" w:color="BBBBBB" w:sz="1"/>
+              <w:left w:val="single" w:color="BBBBBB" w:sz="1"/>
+              <w:bottom w:val="single" w:color="BBBBBB" w:sz="1"/>
+              <w:right w:val="single" w:color="BBBBBB" w:sz="1"/>
+            </w:tcBorders>
+            <w:shd w:fill="FFFFFF" w:val="clear"/>
+            <w:tcMar>
+              <w:top w:type="dxa" w:w="60"/>
+              <w:left w:type="dxa" w:w="110"/>
+              <w:bottom w:type="dxa" w:w="60"/>
+              <w:right w:type="dxa" w:w="110"/>
+            </w:tcMar>
+          </w:tcPr>
+          <w:p>
+            <w:pPr>
+              <w:spacing w:after="0" w:line="248"/>
+            </w:pPr>
+            <w:r>
+              <w:rPr>
+                <w:sz w:val="18"/>
+                <w:szCs w:val="18"/>
+              </w:rPr>
+              <w:t xml:space="preserve">core:Skill → core:State (ex:IOSignal)</w:t>
+            </w:r>
+          </w:p>
+        </w:tc>
+      </w:tr>
+      <w:tr>
+        <w:tc>
+          <w:tcPr>
+            <w:tcW w:type="dxa" w:w="2200"/>
+            <w:tcBorders>
+              <w:top w:val="single" w:color="BBBBBB" w:sz="1"/>
+              <w:left w:val="single" w:color="BBBBBB" w:sz="1"/>
+              <w:bottom w:val="single" w:color="BBBBBB" w:sz="1"/>
+              <w:right w:val="single" w:color="BBBBBB" w:sz="1"/>
+            </w:tcBorders>
+            <w:shd w:fill="F4F7FB" w:val="clear"/>
+            <w:tcMar>
+              <w:top w:type="dxa" w:w="60"/>
+              <w:left w:type="dxa" w:w="110"/>
+              <w:bottom w:type="dxa" w:w="60"/>
+              <w:right w:type="dxa" w:w="110"/>
+            </w:tcMar>
+          </w:tcPr>
+          <w:p>
+            <w:pPr>
+              <w:spacing w:after="0" w:line="248"/>
+            </w:pPr>
+            <w:r>
+              <w:rPr>
+                <w:sz w:val="18"/>
+                <w:szCs w:val="18"/>
+              </w:rPr>
+              <w:t xml:space="preserve">ex:receivesIO</w:t>
+            </w:r>
+          </w:p>
+        </w:tc>
+        <w:tc>
+          <w:tcPr>
+            <w:tcW w:type="dxa" w:w="3000"/>
+            <w:tcBorders>
+              <w:top w:val="single" w:color="BBBBBB" w:sz="1"/>
+              <w:left w:val="single" w:color="BBBBBB" w:sz="1"/>
+              <w:bottom w:val="single" w:color="BBBBBB" w:sz="1"/>
+              <w:right w:val="single" w:color="BBBBBB" w:sz="1"/>
+            </w:tcBorders>
+            <w:shd w:fill="F4F7FB" w:val="clear"/>
+            <w:tcMar>
+              <w:top w:type="dxa" w:w="60"/>
+              <w:left w:type="dxa" w:w="110"/>
+              <w:bottom w:type="dxa" w:w="60"/>
+              <w:right w:type="dxa" w:w="110"/>
+            </w:tcMar>
+          </w:tcPr>
+          <w:p>
+            <w:pPr>
+              <w:spacing w:after="0" w:line="248"/>
+            </w:pPr>
+            <w:r>
+              <w:rPr>
+                <w:sz w:val="18"/>
+                <w:szCs w:val="18"/>
+              </w:rPr>
+              <w:t xml:space="preserve">skill:hasPrecondition</w:t>
+            </w:r>
+          </w:p>
+        </w:tc>
+        <w:tc>
+          <w:tcPr>
+            <w:tcW w:type="dxa" w:w="4160"/>
+            <w:tcBorders>
+              <w:top w:val="single" w:color="BBBBBB" w:sz="1"/>
+              <w:left w:val="single" w:color="BBBBBB" w:sz="1"/>
+              <w:bottom w:val="single" w:color="BBBBBB" w:sz="1"/>
+              <w:right w:val="single" w:color="BBBBBB" w:sz="1"/>
+            </w:tcBorders>
+            <w:shd w:fill="F4F7FB" w:val="clear"/>
+            <w:tcMar>
+              <w:top w:type="dxa" w:w="60"/>
+              <w:left w:type="dxa" w:w="110"/>
+              <w:bottom w:type="dxa" w:w="60"/>
+              <w:right w:type="dxa" w:w="110"/>
+            </w:tcMar>
+          </w:tcPr>
+          <w:p>
+            <w:pPr>
+              <w:spacing w:after="0" w:line="248"/>
+            </w:pPr>
+            <w:r>
+              <w:rPr>
+                <w:sz w:val="18"/>
+                <w:szCs w:val="18"/>
+              </w:rPr>
+              <w:t xml:space="preserve">core:Skill → core:State (ex:IOSignal)</w:t>
+            </w:r>
+          </w:p>
+        </w:tc>
+      </w:tr>
+    </w:tbl>
+    <w:p>
+      <w:pPr>
+        <w:pStyle w:val="Heading3"/>
+      </w:pPr>
+      <w:r>
+        <w:t xml:space="preserve">9.3.4 Local object properties over core / module classes</w:t>
+      </w:r>
+    </w:p>
+    <w:p>
+      <w:pPr>
+        <w:spacing w:after="140" w:line="276"/>
+      </w:pPr>
+      <w:r>
+        <w:rPr>
+          <w:rFonts w:ascii="Consolas" w:cs="Consolas" w:eastAsia="Consolas" w:hAnsi="Consolas"/>
+          <w:sz w:val="18"/>
+          <w:szCs w:val="18"/>
+        </w:rPr>
+        <w:t xml:space="preserve">ex:createsSignal</w:t>
+      </w:r>
+      <w:r>
+        <w:t xml:space="preserve"> (core:Resource → ex:IOSignal ⊑ core:State), </w:t>
+      </w:r>
+      <w:r>
+        <w:rPr>
+          <w:rFonts w:ascii="Consolas" w:cs="Consolas" w:eastAsia="Consolas" w:hAnsi="Consolas"/>
+          <w:sz w:val="18"/>
+          <w:szCs w:val="18"/>
+        </w:rPr>
+        <w:t xml:space="preserve">ex:commandsActuator</w:t>
+      </w:r>
+      <w:r>
+        <w:t xml:space="preserve"> (ex:IOSignal → res:Actuator ⊑ core:Resource), </w:t>
+      </w:r>
+      <w:r>
+        <w:rPr>
+          <w:rFonts w:ascii="Consolas" w:cs="Consolas" w:eastAsia="Consolas" w:hAnsi="Consolas"/>
+          <w:sz w:val="18"/>
+          <w:szCs w:val="18"/>
+        </w:rPr>
+        <w:t xml:space="preserve">ex:instanceOfFBT</w:t>
+      </w:r>
+      <w:r>
+        <w:t xml:space="preserve"> (FB → FB), </w:t>
+      </w:r>
+      <w:r>
+        <w:rPr>
+          <w:rFonts w:ascii="Consolas" w:cs="Consolas" w:eastAsia="Consolas" w:hAnsi="Consolas"/>
+          <w:sz w:val="18"/>
+          <w:szCs w:val="18"/>
+        </w:rPr>
+        <w:t xml:space="preserve">ex:ofType</w:t>
+      </w:r>
+      <w:r>
+        <w:t xml:space="preserve"> (registered core:Skill → skill TYPE), </w:t>
+      </w:r>
+      <w:r>
+        <w:rPr>
+          <w:rFonts w:ascii="Consolas" w:cs="Consolas" w:eastAsia="Consolas" w:hAnsi="Consolas"/>
+          <w:sz w:val="18"/>
+          <w:szCs w:val="18"/>
+        </w:rPr>
+        <w:t xml:space="preserve">opcua:exposes</w:t>
+      </w:r>
+      <w:r>
+        <w:t xml:space="preserve"> (interface → core:Skill), </w:t>
+      </w:r>
+      <w:r>
+        <w:rPr>
+          <w:rFonts w:ascii="Consolas" w:cs="Consolas" w:eastAsia="Consolas" w:hAnsi="Consolas"/>
+          <w:sz w:val="18"/>
+          <w:szCs w:val="18"/>
+        </w:rPr>
+        <w:t xml:space="preserve">proc:precedes</w:t>
+      </w:r>
+      <w:r>
+        <w:t xml:space="preserve">, </w:t>
+      </w:r>
+      <w:r>
+        <w:rPr>
+          <w:rFonts w:ascii="Consolas" w:cs="Consolas" w:eastAsia="Consolas" w:hAnsi="Consolas"/>
+          <w:sz w:val="18"/>
+          <w:szCs w:val="18"/>
+        </w:rPr>
+        <w:t xml:space="preserve">prod:requiresProcess</w:t>
+      </w:r>
+      <w:r>
+        <w:t xml:space="preserve"> (core:Product → core:Process).</w:t>
+      </w:r>
+    </w:p>
+    <w:p>
+      <w:pPr>
+        <w:pStyle w:val="Heading3"/>
+      </w:pPr>
+      <w:r>
+        <w:t xml:space="preserve">9.3.5 Inferred core relations</w:t>
+      </w:r>
+    </w:p>
+    <w:p>
+      <w:pPr>
+        <w:spacing w:after="140" w:line="276"/>
+      </w:pPr>
+      <w:r>
+        <w:t xml:space="preserve">Materialised by the universal rules: </w:t>
+      </w:r>
+      <w:r>
+        <w:rPr>
+          <w:rFonts w:ascii="Consolas" w:cs="Consolas" w:eastAsia="Consolas" w:hAnsi="Consolas"/>
+          <w:sz w:val="18"/>
+          <w:szCs w:val="18"/>
+        </w:rPr>
+        <w:t xml:space="preserve">core:canPerform</w:t>
+      </w:r>
+      <w:r>
+        <w:t xml:space="preserve"> (core:Resource → core:Capability) and </w:t>
+      </w:r>
+      <w:r>
+        <w:rPr>
+          <w:rFonts w:ascii="Consolas" w:cs="Consolas" w:eastAsia="Consolas" w:hAnsi="Consolas"/>
+          <w:sz w:val="18"/>
+          <w:szCs w:val="18"/>
+        </w:rPr>
+        <w:t xml:space="preserve">core:canManufacture</w:t>
+      </w:r>
+      <w:r>
+        <w:t xml:space="preserve"> (core:Plant → core:Product).</w:t>
+      </w:r>
+    </w:p>
+    <w:p>
+      <w:pPr>
+        <w:pStyle w:val="Heading2"/>
+      </w:pPr>
+      <w:r>
+        <w:t xml:space="preserve">9.4 The demonstration: universal core reasoning runs on the testbed</w:t>
+      </w:r>
+    </w:p>
+    <w:p>
+      <w:pPr>
+        <w:spacing w:after="140" w:line="276"/>
+      </w:pPr>
+      <w:r>
+        <w:t xml:space="preserve">The decisive point for “how MAESTRO can be used with our testbed” is that MAESTRO's domain-agnostic inference rules (</w:t>
+      </w:r>
+      <w:r>
+        <w:rPr>
+          <w:rFonts w:ascii="Consolas" w:cs="Consolas" w:eastAsia="Consolas" w:hAnsi="Consolas"/>
+          <w:sz w:val="18"/>
+          <w:szCs w:val="18"/>
+        </w:rPr>
+        <w:t xml:space="preserve">rules/capability-inference.rq</w:t>
+      </w:r>
+      <w:r>
+        <w:t xml:space="preserve">, </w:t>
+      </w:r>
+      <w:r>
+        <w:rPr>
+          <w:rFonts w:ascii="Consolas" w:cs="Consolas" w:eastAsia="Consolas" w:hAnsi="Consolas"/>
+          <w:sz w:val="18"/>
+          <w:szCs w:val="18"/>
+        </w:rPr>
+        <w:t xml:space="preserve">rules/manufacturing-ability.rq</w:t>
+      </w:r>
+      <w:r>
+        <w:t xml:space="preserve"> — written for no specific plant) operate purely on the core spine, and therefore fire </w:t>
+      </w:r>
+      <w:r>
+        <w:rPr>
+          <w:b/>
+          <w:bCs/>
+        </w:rPr>
+        <w:t xml:space="preserve">unchanged</w:t>
+      </w:r>
+      <w:r>
+        <w:t xml:space="preserve"> on the Festo data. The whole reasoning chain stays at the core level:</w:t>
+      </w:r>
+    </w:p>
+    <w:p>
+      <w:pPr>
+        <w:pBdr>
+          <w:left w:val="single" w:color="C55A11" w:sz="18" w:space="6"/>
+        </w:pBdr>
+        <w:shd w:fill="F4F4F4" w:val="clear"/>
+        <w:spacing w:after="0" w:line="240"/>
+        <w:ind w:left="120"/>
+      </w:pPr>
+      <w:r>
+        <w:rPr>
+          <w:rFonts w:ascii="Consolas" w:cs="Consolas" w:eastAsia="Consolas" w:hAnsi="Consolas"/>
+          <w:color w:val="1A1A1A"/>
+          <w:sz w:val="17"/>
+          <w:szCs w:val="17"/>
+        </w:rPr>
+        <w:t xml:space="preserve">iec61499:implementsSkill  ⊑ core:implements</w:t>
+      </w:r>
+    </w:p>
+    <w:p>
+      <w:pPr>
+        <w:pBdr>
+          <w:left w:val="single" w:color="C55A11" w:sz="18" w:space="6"/>
+        </w:pBdr>
+        <w:shd w:fill="F4F4F4" w:val="clear"/>
+        <w:spacing w:after="0" w:line="240"/>
+        <w:ind w:left="120"/>
+      </w:pPr>
+      <w:r>
+        <w:rPr>
+          <w:rFonts w:ascii="Consolas" w:cs="Consolas" w:eastAsia="Consolas" w:hAnsi="Consolas"/>
+          <w:color w:val="1A1A1A"/>
+          <w:sz w:val="17"/>
+          <w:szCs w:val="17"/>
+        </w:rPr>
+        <w:t xml:space="preserve">      FBT_skSwivelArm_mo_cmp1  implements      Type_skSwivelArmTransfer</w:t>
+      </w:r>
+    </w:p>
+    <w:p>
+      <w:pPr>
+        <w:pBdr>
+          <w:left w:val="single" w:color="C55A11" w:sz="18" w:space="6"/>
+        </w:pBdr>
+        <w:shd w:fill="F4F4F4" w:val="clear"/>
+        <w:spacing w:after="0" w:line="240"/>
+        <w:ind w:left="120"/>
+      </w:pPr>
+      <w:r>
+        <w:rPr>
+          <w:rFonts w:ascii="Consolas" w:cs="Consolas" w:eastAsia="Consolas" w:hAnsi="Consolas"/>
+          <w:color w:val="1A1A1A"/>
+          <w:sz w:val="17"/>
+          <w:szCs w:val="17"/>
+        </w:rPr>
+        <w:t xml:space="preserve">iec61499:controlsResource ⊑ core:controls</w:t>
+      </w:r>
+    </w:p>
+    <w:p>
+      <w:pPr>
+        <w:pBdr>
+          <w:left w:val="single" w:color="C55A11" w:sz="18" w:space="6"/>
+        </w:pBdr>
+        <w:shd w:fill="F4F4F4" w:val="clear"/>
+        <w:spacing w:after="0" w:line="240"/>
+        <w:ind w:left="120"/>
+      </w:pPr>
+      <w:r>
+        <w:rPr>
+          <w:rFonts w:ascii="Consolas" w:cs="Consolas" w:eastAsia="Consolas" w:hAnsi="Consolas"/>
+          <w:color w:val="1A1A1A"/>
+          <w:sz w:val="17"/>
+          <w:szCs w:val="17"/>
+        </w:rPr>
+        <w:t xml:space="preserve">      FBT_skSwivelArm_mo_cmp1  controls        TransferUnit1</w:t>
+      </w:r>
+    </w:p>
+    <w:p>
+      <w:pPr>
+        <w:pBdr>
+          <w:left w:val="single" w:color="C55A11" w:sz="18" w:space="6"/>
+        </w:pBdr>
+        <w:shd w:fill="F4F4F4" w:val="clear"/>
+        <w:spacing w:after="0" w:line="240"/>
+        <w:ind w:left="120"/>
+      </w:pPr>
+      <w:r>
+        <w:rPr>
+          <w:rFonts w:ascii="Consolas" w:cs="Consolas" w:eastAsia="Consolas" w:hAnsi="Consolas"/>
+          <w:color w:val="1A1A1A"/>
+          <w:sz w:val="17"/>
+          <w:szCs w:val="17"/>
+        </w:rPr>
+        <w:t xml:space="preserve">cap:realizedBySkill       ⊑ core:realizedBySkill</w:t>
+      </w:r>
+    </w:p>
+    <w:p>
+      <w:pPr>
+        <w:pBdr>
+          <w:left w:val="single" w:color="C55A11" w:sz="18" w:space="6"/>
+        </w:pBdr>
+        <w:shd w:fill="F4F4F4" w:val="clear"/>
+        <w:spacing w:after="0" w:line="240"/>
+        <w:ind w:left="120"/>
+      </w:pPr>
+      <w:r>
+        <w:rPr>
+          <w:rFonts w:ascii="Consolas" w:cs="Consolas" w:eastAsia="Consolas" w:hAnsi="Consolas"/>
+          <w:color w:val="1A1A1A"/>
+          <w:sz w:val="17"/>
+          <w:szCs w:val="17"/>
+        </w:rPr>
+        <w:t xml:space="preserve">      cap:PickPlaceCapability  realizedBySkill Type_skSwivelArmTransfer</w:t>
+      </w:r>
+    </w:p>
+    <w:p>
+      <w:pPr>
+        <w:pBdr>
+          <w:left w:val="single" w:color="C55A11" w:sz="18" w:space="6"/>
+        </w:pBdr>
+        <w:shd w:fill="F4F4F4" w:val="clear"/>
+        <w:spacing w:after="0" w:line="240"/>
+        <w:ind w:left="120"/>
+      </w:pPr>
+      <w:r>
+        <w:rPr>
+          <w:rFonts w:ascii="Consolas" w:cs="Consolas" w:eastAsia="Consolas" w:hAnsi="Consolas"/>
+          <w:color w:val="1A1A1A"/>
+          <w:sz w:val="17"/>
+          <w:szCs w:val="17"/>
+        </w:rPr>
+        <w:t xml:space="preserve">  ⇒ (rule)  TransferUnit1        core:canPerform     cap:PickPlaceCapability</w:t>
+      </w:r>
+    </w:p>
+    <w:p>
+      <w:pPr>
+        <w:pBdr>
+          <w:left w:val="single" w:color="C55A11" w:sz="18" w:space="6"/>
+        </w:pBdr>
+        <w:shd w:fill="F4F4F4" w:val="clear"/>
+        <w:spacing w:after="0" w:line="240"/>
+        <w:ind w:left="120"/>
+      </w:pPr>
+      <w:r>
+        <w:rPr>
+          <w:rFonts w:ascii="Consolas" w:cs="Consolas" w:eastAsia="Consolas" w:hAnsi="Consolas"/>
+          <w:color w:val="1A1A1A"/>
+          <w:sz w:val="17"/>
+          <w:szCs w:val="17"/>
+        </w:rPr>
+        <w:t xml:space="preserve"> </w:t>
+      </w:r>
+    </w:p>
+    <w:p>
+      <w:pPr>
+        <w:pBdr>
+          <w:left w:val="single" w:color="C55A11" w:sz="18" w:space="6"/>
+        </w:pBdr>
+        <w:shd w:fill="F4F4F4" w:val="clear"/>
+        <w:spacing w:after="0" w:line="240"/>
+        <w:ind w:left="120"/>
+      </w:pPr>
+      <w:r>
+        <w:rPr>
+          <w:rFonts w:ascii="Consolas" w:cs="Consolas" w:eastAsia="Consolas" w:hAnsi="Consolas"/>
+          <w:color w:val="1A1A1A"/>
+          <w:sz w:val="17"/>
+          <w:szCs w:val="17"/>
+        </w:rPr>
+        <w:t xml:space="preserve">core:hasPart + prod:requiresProcess + proc:requiresCapability</w:t>
+      </w:r>
+    </w:p>
+    <w:p>
+      <w:pPr>
+        <w:pBdr>
+          <w:left w:val="single" w:color="C55A11" w:sz="18" w:space="6"/>
+        </w:pBdr>
+        <w:shd w:fill="F4F4F4" w:val="clear"/>
+        <w:spacing w:after="0" w:line="240"/>
+        <w:ind w:left="120"/>
+      </w:pPr>
+      <w:r>
+        <w:rPr>
+          <w:rFonts w:ascii="Consolas" w:cs="Consolas" w:eastAsia="Consolas" w:hAnsi="Consolas"/>
+          <w:color w:val="1A1A1A"/>
+          <w:sz w:val="17"/>
+          <w:szCs w:val="17"/>
+        </w:rPr>
+        <w:t xml:space="preserve">  ⇒ (rule)  DistributingStation1 core:canManufacture WorkpieceWP</w:t>
+      </w:r>
+    </w:p>
+    <w:p>
+      <w:pPr>
+        <w:spacing w:after="140" w:line="276"/>
+      </w:pPr>
+      <w:r>
+        <w:t xml:space="preserve">Materialised conclusions (verified by running the two rules over the example):</w:t>
+      </w:r>
+    </w:p>
+    <w:p>
+      <w:pPr>
+        <w:pStyle w:val="ListParagraph"/>
+        <w:numPr>
+          <w:ilvl w:val="0"/>
+          <w:numId w:val="2"/>
+        </w:numPr>
+        <w:spacing w:after="60" w:line="264"/>
+      </w:pPr>
+      <w:r>
+        <w:rPr>
+          <w:rFonts w:ascii="Consolas" w:cs="Consolas" w:eastAsia="Consolas" w:hAnsi="Consolas"/>
+          <w:sz w:val="18"/>
+          <w:szCs w:val="18"/>
+        </w:rPr>
+        <w:t xml:space="preserve">FeederUnit1 </w:t>
+      </w:r>
+      <w:r>
+        <w:t xml:space="preserve">core:canPerform </w:t>
+      </w:r>
+      <w:r>
+        <w:rPr>
+          <w:rFonts w:ascii="Consolas" w:cs="Consolas" w:eastAsia="Consolas" w:hAnsi="Consolas"/>
+          <w:sz w:val="18"/>
+          <w:szCs w:val="18"/>
+        </w:rPr>
+        <w:t xml:space="preserve">cap:HandlingCapability</w:t>
+      </w:r>
+    </w:p>
+    <w:p>
+      <w:pPr>
+        <w:pStyle w:val="ListParagraph"/>
+        <w:numPr>
+          <w:ilvl w:val="0"/>
+          <w:numId w:val="2"/>
+        </w:numPr>
+        <w:spacing w:after="60" w:line="264"/>
+      </w:pPr>
+      <w:r>
+        <w:rPr>
+          <w:rFonts w:ascii="Consolas" w:cs="Consolas" w:eastAsia="Consolas" w:hAnsi="Consolas"/>
+          <w:sz w:val="18"/>
+          <w:szCs w:val="18"/>
+        </w:rPr>
+        <w:t xml:space="preserve">TransferUnit1 </w:t>
+      </w:r>
+      <w:r>
+        <w:t xml:space="preserve">core:canPerform </w:t>
+      </w:r>
+      <w:r>
+        <w:rPr>
+          <w:rFonts w:ascii="Consolas" w:cs="Consolas" w:eastAsia="Consolas" w:hAnsi="Consolas"/>
+          <w:sz w:val="18"/>
+          <w:szCs w:val="18"/>
+        </w:rPr>
+        <w:t xml:space="preserve">cap:PickPlaceCapability</w:t>
+      </w:r>
+    </w:p>
+    <w:p>
+      <w:pPr>
+        <w:pStyle w:val="ListParagraph"/>
+        <w:numPr>
+          <w:ilvl w:val="0"/>
+          <w:numId w:val="2"/>
+        </w:numPr>
+        <w:spacing w:after="60" w:line="264"/>
+      </w:pPr>
+      <w:r>
+        <w:rPr>
+          <w:rFonts w:ascii="Consolas" w:cs="Consolas" w:eastAsia="Consolas" w:hAnsi="Consolas"/>
+          <w:sz w:val="18"/>
+          <w:szCs w:val="18"/>
+        </w:rPr>
+        <w:t xml:space="preserve">TransferMotor1 </w:t>
+      </w:r>
+      <w:r>
+        <w:t xml:space="preserve">core:canPerform </w:t>
+      </w:r>
+      <w:r>
+        <w:rPr>
+          <w:rFonts w:ascii="Consolas" w:cs="Consolas" w:eastAsia="Consolas" w:hAnsi="Consolas"/>
+          <w:sz w:val="18"/>
+          <w:szCs w:val="18"/>
+        </w:rPr>
+        <w:t xml:space="preserve">cap:TransportCapability</w:t>
+      </w:r>
+    </w:p>
+    <w:p>
+      <w:pPr>
+        <w:pStyle w:val="ListParagraph"/>
+        <w:numPr>
+          <w:ilvl w:val="0"/>
+          <w:numId w:val="2"/>
+        </w:numPr>
+        <w:spacing w:after="60" w:line="264"/>
+      </w:pPr>
+      <w:r>
+        <w:rPr>
+          <w:rFonts w:ascii="Consolas" w:cs="Consolas" w:eastAsia="Consolas" w:hAnsi="Consolas"/>
+          <w:sz w:val="18"/>
+          <w:szCs w:val="18"/>
+        </w:rPr>
+        <w:t xml:space="preserve">DistributingStation1 </w:t>
+      </w:r>
+      <w:r>
+        <w:t xml:space="preserve">core:canManufacture </w:t>
+      </w:r>
+      <w:r>
+        <w:rPr>
+          <w:rFonts w:ascii="Consolas" w:cs="Consolas" w:eastAsia="Consolas" w:hAnsi="Consolas"/>
+          <w:sz w:val="18"/>
+          <w:szCs w:val="18"/>
+        </w:rPr>
+        <w:t xml:space="preserve">WorkpieceWP</w:t>
+      </w:r>
+    </w:p>
+    <w:tbl>
+      <w:tblPr>
+        <w:tblW w:type="dxa" w:w="9360"/>
+        <w:tblBorders>
+          <w:top w:val="single" w:color="auto" w:sz="4"/>
+          <w:left w:val="single" w:color="auto" w:sz="4"/>
+          <w:bottom w:val="single" w:color="auto" w:sz="4"/>
+          <w:right w:val="single" w:color="auto" w:sz="4"/>
+          <w:insideH w:val="single" w:color="auto" w:sz="4"/>
+          <w:insideV w:val="single" w:color="auto" w:sz="4"/>
+        </w:tblBorders>
+      </w:tblPr>
+      <w:tblGrid>
+        <w:gridCol w:w="9360"/>
+      </w:tblGrid>
+      <w:tr>
+        <w:tc>
+          <w:tcPr>
+            <w:tcBorders>
+              <w:top w:val="single" w:color="E0C16A" w:sz="1"/>
+              <w:left w:val="single" w:color="C55A11" w:sz="24"/>
+              <w:bottom w:val="single" w:color="E0C16A" w:sz="1"/>
+              <w:right w:val="single" w:color="E0C16A" w:sz="1"/>
+            </w:tcBorders>
+            <w:shd w:fill="FFF2CC" w:val="clear"/>
+            <w:tcMar>
+              <w:top w:type="dxa" w:w="100"/>
+              <w:left w:type="dxa" w:w="160"/>
+              <w:bottom w:type="dxa" w:w="100"/>
+              <w:right w:type="dxa" w:w="160"/>
+            </w:tcMar>
+          </w:tcPr>
+          <w:p>
+            <w:pPr>
+              <w:spacing w:after="0" w:line="264"/>
+            </w:pPr>
+            <w:r>
+              <w:rPr>
+                <w:b/>
+                <w:bCs/>
+                <w:color w:val="7F4F01"/>
+                <w:sz w:val="19"/>
+                <w:szCs w:val="19"/>
+              </w:rPr>
+              <w:t xml:space="preserve">In other words.  </w:t>
+            </w:r>
+            <w:r>
+              <w:t xml:space="preserve">We described the testbed in MAESTRO's universal vocabulary, and the core's own reasoning told us what the station can do — without any plant-specific logic.</w:t>
+            </w:r>
+          </w:p>
+        </w:tc>
+      </w:tr>
+    </w:tbl>
+    <w:p>
+      <w:pPr>
+        <w:pStyle w:val="Heading2"/>
+      </w:pPr>
+      <w:r>
+        <w:t xml:space="preserve">9.5 Figures</w:t>
+      </w:r>
+    </w:p>
+    <w:p>
+      <w:pPr>
+        <w:spacing w:after="140" w:line="276"/>
+      </w:pPr>
+      <w:r>
+        <w:t xml:space="preserve">Three repository figures document the alignment described above:</w:t>
+      </w:r>
+    </w:p>
+    <w:tbl>
+      <w:tblPr>
+        <w:tblW w:type="dxa" w:w="9360"/>
+        <w:tblBorders>
+          <w:top w:val="single" w:color="auto" w:sz="4"/>
+          <w:left w:val="single" w:color="auto" w:sz="4"/>
+          <w:bottom w:val="single" w:color="auto" w:sz="4"/>
+          <w:right w:val="single" w:color="auto" w:sz="4"/>
+          <w:insideH w:val="single" w:color="auto" w:sz="4"/>
+          <w:insideV w:val="single" w:color="auto" w:sz="4"/>
+        </w:tblBorders>
+      </w:tblPr>
+      <w:tblGrid>
+        <w:gridCol w:w="3260"/>
+        <w:gridCol w:w="6100"/>
+      </w:tblGrid>
+      <w:tr>
+        <w:trPr>
+          <w:tblHeader/>
+        </w:trPr>
+        <w:tc>
+          <w:tcPr>
+            <w:tcW w:type="dxa" w:w="3260"/>
+            <w:tcBorders>
+              <w:top w:val="single" w:color="BBBBBB" w:sz="1"/>
+              <w:left w:val="single" w:color="BBBBBB" w:sz="1"/>
+              <w:bottom w:val="single" w:color="BBBBBB" w:sz="1"/>
+              <w:right w:val="single" w:color="BBBBBB" w:sz="1"/>
+            </w:tcBorders>
+            <w:shd w:fill="D6E0EC" w:val="clear"/>
+            <w:tcMar>
+              <w:top w:type="dxa" w:w="70"/>
+              <w:left w:type="dxa" w:w="110"/>
+              <w:bottom w:type="dxa" w:w="70"/>
+              <w:right w:type="dxa" w:w="110"/>
+            </w:tcMar>
+          </w:tcPr>
+          <w:p>
+            <w:pPr>
+              <w:spacing w:after="0"/>
+            </w:pPr>
+            <w:r>
+              <w:rPr>
+                <w:b/>
+                <w:bCs/>
+                <w:color w:val="1F3864"/>
+                <w:sz w:val="18"/>
+                <w:szCs w:val="18"/>
+              </w:rPr>
+              <w:t xml:space="preserve">Figure</w:t>
+            </w:r>
+          </w:p>
+        </w:tc>
+        <w:tc>
+          <w:tcPr>
+            <w:tcW w:type="dxa" w:w="6100"/>
+            <w:tcBorders>
+              <w:top w:val="single" w:color="BBBBBB" w:sz="1"/>
+              <w:left w:val="single" w:color="BBBBBB" w:sz="1"/>
+              <w:bottom w:val="single" w:color="BBBBBB" w:sz="1"/>
+              <w:right w:val="single" w:color="BBBBBB" w:sz="1"/>
+            </w:tcBorders>
+            <w:shd w:fill="D6E0EC" w:val="clear"/>
+            <w:tcMar>
+              <w:top w:type="dxa" w:w="70"/>
+              <w:left w:type="dxa" w:w="110"/>
+              <w:bottom w:type="dxa" w:w="70"/>
+              <w:right w:type="dxa" w:w="110"/>
+            </w:tcMar>
+          </w:tcPr>
+          <w:p>
+            <w:pPr>
+              <w:spacing w:after="0"/>
+            </w:pPr>
+            <w:r>
+              <w:rPr>
+                <w:b/>
+                <w:bCs/>
+                <w:color w:val="1F3864"/>
+                <w:sz w:val="18"/>
+                <w:szCs w:val="18"/>
+              </w:rPr>
+              <w:t xml:space="preserve">Shows</w:t>
+            </w:r>
+          </w:p>
+        </w:tc>
+      </w:tr>
+      <w:tr>
+        <w:tc>
+          <w:tcPr>
+            <w:tcW w:type="dxa" w:w="3260"/>
+            <w:tcBorders>
+              <w:top w:val="single" w:color="BBBBBB" w:sz="1"/>
+              <w:left w:val="single" w:color="BBBBBB" w:sz="1"/>
+              <w:bottom w:val="single" w:color="BBBBBB" w:sz="1"/>
+              <w:right w:val="single" w:color="BBBBBB" w:sz="1"/>
+            </w:tcBorders>
+            <w:shd w:fill="FFFFFF" w:val="clear"/>
+            <w:tcMar>
+              <w:top w:type="dxa" w:w="60"/>
+              <w:left w:type="dxa" w:w="110"/>
+              <w:bottom w:type="dxa" w:w="60"/>
+              <w:right w:type="dxa" w:w="110"/>
+            </w:tcMar>
+          </w:tcPr>
+          <w:p>
+            <w:pPr>
+              <w:spacing w:after="0" w:line="248"/>
+            </w:pPr>
+            <w:r>
+              <w:rPr>
+                <w:rFonts w:ascii="Consolas" w:cs="Consolas" w:eastAsia="Consolas" w:hAnsi="Consolas"/>
+                <w:sz w:val="16"/>
+                <w:szCs w:val="16"/>
+              </w:rPr>
+              <w:t xml:space="preserve">16-core-to-festo-bridge.png</w:t>
+            </w:r>
+          </w:p>
+        </w:tc>
+        <w:tc>
+          <w:tcPr>
+            <w:tcW w:type="dxa" w:w="6100"/>
+            <w:tcBorders>
+              <w:top w:val="single" w:color="BBBBBB" w:sz="1"/>
+              <w:left w:val="single" w:color="BBBBBB" w:sz="1"/>
+              <w:bottom w:val="single" w:color="BBBBBB" w:sz="1"/>
+              <w:right w:val="single" w:color="BBBBBB" w:sz="1"/>
+            </w:tcBorders>
+            <w:shd w:fill="FFFFFF" w:val="clear"/>
+            <w:tcMar>
+              <w:top w:type="dxa" w:w="60"/>
+              <w:left w:type="dxa" w:w="110"/>
+              <w:bottom w:type="dxa" w:w="60"/>
+              <w:right w:type="dxa" w:w="110"/>
+            </w:tcMar>
+          </w:tcPr>
+          <w:p>
+            <w:pPr>
+              <w:spacing w:after="0" w:line="248"/>
+            </w:pPr>
+            <w:r>
+              <w:rPr>
+                <w:sz w:val="18"/>
+                <w:szCs w:val="18"/>
+              </w:rPr>
+              <w:t xml:space="preserve">Core ↔ testbed alignment: each Festo individual specialises a frozen core: class via rdf:type / rdfs:subClassOf (embedded as Figure 7 above).</w:t>
+            </w:r>
+          </w:p>
+        </w:tc>
+      </w:tr>
+      <w:tr>
+        <w:tc>
+          <w:tcPr>
+            <w:tcW w:type="dxa" w:w="3260"/>
+            <w:tcBorders>
+              <w:top w:val="single" w:color="BBBBBB" w:sz="1"/>
+              <w:left w:val="single" w:color="BBBBBB" w:sz="1"/>
+              <w:bottom w:val="single" w:color="BBBBBB" w:sz="1"/>
+              <w:right w:val="single" w:color="BBBBBB" w:sz="1"/>
+            </w:tcBorders>
+            <w:shd w:fill="F4F7FB" w:val="clear"/>
+            <w:tcMar>
+              <w:top w:type="dxa" w:w="60"/>
+              <w:left w:type="dxa" w:w="110"/>
+              <w:bottom w:type="dxa" w:w="60"/>
+              <w:right w:type="dxa" w:w="110"/>
+            </w:tcMar>
+          </w:tcPr>
+          <w:p>
+            <w:pPr>
+              <w:spacing w:after="0" w:line="248"/>
+            </w:pPr>
+            <w:r>
+              <w:rPr>
+                <w:rFonts w:ascii="Consolas" w:cs="Consolas" w:eastAsia="Consolas" w:hAnsi="Consolas"/>
+                <w:sz w:val="15"/>
+                <w:szCs w:val="15"/>
+              </w:rPr>
+              <w:t xml:space="preserve">15-distribution-newsystem4-schema.png</w:t>
+            </w:r>
+          </w:p>
+        </w:tc>
+        <w:tc>
+          <w:tcPr>
+            <w:tcW w:type="dxa" w:w="6100"/>
+            <w:tcBorders>
+              <w:top w:val="single" w:color="BBBBBB" w:sz="1"/>
+              <w:left w:val="single" w:color="BBBBBB" w:sz="1"/>
+              <w:bottom w:val="single" w:color="BBBBBB" w:sz="1"/>
+              <w:right w:val="single" w:color="BBBBBB" w:sz="1"/>
+            </w:tcBorders>
+            <w:shd w:fill="F4F7FB" w:val="clear"/>
+            <w:tcMar>
+              <w:top w:type="dxa" w:w="60"/>
+              <w:left w:type="dxa" w:w="110"/>
+              <w:bottom w:type="dxa" w:w="60"/>
+              <w:right w:type="dxa" w:w="110"/>
+            </w:tcMar>
+          </w:tcPr>
+          <w:p>
+            <w:pPr>
+              <w:spacing w:after="0" w:line="248"/>
+            </w:pPr>
+            <w:r>
+              <w:rPr>
+                <w:sz w:val="18"/>
+                <w:szCs w:val="18"/>
+              </w:rPr>
+              <w:t xml:space="preserve">The full example instance graph, clustered by layer; individuals typed by a frozen core: class carry a gold double border.</w:t>
+            </w:r>
+          </w:p>
+        </w:tc>
+      </w:tr>
+      <w:tr>
+        <w:tc>
+          <w:tcPr>
+            <w:tcW w:type="dxa" w:w="3260"/>
+            <w:tcBorders>
+              <w:top w:val="single" w:color="BBBBBB" w:sz="1"/>
+              <w:left w:val="single" w:color="BBBBBB" w:sz="1"/>
+              <w:bottom w:val="single" w:color="BBBBBB" w:sz="1"/>
+              <w:right w:val="single" w:color="BBBBBB" w:sz="1"/>
+            </w:tcBorders>
+            <w:shd w:fill="FFFFFF" w:val="clear"/>
+            <w:tcMar>
+              <w:top w:type="dxa" w:w="60"/>
+              <w:left w:type="dxa" w:w="110"/>
+              <w:bottom w:type="dxa" w:w="60"/>
+              <w:right w:type="dxa" w:w="110"/>
+            </w:tcMar>
+          </w:tcPr>
+          <w:p>
+            <w:pPr>
+              <w:spacing w:after="0" w:line="248"/>
+            </w:pPr>
+            <w:r>
+              <w:rPr>
+                <w:rFonts w:ascii="Consolas" w:cs="Consolas" w:eastAsia="Consolas" w:hAnsi="Consolas"/>
+                <w:sz w:val="16"/>
+                <w:szCs w:val="16"/>
+              </w:rPr>
+              <w:t xml:space="preserve">14-maestro-core-schema.png</w:t>
+            </w:r>
+          </w:p>
+        </w:tc>
+        <w:tc>
+          <w:tcPr>
+            <w:tcW w:type="dxa" w:w="6100"/>
+            <w:tcBorders>
+              <w:top w:val="single" w:color="BBBBBB" w:sz="1"/>
+              <w:left w:val="single" w:color="BBBBBB" w:sz="1"/>
+              <w:bottom w:val="single" w:color="BBBBBB" w:sz="1"/>
+              <w:right w:val="single" w:color="BBBBBB" w:sz="1"/>
+            </w:tcBorders>
+            <w:shd w:fill="FFFFFF" w:val="clear"/>
+            <w:tcMar>
+              <w:top w:type="dxa" w:w="60"/>
+              <w:left w:type="dxa" w:w="110"/>
+              <w:bottom w:type="dxa" w:w="60"/>
+              <w:right w:type="dxa" w:w="110"/>
+            </w:tcMar>
+          </w:tcPr>
+          <w:p>
+            <w:pPr>
+              <w:spacing w:after="0" w:line="248"/>
+            </w:pPr>
+            <w:r>
+              <w:rPr>
+                <w:sz w:val="18"/>
+                <w:szCs w:val="18"/>
+              </w:rPr>
+              <w:t xml:space="preserve">The universal MAESTRO / HHM-Core schema the example instantiates (frozen core marked; extension modules and «EXT» external bridges distinguished).</w:t>
+            </w:r>
+          </w:p>
+        </w:tc>
+      </w:tr>
+    </w:tbl>
+    <w:p>
+      <w:pPr>
+        <w:spacing w:after="60" w:before="120"/>
+        <w:jc w:val="center"/>
+      </w:pPr>
+      <w:r>
+        <w:drawing>
+          <wp:inline distT="0" distB="0" distL="0" distR="0">
+            <wp:extent cx="5143500" cy="4343400"/>
+            <wp:effectExtent t="0" r="0" b="0" l="0"/>
+            <wp:docPr id="1" name="15-distribution-newsystem4-schema.png" descr="Figure 8 — newsystem4 full instance graph, clustered by layer. Individuals typed by a frozen core: class carry a gold double border." title="Figure 8 — newsystem4 full instance graph, clustered by layer. Individuals typed by a frozen core: class carry a gold double border."/>
+            <wp:cNvGraphicFramePr>
+              <a:graphicFrameLocks xmlns:a="http://schemas.openxmlformats.org/drawingml/2006/main" noChangeAspect="1"/>
+            </wp:cNvGraphicFramePr>
+            <a:graphic xmlns:a="http://schemas.openxmlformats.org/drawingml/2006/main">
+              <a:graphicData uri="http://schemas.openxmlformats.org/drawingml/2006/picture">
+                <pic:pic xmlns:pic="http://schemas.openxmlformats.org/drawingml/2006/picture">
+                  <pic:nvPicPr>
+                    <pic:cNvPr id="0" name="" descr=""/>
+                    <pic:cNvPicPr>
+                      <a:picLocks noChangeAspect="1" noChangeArrowheads="1"/>
+                    </pic:cNvPicPr>
+                  </pic:nvPicPr>
+                  <pic:blipFill>
+                    <a:blip r:embed="rId13" cstate="none"/>
+                    <a:srcRect/>
+                    <a:stretch>
+                      <a:fillRect/>
+                    </a:stretch>
+                  </pic:blipFill>
+                  <pic:spPr bwMode="auto">
+                    <a:xfrm>
+                      <a:off x="0" y="0"/>
+                      <a:ext cx="5143500" cy="4343400"/>
+                    </a:xfrm>
+                    <a:prstGeom prst="rect">
+                      <a:avLst/>
+                    </a:prstGeom>
+                  </pic:spPr>
+                </pic:pic>
+              </a:graphicData>
+            </a:graphic>
+          </wp:inline>
+        </w:drawing>
+      </w:r>
+    </w:p>
+    <w:p>
+      <w:pPr>
+        <w:spacing w:after="200"/>
+        <w:jc w:val="center"/>
+      </w:pPr>
+      <w:r>
+        <w:rPr>
+          <w:i/>
+          <w:iCs/>
+          <w:color w:val="595959"/>
+          <w:sz w:val="18"/>
+          <w:szCs w:val="18"/>
+        </w:rPr>
+        <w:t xml:space="preserve">Figure 8 — newsystem4 full instance graph, clustered by layer. Individuals typed by a frozen core: class carry a gold double border.</w:t>
+      </w:r>
+    </w:p>
+    <w:p>
+      <w:pPr>
+        <w:spacing w:after="60" w:before="120"/>
+        <w:jc w:val="center"/>
+      </w:pPr>
+      <w:r>
+        <w:drawing>
+          <wp:inline distT="0" distB="0" distL="0" distR="0">
+            <wp:extent cx="5143500" cy="3943350"/>
+            <wp:effectExtent t="0" r="0" b="0" l="0"/>
+            <wp:docPr id="1" name="14-maestro-core-schema.png" descr="Figure 9 — The universal MAESTRO / HHM-Core schema that the example instantiates. Frozen core is marked; extension modules and external bridges are distinguished." title="Figure 9 — The universal MAESTRO / HHM-Core schema that the example instantiates. Frozen core is marked; extension modules and external bridges are distinguished."/>
+            <wp:cNvGraphicFramePr>
+              <a:graphicFrameLocks xmlns:a="http://schemas.openxmlformats.org/drawingml/2006/main" noChangeAspect="1"/>
+            </wp:cNvGraphicFramePr>
+            <a:graphic xmlns:a="http://schemas.openxmlformats.org/drawingml/2006/main">
+              <a:graphicData uri="http://schemas.openxmlformats.org/drawingml/2006/picture">
+                <pic:pic xmlns:pic="http://schemas.openxmlformats.org/drawingml/2006/picture">
+                  <pic:nvPicPr>
+                    <pic:cNvPr id="0" name="" descr=""/>
+                    <pic:cNvPicPr>
+                      <a:picLocks noChangeAspect="1" noChangeArrowheads="1"/>
+                    </pic:cNvPicPr>
+                  </pic:nvPicPr>
+                  <pic:blipFill>
+                    <a:blip r:embed="rId14" cstate="none"/>
+                    <a:srcRect/>
+                    <a:stretch>
+                      <a:fillRect/>
+                    </a:stretch>
+                  </pic:blipFill>
+                  <pic:spPr bwMode="auto">
+                    <a:xfrm>
+                      <a:off x="0" y="0"/>
+                      <a:ext cx="5143500" cy="3943350"/>
+                    </a:xfrm>
+                    <a:prstGeom prst="rect">
+                      <a:avLst/>
+                    </a:prstGeom>
+                  </pic:spPr>
+                </pic:pic>
+              </a:graphicData>
+            </a:graphic>
+          </wp:inline>
+        </w:drawing>
+      </w:r>
+    </w:p>
+    <w:p>
+      <w:pPr>
+        <w:spacing w:after="200"/>
+        <w:jc w:val="center"/>
+      </w:pPr>
+      <w:r>
+        <w:rPr>
+          <w:i/>
+          <w:iCs/>
+          <w:color w:val="595959"/>
+          <w:sz w:val="18"/>
+          <w:szCs w:val="18"/>
+        </w:rPr>
+        <w:t xml:space="preserve">Figure 9 — The universal MAESTRO / HHM-Core schema that the example instantiates. Frozen core is marked; extension modules and external bridges are distinguished.</w:t>
+      </w:r>
+    </w:p>
+    <w:p>
+      <w:pPr>
+        <w:spacing w:after="140" w:line="276"/>
+      </w:pPr>
+      <w:r>
+        <w:t xml:space="preserve">See also </w:t>
+      </w:r>
+      <w:r>
+        <w:rPr>
+          <w:rFonts w:ascii="Consolas" w:cs="Consolas" w:eastAsia="Consolas" w:hAnsi="Consolas"/>
+          <w:sz w:val="18"/>
+          <w:szCs w:val="18"/>
+        </w:rPr>
+        <w:t xml:space="preserve">docs/18-design-principles.md</w:t>
+      </w:r>
+      <w:r>
+        <w:t xml:space="preserve"> (the frozen-core-vs-extension stability contract) and </w:t>
+      </w:r>
+      <w:r>
+        <w:rPr>
+          <w:rFonts w:ascii="Consolas" w:cs="Consolas" w:eastAsia="Consolas" w:hAnsi="Consolas"/>
+          <w:sz w:val="18"/>
+          <w:szCs w:val="18"/>
+        </w:rPr>
+        <w:t xml:space="preserve">docs/05-core-ontology.md</w:t>
+      </w:r>
+      <w:r>
+        <w:t xml:space="preserve"> (the core class taxonomy and relationship spine).</w:t>
+      </w:r>
+    </w:p>
+    <w:p>
+      <w:pPr>
+        <w:pStyle w:val="Heading2"/>
+      </w:pPr>
+      <w:r>
+        <w:t xml:space="preserve">9.6 Reproducibility</w:t>
+      </w:r>
+    </w:p>
+    <w:p>
+      <w:pPr>
+        <w:spacing w:after="140" w:line="276"/>
+      </w:pPr>
+      <w:r>
+        <w:t xml:space="preserve">Prove every example class rolls up to a core class:</w:t>
+      </w:r>
+    </w:p>
+    <w:p>
+      <w:pPr>
+        <w:pBdr>
+          <w:left w:val="single" w:color="C55A11" w:sz="18" w:space="6"/>
+        </w:pBdr>
+        <w:shd w:fill="F4F4F4" w:val="clear"/>
+        <w:spacing w:after="0" w:line="240"/>
+        <w:ind w:left="120"/>
+      </w:pPr>
+      <w:r>
+        <w:rPr>
+          <w:rFonts w:ascii="Consolas" w:cs="Consolas" w:eastAsia="Consolas" w:hAnsi="Consolas"/>
+          <w:color w:val="1A1A1A"/>
+          <w:sz w:val="17"/>
+          <w:szCs w:val="17"/>
+        </w:rPr>
+        <w:t xml:space="preserve">from pathlib import Path</w:t>
+      </w:r>
+    </w:p>
+    <w:p>
+      <w:pPr>
+        <w:pBdr>
+          <w:left w:val="single" w:color="C55A11" w:sz="18" w:space="6"/>
+        </w:pBdr>
+        <w:shd w:fill="F4F4F4" w:val="clear"/>
+        <w:spacing w:after="0" w:line="240"/>
+        <w:ind w:left="120"/>
+      </w:pPr>
+      <w:r>
+        <w:rPr>
+          <w:rFonts w:ascii="Consolas" w:cs="Consolas" w:eastAsia="Consolas" w:hAnsi="Consolas"/>
+          <w:color w:val="1A1A1A"/>
+          <w:sz w:val="17"/>
+          <w:szCs w:val="17"/>
+        </w:rPr>
+        <w:t xml:space="preserve">import rdflib</w:t>
+      </w:r>
+    </w:p>
+    <w:p>
+      <w:pPr>
+        <w:pBdr>
+          <w:left w:val="single" w:color="C55A11" w:sz="18" w:space="6"/>
+        </w:pBdr>
+        <w:shd w:fill="F4F4F4" w:val="clear"/>
+        <w:spacing w:after="0" w:line="240"/>
+        <w:ind w:left="120"/>
+      </w:pPr>
+      <w:r>
+        <w:rPr>
+          <w:rFonts w:ascii="Consolas" w:cs="Consolas" w:eastAsia="Consolas" w:hAnsi="Consolas"/>
+          <w:color w:val="1A1A1A"/>
+          <w:sz w:val="17"/>
+          <w:szCs w:val="17"/>
+        </w:rPr>
+        <w:t xml:space="preserve">from rdflib.namespace import RDF, RDFS, OWL</w:t>
+      </w:r>
+    </w:p>
+    <w:p>
+      <w:pPr>
+        <w:pBdr>
+          <w:left w:val="single" w:color="C55A11" w:sz="18" w:space="6"/>
+        </w:pBdr>
+        <w:shd w:fill="F4F4F4" w:val="clear"/>
+        <w:spacing w:after="0" w:line="240"/>
+        <w:ind w:left="120"/>
+      </w:pPr>
+      <w:r>
+        <w:rPr>
+          <w:rFonts w:ascii="Consolas" w:cs="Consolas" w:eastAsia="Consolas" w:hAnsi="Consolas"/>
+          <w:color w:val="1A1A1A"/>
+          <w:sz w:val="17"/>
+          <w:szCs w:val="17"/>
+        </w:rPr>
+        <w:t xml:space="preserve"> </w:t>
+      </w:r>
+    </w:p>
+    <w:p>
+      <w:pPr>
+        <w:pBdr>
+          <w:left w:val="single" w:color="C55A11" w:sz="18" w:space="6"/>
+        </w:pBdr>
+        <w:shd w:fill="F4F4F4" w:val="clear"/>
+        <w:spacing w:after="0" w:line="240"/>
+        <w:ind w:left="120"/>
+      </w:pPr>
+      <w:r>
+        <w:rPr>
+          <w:rFonts w:ascii="Consolas" w:cs="Consolas" w:eastAsia="Consolas" w:hAnsi="Consolas"/>
+          <w:color w:val="1A1A1A"/>
+          <w:sz w:val="17"/>
+          <w:szCs w:val="17"/>
+        </w:rPr>
+        <w:t xml:space="preserve">g = rdflib.Graph()</w:t>
+      </w:r>
+    </w:p>
+    <w:p>
+      <w:pPr>
+        <w:pBdr>
+          <w:left w:val="single" w:color="C55A11" w:sz="18" w:space="6"/>
+        </w:pBdr>
+        <w:shd w:fill="F4F4F4" w:val="clear"/>
+        <w:spacing w:after="0" w:line="240"/>
+        <w:ind w:left="120"/>
+      </w:pPr>
+      <w:r>
+        <w:rPr>
+          <w:rFonts w:ascii="Consolas" w:cs="Consolas" w:eastAsia="Consolas" w:hAnsi="Consolas"/>
+          <w:color w:val="1A1A1A"/>
+          <w:sz w:val="17"/>
+          <w:szCs w:val="17"/>
+        </w:rPr>
+        <w:t xml:space="preserve">for p in Path('ontologies').glob('**/*.ttl'):</w:t>
+      </w:r>
+    </w:p>
+    <w:p>
+      <w:pPr>
+        <w:pBdr>
+          <w:left w:val="single" w:color="C55A11" w:sz="18" w:space="6"/>
+        </w:pBdr>
+        <w:shd w:fill="F4F4F4" w:val="clear"/>
+        <w:spacing w:after="0" w:line="240"/>
+        <w:ind w:left="120"/>
+      </w:pPr>
+      <w:r>
+        <w:rPr>
+          <w:rFonts w:ascii="Consolas" w:cs="Consolas" w:eastAsia="Consolas" w:hAnsi="Consolas"/>
+          <w:color w:val="1A1A1A"/>
+          <w:sz w:val="17"/>
+          <w:szCs w:val="17"/>
+        </w:rPr>
+        <w:t xml:space="preserve">    g.parse(p, format='turtle')</w:t>
+      </w:r>
+    </w:p>
+    <w:p>
+      <w:pPr>
+        <w:pBdr>
+          <w:left w:val="single" w:color="C55A11" w:sz="18" w:space="6"/>
+        </w:pBdr>
+        <w:shd w:fill="F4F4F4" w:val="clear"/>
+        <w:spacing w:after="0" w:line="240"/>
+        <w:ind w:left="120"/>
+      </w:pPr>
+      <w:r>
+        <w:rPr>
+          <w:rFonts w:ascii="Consolas" w:cs="Consolas" w:eastAsia="Consolas" w:hAnsi="Consolas"/>
+          <w:color w:val="1A1A1A"/>
+          <w:sz w:val="17"/>
+          <w:szCs w:val="17"/>
+        </w:rPr>
+        <w:t xml:space="preserve">for f in ['plant.ttl', 'product.ttl', 'runtime.ttl']:</w:t>
+      </w:r>
+    </w:p>
+    <w:p>
+      <w:pPr>
+        <w:pBdr>
+          <w:left w:val="single" w:color="C55A11" w:sz="18" w:space="6"/>
+        </w:pBdr>
+        <w:shd w:fill="F4F4F4" w:val="clear"/>
+        <w:spacing w:after="0" w:line="240"/>
+        <w:ind w:left="120"/>
+      </w:pPr>
+      <w:r>
+        <w:rPr>
+          <w:rFonts w:ascii="Consolas" w:cs="Consolas" w:eastAsia="Consolas" w:hAnsi="Consolas"/>
+          <w:color w:val="1A1A1A"/>
+          <w:sz w:val="17"/>
+          <w:szCs w:val="17"/>
+        </w:rPr>
+        <w:t xml:space="preserve">    g.parse(f'examples/distribution-station-newsystem4/{f}', format='turtle')</w:t>
+      </w:r>
+    </w:p>
+    <w:p>
+      <w:pPr>
+        <w:pBdr>
+          <w:left w:val="single" w:color="C55A11" w:sz="18" w:space="6"/>
+        </w:pBdr>
+        <w:shd w:fill="F4F4F4" w:val="clear"/>
+        <w:spacing w:after="0" w:line="240"/>
+        <w:ind w:left="120"/>
+      </w:pPr>
+      <w:r>
+        <w:rPr>
+          <w:rFonts w:ascii="Consolas" w:cs="Consolas" w:eastAsia="Consolas" w:hAnsi="Consolas"/>
+          <w:color w:val="1A1A1A"/>
+          <w:sz w:val="17"/>
+          <w:szCs w:val="17"/>
+        </w:rPr>
+        <w:t xml:space="preserve"> </w:t>
+      </w:r>
+    </w:p>
+    <w:p>
+      <w:pPr>
+        <w:pBdr>
+          <w:left w:val="single" w:color="C55A11" w:sz="18" w:space="6"/>
+        </w:pBdr>
+        <w:shd w:fill="F4F4F4" w:val="clear"/>
+        <w:spacing w:after="0" w:line="240"/>
+        <w:ind w:left="120"/>
+      </w:pPr>
+      <w:r>
+        <w:rPr>
+          <w:rFonts w:ascii="Consolas" w:cs="Consolas" w:eastAsia="Consolas" w:hAnsi="Consolas"/>
+          <w:color w:val="1A1A1A"/>
+          <w:sz w:val="17"/>
+          <w:szCs w:val="17"/>
+        </w:rPr>
+        <w:t xml:space="preserve">CORE = 'https://w3id.org/maestro/core#'</w:t>
+      </w:r>
+    </w:p>
+    <w:p>
+      <w:pPr>
+        <w:pBdr>
+          <w:left w:val="single" w:color="C55A11" w:sz="18" w:space="6"/>
+        </w:pBdr>
+        <w:shd w:fill="F4F4F4" w:val="clear"/>
+        <w:spacing w:after="0" w:line="240"/>
+        <w:ind w:left="120"/>
+      </w:pPr>
+      <w:r>
+        <w:rPr>
+          <w:rFonts w:ascii="Consolas" w:cs="Consolas" w:eastAsia="Consolas" w:hAnsi="Consolas"/>
+          <w:color w:val="1A1A1A"/>
+          <w:sz w:val="17"/>
+          <w:szCs w:val="17"/>
+        </w:rPr>
+        <w:t xml:space="preserve">def core_ancestor(cls):</w:t>
+      </w:r>
+    </w:p>
+    <w:p>
+      <w:pPr>
+        <w:pBdr>
+          <w:left w:val="single" w:color="C55A11" w:sz="18" w:space="6"/>
+        </w:pBdr>
+        <w:shd w:fill="F4F4F4" w:val="clear"/>
+        <w:spacing w:after="0" w:line="240"/>
+        <w:ind w:left="120"/>
+      </w:pPr>
+      <w:r>
+        <w:rPr>
+          <w:rFonts w:ascii="Consolas" w:cs="Consolas" w:eastAsia="Consolas" w:hAnsi="Consolas"/>
+          <w:color w:val="1A1A1A"/>
+          <w:sz w:val="17"/>
+          <w:szCs w:val="17"/>
+        </w:rPr>
+        <w:t xml:space="preserve">    seen, stack = set(), [cls]</w:t>
+      </w:r>
+    </w:p>
+    <w:p>
+      <w:pPr>
+        <w:pBdr>
+          <w:left w:val="single" w:color="C55A11" w:sz="18" w:space="6"/>
+        </w:pBdr>
+        <w:shd w:fill="F4F4F4" w:val="clear"/>
+        <w:spacing w:after="0" w:line="240"/>
+        <w:ind w:left="120"/>
+      </w:pPr>
+      <w:r>
+        <w:rPr>
+          <w:rFonts w:ascii="Consolas" w:cs="Consolas" w:eastAsia="Consolas" w:hAnsi="Consolas"/>
+          <w:color w:val="1A1A1A"/>
+          <w:sz w:val="17"/>
+          <w:szCs w:val="17"/>
+        </w:rPr>
+        <w:t xml:space="preserve">    while stack:</w:t>
+      </w:r>
+    </w:p>
+    <w:p>
+      <w:pPr>
+        <w:pBdr>
+          <w:left w:val="single" w:color="C55A11" w:sz="18" w:space="6"/>
+        </w:pBdr>
+        <w:shd w:fill="F4F4F4" w:val="clear"/>
+        <w:spacing w:after="0" w:line="240"/>
+        <w:ind w:left="120"/>
+      </w:pPr>
+      <w:r>
+        <w:rPr>
+          <w:rFonts w:ascii="Consolas" w:cs="Consolas" w:eastAsia="Consolas" w:hAnsi="Consolas"/>
+          <w:color w:val="1A1A1A"/>
+          <w:sz w:val="17"/>
+          <w:szCs w:val="17"/>
+        </w:rPr>
+        <w:t xml:space="preserve">        c = stack.pop()</w:t>
+      </w:r>
+    </w:p>
+    <w:p>
+      <w:pPr>
+        <w:pBdr>
+          <w:left w:val="single" w:color="C55A11" w:sz="18" w:space="6"/>
+        </w:pBdr>
+        <w:shd w:fill="F4F4F4" w:val="clear"/>
+        <w:spacing w:after="0" w:line="240"/>
+        <w:ind w:left="120"/>
+      </w:pPr>
+      <w:r>
+        <w:rPr>
+          <w:rFonts w:ascii="Consolas" w:cs="Consolas" w:eastAsia="Consolas" w:hAnsi="Consolas"/>
+          <w:color w:val="1A1A1A"/>
+          <w:sz w:val="17"/>
+          <w:szCs w:val="17"/>
+        </w:rPr>
+        <w:t xml:space="preserve">        if str(c).startswith(CORE): return c</w:t>
+      </w:r>
+    </w:p>
+    <w:p>
+      <w:pPr>
+        <w:pBdr>
+          <w:left w:val="single" w:color="C55A11" w:sz="18" w:space="6"/>
+        </w:pBdr>
+        <w:shd w:fill="F4F4F4" w:val="clear"/>
+        <w:spacing w:after="0" w:line="240"/>
+        <w:ind w:left="120"/>
+      </w:pPr>
+      <w:r>
+        <w:rPr>
+          <w:rFonts w:ascii="Consolas" w:cs="Consolas" w:eastAsia="Consolas" w:hAnsi="Consolas"/>
+          <w:color w:val="1A1A1A"/>
+          <w:sz w:val="17"/>
+          <w:szCs w:val="17"/>
+        </w:rPr>
+        <w:t xml:space="preserve">        for sup in g.objects(c, RDFS.subClassOf):</w:t>
+      </w:r>
+    </w:p>
+    <w:p>
+      <w:pPr>
+        <w:pBdr>
+          <w:left w:val="single" w:color="C55A11" w:sz="18" w:space="6"/>
+        </w:pBdr>
+        <w:shd w:fill="F4F4F4" w:val="clear"/>
+        <w:spacing w:after="0" w:line="240"/>
+        <w:ind w:left="120"/>
+      </w:pPr>
+      <w:r>
+        <w:rPr>
+          <w:rFonts w:ascii="Consolas" w:cs="Consolas" w:eastAsia="Consolas" w:hAnsi="Consolas"/>
+          <w:color w:val="1A1A1A"/>
+          <w:sz w:val="17"/>
+          <w:szCs w:val="17"/>
+        </w:rPr>
+        <w:t xml:space="preserve">            if sup not in seen: seen.add(sup); stack.append(sup)</w:t>
+      </w:r>
+    </w:p>
+    <w:p>
+      <w:pPr>
+        <w:pBdr>
+          <w:left w:val="single" w:color="C55A11" w:sz="18" w:space="6"/>
+        </w:pBdr>
+        <w:shd w:fill="F4F4F4" w:val="clear"/>
+        <w:spacing w:after="0" w:line="240"/>
+        <w:ind w:left="120"/>
+      </w:pPr>
+      <w:r>
+        <w:rPr>
+          <w:rFonts w:ascii="Consolas" w:cs="Consolas" w:eastAsia="Consolas" w:hAnsi="Consolas"/>
+          <w:color w:val="1A1A1A"/>
+          <w:sz w:val="17"/>
+          <w:szCs w:val="17"/>
+        </w:rPr>
+        <w:t xml:space="preserve">    return None</w:t>
+      </w:r>
+    </w:p>
+    <w:p>
+      <w:pPr>
+        <w:pBdr>
+          <w:left w:val="single" w:color="C55A11" w:sz="18" w:space="6"/>
+        </w:pBdr>
+        <w:shd w:fill="F4F4F4" w:val="clear"/>
+        <w:spacing w:after="0" w:line="240"/>
+        <w:ind w:left="120"/>
+      </w:pPr>
+      <w:r>
+        <w:rPr>
+          <w:rFonts w:ascii="Consolas" w:cs="Consolas" w:eastAsia="Consolas" w:hAnsi="Consolas"/>
+          <w:color w:val="1A1A1A"/>
+          <w:sz w:val="17"/>
+          <w:szCs w:val="17"/>
+        </w:rPr>
+        <w:t xml:space="preserve"> </w:t>
+      </w:r>
+    </w:p>
+    <w:p>
+      <w:pPr>
+        <w:pBdr>
+          <w:left w:val="single" w:color="C55A11" w:sz="18" w:space="6"/>
+        </w:pBdr>
+        <w:shd w:fill="F4F4F4" w:val="clear"/>
+        <w:spacing w:after="0" w:line="240"/>
+        <w:ind w:left="120"/>
+      </w:pPr>
+      <w:r>
+        <w:rPr>
+          <w:rFonts w:ascii="Consolas" w:cs="Consolas" w:eastAsia="Consolas" w:hAnsi="Consolas"/>
+          <w:color w:val="1A1A1A"/>
+          <w:sz w:val="17"/>
+          <w:szCs w:val="17"/>
+        </w:rPr>
+        <w:t xml:space="preserve">EX = 'https://w3id.org/maestro/examples/distribution-station-newsystem4#'</w:t>
+      </w:r>
+    </w:p>
+    <w:p>
+      <w:pPr>
+        <w:pBdr>
+          <w:left w:val="single" w:color="C55A11" w:sz="18" w:space="6"/>
+        </w:pBdr>
+        <w:shd w:fill="F4F4F4" w:val="clear"/>
+        <w:spacing w:after="0" w:line="240"/>
+        <w:ind w:left="120"/>
+      </w:pPr>
+      <w:r>
+        <w:rPr>
+          <w:rFonts w:ascii="Consolas" w:cs="Consolas" w:eastAsia="Consolas" w:hAnsi="Consolas"/>
+          <w:color w:val="1A1A1A"/>
+          <w:sz w:val="17"/>
+          <w:szCs w:val="17"/>
+        </w:rPr>
+        <w:t xml:space="preserve">for cls in {t for s, p, t in g.triples((None, RDF.type, None))</w:t>
+      </w:r>
+    </w:p>
+    <w:p>
+      <w:pPr>
+        <w:pBdr>
+          <w:left w:val="single" w:color="C55A11" w:sz="18" w:space="6"/>
+        </w:pBdr>
+        <w:shd w:fill="F4F4F4" w:val="clear"/>
+        <w:spacing w:after="0" w:line="240"/>
+        <w:ind w:left="120"/>
+      </w:pPr>
+      <w:r>
+        <w:rPr>
+          <w:rFonts w:ascii="Consolas" w:cs="Consolas" w:eastAsia="Consolas" w:hAnsi="Consolas"/>
+          <w:color w:val="1A1A1A"/>
+          <w:sz w:val="17"/>
+          <w:szCs w:val="17"/>
+        </w:rPr>
+        <w:t xml:space="preserve">            if str(s).startswith(EX) and t not in (OWL.Class, OWL.NamedIndividual)}:</w:t>
+      </w:r>
+    </w:p>
+    <w:p>
+      <w:pPr>
+        <w:pBdr>
+          <w:left w:val="single" w:color="C55A11" w:sz="18" w:space="6"/>
+        </w:pBdr>
+        <w:shd w:fill="F4F4F4" w:val="clear"/>
+        <w:spacing w:after="0" w:line="240"/>
+        <w:ind w:left="120"/>
+      </w:pPr>
+      <w:r>
+        <w:rPr>
+          <w:rFonts w:ascii="Consolas" w:cs="Consolas" w:eastAsia="Consolas" w:hAnsi="Consolas"/>
+          <w:color w:val="1A1A1A"/>
+          <w:sz w:val="17"/>
+          <w:szCs w:val="17"/>
+        </w:rPr>
+        <w:t xml:space="preserve">    print(cls, '-&gt;', core_ancestor(cls))   # every line ends in a core: class</w:t>
+      </w:r>
+    </w:p>
+    <w:p>
+      <w:pPr>
+        <w:spacing w:after="140" w:line="276"/>
+      </w:pPr>
+      <w:r>
+        <w:t xml:space="preserve">Run the universal rules and see the testbed conclusions:</w:t>
+      </w:r>
+    </w:p>
+    <w:p>
+      <w:pPr>
+        <w:pBdr>
+          <w:left w:val="single" w:color="C55A11" w:sz="18" w:space="6"/>
+        </w:pBdr>
+        <w:shd w:fill="F4F4F4" w:val="clear"/>
+        <w:spacing w:after="0" w:line="240"/>
+        <w:ind w:left="120"/>
+      </w:pPr>
+      <w:r>
+        <w:rPr>
+          <w:rFonts w:ascii="Consolas" w:cs="Consolas" w:eastAsia="Consolas" w:hAnsi="Consolas"/>
+          <w:color w:val="1A1A1A"/>
+          <w:sz w:val="17"/>
+          <w:szCs w:val="17"/>
+        </w:rPr>
+        <w:t xml:space="preserve">for rule in ['rules/capability-inference.rq', 'rules/manufacturing-ability.rq']:</w:t>
+      </w:r>
+    </w:p>
+    <w:p>
+      <w:pPr>
+        <w:pBdr>
+          <w:left w:val="single" w:color="C55A11" w:sz="18" w:space="6"/>
+        </w:pBdr>
+        <w:shd w:fill="F4F4F4" w:val="clear"/>
+        <w:spacing w:after="0" w:line="240"/>
+        <w:ind w:left="120"/>
+      </w:pPr>
+      <w:r>
+        <w:rPr>
+          <w:rFonts w:ascii="Consolas" w:cs="Consolas" w:eastAsia="Consolas" w:hAnsi="Consolas"/>
+          <w:color w:val="1A1A1A"/>
+          <w:sz w:val="17"/>
+          <w:szCs w:val="17"/>
+        </w:rPr>
+        <w:t xml:space="preserve">    for triple in g.query(Path(rule).read_text(encoding='utf-8')):</w:t>
+      </w:r>
+    </w:p>
+    <w:p>
+      <w:pPr>
+        <w:pBdr>
+          <w:left w:val="single" w:color="C55A11" w:sz="18" w:space="6"/>
+        </w:pBdr>
+        <w:shd w:fill="F4F4F4" w:val="clear"/>
+        <w:spacing w:after="0" w:line="240"/>
+        <w:ind w:left="120"/>
+      </w:pPr>
+      <w:r>
+        <w:rPr>
+          <w:rFonts w:ascii="Consolas" w:cs="Consolas" w:eastAsia="Consolas" w:hAnsi="Consolas"/>
+          <w:color w:val="1A1A1A"/>
+          <w:sz w:val="17"/>
+          <w:szCs w:val="17"/>
+        </w:rPr>
+        <w:t xml:space="preserve">        g.add(triple)</w:t>
+      </w:r>
+    </w:p>
+    <w:p>
+      <w:pPr>
+        <w:pBdr>
+          <w:left w:val="single" w:color="C55A11" w:sz="18" w:space="6"/>
+        </w:pBdr>
+        <w:shd w:fill="F4F4F4" w:val="clear"/>
+        <w:spacing w:after="0" w:line="240"/>
+        <w:ind w:left="120"/>
+      </w:pPr>
+      <w:r>
+        <w:rPr>
+          <w:rFonts w:ascii="Consolas" w:cs="Consolas" w:eastAsia="Consolas" w:hAnsi="Consolas"/>
+          <w:color w:val="1A1A1A"/>
+          <w:sz w:val="17"/>
+          <w:szCs w:val="17"/>
+        </w:rPr>
+        <w:t xml:space="preserve"> </w:t>
+      </w:r>
+    </w:p>
+    <w:p>
+      <w:pPr>
+        <w:pBdr>
+          <w:left w:val="single" w:color="C55A11" w:sz="18" w:space="6"/>
+        </w:pBdr>
+        <w:shd w:fill="F4F4F4" w:val="clear"/>
+        <w:spacing w:after="0" w:line="240"/>
+        <w:ind w:left="120"/>
+      </w:pPr>
+      <w:r>
+        <w:rPr>
+          <w:rFonts w:ascii="Consolas" w:cs="Consolas" w:eastAsia="Consolas" w:hAnsi="Consolas"/>
+          <w:color w:val="1A1A1A"/>
+          <w:sz w:val="17"/>
+          <w:szCs w:val="17"/>
+        </w:rPr>
+        <w:t xml:space="preserve">CORE_NS = rdflib.Namespace(CORE)</w:t>
+      </w:r>
+    </w:p>
+    <w:p>
+      <w:pPr>
+        <w:pBdr>
+          <w:left w:val="single" w:color="C55A11" w:sz="18" w:space="6"/>
+        </w:pBdr>
+        <w:shd w:fill="F4F4F4" w:val="clear"/>
+        <w:spacing w:after="0" w:line="240"/>
+        <w:ind w:left="120"/>
+      </w:pPr>
+      <w:r>
+        <w:rPr>
+          <w:rFonts w:ascii="Consolas" w:cs="Consolas" w:eastAsia="Consolas" w:hAnsi="Consolas"/>
+          <w:color w:val="1A1A1A"/>
+          <w:sz w:val="17"/>
+          <w:szCs w:val="17"/>
+        </w:rPr>
+        <w:t xml:space="preserve">EX_NS   = rdflib.Namespace(EX)</w:t>
+      </w:r>
+    </w:p>
+    <w:p>
+      <w:pPr>
+        <w:pBdr>
+          <w:left w:val="single" w:color="C55A11" w:sz="18" w:space="6"/>
+        </w:pBdr>
+        <w:shd w:fill="F4F4F4" w:val="clear"/>
+        <w:spacing w:after="0" w:line="240"/>
+        <w:ind w:left="120"/>
+      </w:pPr>
+      <w:r>
+        <w:rPr>
+          <w:rFonts w:ascii="Consolas" w:cs="Consolas" w:eastAsia="Consolas" w:hAnsi="Consolas"/>
+          <w:color w:val="1A1A1A"/>
+          <w:sz w:val="17"/>
+          <w:szCs w:val="17"/>
+        </w:rPr>
+        <w:t xml:space="preserve">print(list(g.triples((None, CORE_NS.canPerform, None))))</w:t>
+      </w:r>
+    </w:p>
+    <w:p>
+      <w:pPr>
+        <w:pBdr>
+          <w:left w:val="single" w:color="C55A11" w:sz="18" w:space="6"/>
+        </w:pBdr>
+        <w:shd w:fill="F4F4F4" w:val="clear"/>
+        <w:spacing w:after="0" w:line="240"/>
+        <w:ind w:left="120"/>
+      </w:pPr>
+      <w:r>
+        <w:rPr>
+          <w:rFonts w:ascii="Consolas" w:cs="Consolas" w:eastAsia="Consolas" w:hAnsi="Consolas"/>
+          <w:color w:val="1A1A1A"/>
+          <w:sz w:val="17"/>
+          <w:szCs w:val="17"/>
+        </w:rPr>
+        <w:t xml:space="preserve">print(list(g.triples((EX_NS.DistributingStation1, CORE_NS.canManufacture, None))))</w:t>
+      </w:r>
+    </w:p>
+    <w:p>
+      <w:pPr>
+        <w:spacing w:after="140" w:line="276"/>
+      </w:pPr>
+      <w:r>
+        <w:t xml:space="preserve">Repository validation (</w:t>
+      </w:r>
+      <w:r>
+        <w:rPr>
+          <w:rFonts w:ascii="Consolas" w:cs="Consolas" w:eastAsia="Consolas" w:hAnsi="Consolas"/>
+          <w:sz w:val="18"/>
+          <w:szCs w:val="18"/>
+        </w:rPr>
+        <w:t xml:space="preserve">python tests/validate_repo.py</w:t>
+      </w:r>
+      <w:r>
+        <w:t xml:space="preserve">) parses the example, enforces the SHACL shapes and re-derives these inferences as part of the regular test suite — so the alignment described here is continuously checked, not a one-off claim.</w:t>
+      </w:r>
+    </w:p>
+    <w:p>
+      <w:r>
+        <w:br w:type="page"/>
+      </w:r>
+    </w:p>
+    <w:p>
+      <w:pPr>
+        <w:pStyle w:val="Heading1"/>
+      </w:pPr>
+      <w:r>
+        <w:t xml:space="preserve">10. Example Package Manifest</w:t>
       </w:r>
     </w:p>
     <w:p>
